--- a/APLOS/POPResources/Templates/CommercialInvoice202034.docx
+++ b/APLOS/POPResources/Templates/CommercialInvoice202034.docx
@@ -1,6 +1,6 @@
 
 <file path=word/document.xml><?xml version="1.0" encoding="utf-8"?>
-<w:document xmlns:wpc="http://schemas.microsoft.com/office/word/2010/wordprocessingCanvas" xmlns:cx="http://schemas.microsoft.com/office/drawing/2014/chartex" xmlns:cx1="http://schemas.microsoft.com/office/drawing/2015/9/8/chartex" xmlns:cx2="http://schemas.microsoft.com/office/drawing/2015/10/21/chartex" xmlns:cx3="http://schemas.microsoft.com/office/drawing/2016/5/9/chartex" xmlns:cx4="http://schemas.microsoft.com/office/drawing/2016/5/10/chartex" xmlns:cx5="http://schemas.microsoft.com/office/drawing/2016/5/11/chartex" xmlns:cx6="http://schemas.microsoft.com/office/drawing/2016/5/12/chartex" xmlns:cx7="http://schemas.microsoft.com/office/drawing/2016/5/13/chartex" xmlns:cx8="http://schemas.microsoft.com/office/drawing/2016/5/14/chartex" xmlns:mc="http://schemas.openxmlformats.org/markup-compatibility/2006" xmlns:aink="http://schemas.microsoft.com/office/drawing/2016/ink" xmlns:am3d="http://schemas.microsoft.com/office/drawing/2017/model3d" xmlns:o="urn:schemas-microsoft-com:office:office" xmlns:r="http://schemas.openxmlformats.org/officeDocument/2006/relationships" xmlns:m="http://schemas.openxmlformats.org/officeDocument/2006/math" xmlns:v="urn:schemas-microsoft-com:vml" xmlns:wp14="http://schemas.microsoft.com/office/word/2010/wordprocessingDrawing" xmlns:wp="http://schemas.openxmlformats.org/drawingml/2006/wordprocessingDrawing" xmlns:w10="urn:schemas-microsoft-com:office:word" xmlns:w="http://schemas.openxmlformats.org/wordprocessingml/2006/main" xmlns:w14="http://schemas.microsoft.com/office/word/2010/wordml" xmlns:w15="http://schemas.microsoft.com/office/word/2012/wordml" xmlns:w16cex="http://schemas.microsoft.com/office/word/2018/wordml/cex" xmlns:w16cid="http://schemas.microsoft.com/office/word/2016/wordml/cid" xmlns:w16="http://schemas.microsoft.com/office/word/2018/wordml" xmlns:w16sdtdh="http://schemas.microsoft.com/office/word/2020/wordml/sdtdatahash" xmlns:w16se="http://schemas.microsoft.com/office/word/2015/wordml/symex" xmlns:wpg="http://schemas.microsoft.com/office/word/2010/wordprocessingGroup" xmlns:wpi="http://schemas.microsoft.com/office/word/2010/wordprocessingInk" xmlns:wne="http://schemas.microsoft.com/office/word/2006/wordml" xmlns:wps="http://schemas.microsoft.com/office/word/2010/wordprocessingShape" mc:Ignorable="w14 w15 w16se w16cid w16 w16cex w16sdtdh wp14">
+<w:document xmlns:wpc="http://schemas.microsoft.com/office/word/2010/wordprocessingCanvas" xmlns:cx="http://schemas.microsoft.com/office/drawing/2014/chartex" xmlns:cx1="http://schemas.microsoft.com/office/drawing/2015/9/8/chartex" xmlns:cx2="http://schemas.microsoft.com/office/drawing/2015/10/21/chartex" xmlns:cx3="http://schemas.microsoft.com/office/drawing/2016/5/9/chartex" xmlns:cx4="http://schemas.microsoft.com/office/drawing/2016/5/10/chartex" xmlns:cx5="http://schemas.microsoft.com/office/drawing/2016/5/11/chartex" xmlns:cx6="http://schemas.microsoft.com/office/drawing/2016/5/12/chartex" xmlns:cx7="http://schemas.microsoft.com/office/drawing/2016/5/13/chartex" xmlns:cx8="http://schemas.microsoft.com/office/drawing/2016/5/14/chartex" xmlns:mc="http://schemas.openxmlformats.org/markup-compatibility/2006" xmlns:aink="http://schemas.microsoft.com/office/drawing/2016/ink" xmlns:am3d="http://schemas.microsoft.com/office/drawing/2017/model3d" xmlns:o="urn:schemas-microsoft-com:office:office" xmlns:oel="http://schemas.microsoft.com/office/2019/extlst" xmlns:r="http://schemas.openxmlformats.org/officeDocument/2006/relationships" xmlns:m="http://schemas.openxmlformats.org/officeDocument/2006/math" xmlns:v="urn:schemas-microsoft-com:vml" xmlns:wp14="http://schemas.microsoft.com/office/word/2010/wordprocessingDrawing" xmlns:wp="http://schemas.openxmlformats.org/drawingml/2006/wordprocessingDrawing" xmlns:w10="urn:schemas-microsoft-com:office:word" xmlns:w="http://schemas.openxmlformats.org/wordprocessingml/2006/main" xmlns:w14="http://schemas.microsoft.com/office/word/2010/wordml" xmlns:w15="http://schemas.microsoft.com/office/word/2012/wordml" xmlns:w16cex="http://schemas.microsoft.com/office/word/2018/wordml/cex" xmlns:w16cid="http://schemas.microsoft.com/office/word/2016/wordml/cid" xmlns:w16="http://schemas.microsoft.com/office/word/2018/wordml" xmlns:w16sdtdh="http://schemas.microsoft.com/office/word/2020/wordml/sdtdatahash" xmlns:w16se="http://schemas.microsoft.com/office/word/2015/wordml/symex" xmlns:wpg="http://schemas.microsoft.com/office/word/2010/wordprocessingGroup" xmlns:wpi="http://schemas.microsoft.com/office/word/2010/wordprocessingInk" xmlns:wne="http://schemas.microsoft.com/office/word/2006/wordml" xmlns:wps="http://schemas.microsoft.com/office/word/2010/wordprocessingShape" mc:Ignorable="w14 w15 w16se w16cid w16 w16cex w16sdtdh wp14">
   <w:body>
     <w:tbl>
       <w:tblPr>
@@ -65,7 +65,6 @@
                 <w:sz w:val="20"/>
               </w:rPr>
             </w:pPr>
-            <w:proofErr w:type="gramStart"/>
             <w:r>
               <w:rPr>
                 <w:rFonts w:ascii="Arial Narrow" w:hAnsi="Arial Narrow" w:cs="Tahoma"/>
@@ -85,7 +84,6 @@
               </w:rPr>
               <w:t xml:space="preserve"> :</w:t>
             </w:r>
-            <w:proofErr w:type="gramEnd"/>
             <w:r>
               <w:rPr>
                 <w:rFonts w:ascii="Arial Narrow" w:hAnsi="Arial Narrow" w:cs="Tahoma"/>
@@ -278,7 +276,6 @@
                 <w:rFonts w:ascii="Arial Narrow" w:hAnsi="Arial Narrow" w:cs="Tahoma"/>
               </w:rPr>
             </w:pPr>
-            <w:proofErr w:type="gramStart"/>
             <w:r>
               <w:rPr>
                 <w:rFonts w:ascii="Arial Narrow" w:hAnsi="Arial Narrow" w:cs="Tahoma"/>
@@ -299,7 +296,6 @@
               </w:rPr>
               <w:t>:</w:t>
             </w:r>
-            <w:proofErr w:type="gramEnd"/>
             <w:r>
               <w:rPr>
                 <w:rFonts w:ascii="Arial Narrow" w:hAnsi="Arial Narrow" w:cstheme="majorHAnsi"/>
@@ -556,6 +552,14 @@
                 <w:sz w:val="18"/>
               </w:rPr>
               <w:t>:+9185588-5220</w:t>
+            </w:r>
+            <w:r>
+              <w:rPr>
+                <w:rFonts w:ascii="Arial Narrow" w:hAnsi="Arial Narrow" w:cs="Tahoma"/>
+                <w:b/>
+                <w:sz w:val="18"/>
+              </w:rPr>
+              <w:t>0</w:t>
             </w:r>
           </w:p>
         </w:tc>
@@ -2867,29 +2871,7 @@
                       <w:sz w:val="20"/>
                       <w:szCs w:val="19"/>
                     </w:rPr>
-                    <w:t xml:space="preserve">FOR CEDAAR TEXTILE </w:t>
-                  </w:r>
-                  <w:proofErr w:type="gramStart"/>
-                  <w:r>
-                    <w:rPr>
-                      <w:rFonts w:ascii="Arial Narrow" w:hAnsi="Arial Narrow" w:cs="Tahoma"/>
-                      <w:b/>
-                      <w:bCs/>
-                      <w:sz w:val="20"/>
-                      <w:szCs w:val="19"/>
-                    </w:rPr>
-                    <w:t>PVT .</w:t>
-                  </w:r>
-                  <w:proofErr w:type="gramEnd"/>
-                  <w:r>
-                    <w:rPr>
-                      <w:rFonts w:ascii="Arial Narrow" w:hAnsi="Arial Narrow" w:cs="Tahoma"/>
-                      <w:b/>
-                      <w:bCs/>
-                      <w:sz w:val="20"/>
-                      <w:szCs w:val="19"/>
-                    </w:rPr>
-                    <w:t xml:space="preserve"> LTD</w:t>
+                    <w:t>FOR CEDAAR TEXTILE PVT . LTD</w:t>
                   </w:r>
                 </w:p>
               </w:tc>
@@ -3138,27 +3120,7 @@
                       <w:sz w:val="19"/>
                       <w:szCs w:val="19"/>
                     </w:rPr>
-                    <w:t xml:space="preserve">WE DECLARE THAT THIS INVOICE SHOWS THE ACTUAL PRICE OF THE </w:t>
-                  </w:r>
-                  <w:proofErr w:type="gramStart"/>
-                  <w:r>
-                    <w:rPr>
-                      <w:rFonts w:ascii="Arial Narrow" w:hAnsi="Arial Narrow" w:cs="Tahoma"/>
-                      <w:bCs/>
-                      <w:sz w:val="19"/>
-                      <w:szCs w:val="19"/>
-                    </w:rPr>
-                    <w:t>GOODS .DECLARED</w:t>
-                  </w:r>
-                  <w:proofErr w:type="gramEnd"/>
-                  <w:r>
-                    <w:rPr>
-                      <w:rFonts w:ascii="Arial Narrow" w:hAnsi="Arial Narrow" w:cs="Tahoma"/>
-                      <w:bCs/>
-                      <w:sz w:val="19"/>
-                      <w:szCs w:val="19"/>
-                    </w:rPr>
-                    <w:t xml:space="preserve"> THAT ALL THE PARTICULARS ARE TRUE AND CORRECT.WE DECLARE THAT THE GOODSARE OF INDIAN ORIGIN .</w:t>
+                    <w:t>WE DECLARE THAT THIS INVOICE SHOWS THE ACTUAL PRICE OF THE GOODS .DECLARED THAT ALL THE PARTICULARS ARE TRUE AND CORRECT.WE DECLARE THAT THE GOODSARE OF INDIAN ORIGIN .</w:t>
                   </w:r>
                 </w:p>
               </w:tc>
@@ -3273,7 +3235,7 @@
 </file>
 
 <file path=word/endnotes.xml><?xml version="1.0" encoding="utf-8"?>
-<w:endnotes xmlns:wpc="http://schemas.microsoft.com/office/word/2010/wordprocessingCanvas" xmlns:cx="http://schemas.microsoft.com/office/drawing/2014/chartex" xmlns:cx1="http://schemas.microsoft.com/office/drawing/2015/9/8/chartex" xmlns:cx2="http://schemas.microsoft.com/office/drawing/2015/10/21/chartex" xmlns:cx3="http://schemas.microsoft.com/office/drawing/2016/5/9/chartex" xmlns:cx4="http://schemas.microsoft.com/office/drawing/2016/5/10/chartex" xmlns:cx5="http://schemas.microsoft.com/office/drawing/2016/5/11/chartex" xmlns:cx6="http://schemas.microsoft.com/office/drawing/2016/5/12/chartex" xmlns:cx7="http://schemas.microsoft.com/office/drawing/2016/5/13/chartex" xmlns:cx8="http://schemas.microsoft.com/office/drawing/2016/5/14/chartex" xmlns:mc="http://schemas.openxmlformats.org/markup-compatibility/2006" xmlns:aink="http://schemas.microsoft.com/office/drawing/2016/ink" xmlns:am3d="http://schemas.microsoft.com/office/drawing/2017/model3d" xmlns:o="urn:schemas-microsoft-com:office:office" xmlns:r="http://schemas.openxmlformats.org/officeDocument/2006/relationships" xmlns:m="http://schemas.openxmlformats.org/officeDocument/2006/math" xmlns:v="urn:schemas-microsoft-com:vml" xmlns:wp14="http://schemas.microsoft.com/office/word/2010/wordprocessingDrawing" xmlns:wp="http://schemas.openxmlformats.org/drawingml/2006/wordprocessingDrawing" xmlns:w10="urn:schemas-microsoft-com:office:word" xmlns:w="http://schemas.openxmlformats.org/wordprocessingml/2006/main" xmlns:w14="http://schemas.microsoft.com/office/word/2010/wordml" xmlns:w15="http://schemas.microsoft.com/office/word/2012/wordml" xmlns:w16cex="http://schemas.microsoft.com/office/word/2018/wordml/cex" xmlns:w16cid="http://schemas.microsoft.com/office/word/2016/wordml/cid" xmlns:w16="http://schemas.microsoft.com/office/word/2018/wordml" xmlns:w16sdtdh="http://schemas.microsoft.com/office/word/2020/wordml/sdtdatahash" xmlns:w16se="http://schemas.microsoft.com/office/word/2015/wordml/symex" xmlns:wpg="http://schemas.microsoft.com/office/word/2010/wordprocessingGroup" xmlns:wpi="http://schemas.microsoft.com/office/word/2010/wordprocessingInk" xmlns:wne="http://schemas.microsoft.com/office/word/2006/wordml" xmlns:wps="http://schemas.microsoft.com/office/word/2010/wordprocessingShape" mc:Ignorable="w14 w15 w16se w16cid w16 w16cex w16sdtdh wp14">
+<w:endnotes xmlns:wpc="http://schemas.microsoft.com/office/word/2010/wordprocessingCanvas" xmlns:cx="http://schemas.microsoft.com/office/drawing/2014/chartex" xmlns:cx1="http://schemas.microsoft.com/office/drawing/2015/9/8/chartex" xmlns:cx2="http://schemas.microsoft.com/office/drawing/2015/10/21/chartex" xmlns:cx3="http://schemas.microsoft.com/office/drawing/2016/5/9/chartex" xmlns:cx4="http://schemas.microsoft.com/office/drawing/2016/5/10/chartex" xmlns:cx5="http://schemas.microsoft.com/office/drawing/2016/5/11/chartex" xmlns:cx6="http://schemas.microsoft.com/office/drawing/2016/5/12/chartex" xmlns:cx7="http://schemas.microsoft.com/office/drawing/2016/5/13/chartex" xmlns:cx8="http://schemas.microsoft.com/office/drawing/2016/5/14/chartex" xmlns:mc="http://schemas.openxmlformats.org/markup-compatibility/2006" xmlns:aink="http://schemas.microsoft.com/office/drawing/2016/ink" xmlns:am3d="http://schemas.microsoft.com/office/drawing/2017/model3d" xmlns:o="urn:schemas-microsoft-com:office:office" xmlns:oel="http://schemas.microsoft.com/office/2019/extlst" xmlns:r="http://schemas.openxmlformats.org/officeDocument/2006/relationships" xmlns:m="http://schemas.openxmlformats.org/officeDocument/2006/math" xmlns:v="urn:schemas-microsoft-com:vml" xmlns:wp14="http://schemas.microsoft.com/office/word/2010/wordprocessingDrawing" xmlns:wp="http://schemas.openxmlformats.org/drawingml/2006/wordprocessingDrawing" xmlns:w10="urn:schemas-microsoft-com:office:word" xmlns:w="http://schemas.openxmlformats.org/wordprocessingml/2006/main" xmlns:w14="http://schemas.microsoft.com/office/word/2010/wordml" xmlns:w15="http://schemas.microsoft.com/office/word/2012/wordml" xmlns:w16cex="http://schemas.microsoft.com/office/word/2018/wordml/cex" xmlns:w16cid="http://schemas.microsoft.com/office/word/2016/wordml/cid" xmlns:w16="http://schemas.microsoft.com/office/word/2018/wordml" xmlns:w16sdtdh="http://schemas.microsoft.com/office/word/2020/wordml/sdtdatahash" xmlns:w16se="http://schemas.microsoft.com/office/word/2015/wordml/symex" xmlns:wpg="http://schemas.microsoft.com/office/word/2010/wordprocessingGroup" xmlns:wpi="http://schemas.microsoft.com/office/word/2010/wordprocessingInk" xmlns:wne="http://schemas.microsoft.com/office/word/2006/wordml" xmlns:wps="http://schemas.microsoft.com/office/word/2010/wordprocessingShape" mc:Ignorable="w14 w15 w16se w16cid w16 w16cex w16sdtdh wp14">
   <w:endnote w:type="separator" w:id="-1">
     <w:p>
       <w:r>
@@ -3292,7 +3254,7 @@
 </file>
 
 <file path=word/footer1.xml><?xml version="1.0" encoding="utf-8"?>
-<w:ftr xmlns:wpc="http://schemas.microsoft.com/office/word/2010/wordprocessingCanvas" xmlns:cx="http://schemas.microsoft.com/office/drawing/2014/chartex" xmlns:cx1="http://schemas.microsoft.com/office/drawing/2015/9/8/chartex" xmlns:cx2="http://schemas.microsoft.com/office/drawing/2015/10/21/chartex" xmlns:cx3="http://schemas.microsoft.com/office/drawing/2016/5/9/chartex" xmlns:cx4="http://schemas.microsoft.com/office/drawing/2016/5/10/chartex" xmlns:cx5="http://schemas.microsoft.com/office/drawing/2016/5/11/chartex" xmlns:cx6="http://schemas.microsoft.com/office/drawing/2016/5/12/chartex" xmlns:cx7="http://schemas.microsoft.com/office/drawing/2016/5/13/chartex" xmlns:cx8="http://schemas.microsoft.com/office/drawing/2016/5/14/chartex" xmlns:mc="http://schemas.openxmlformats.org/markup-compatibility/2006" xmlns:aink="http://schemas.microsoft.com/office/drawing/2016/ink" xmlns:am3d="http://schemas.microsoft.com/office/drawing/2017/model3d" xmlns:o="urn:schemas-microsoft-com:office:office" xmlns:r="http://schemas.openxmlformats.org/officeDocument/2006/relationships" xmlns:m="http://schemas.openxmlformats.org/officeDocument/2006/math" xmlns:v="urn:schemas-microsoft-com:vml" xmlns:wp14="http://schemas.microsoft.com/office/word/2010/wordprocessingDrawing" xmlns:wp="http://schemas.openxmlformats.org/drawingml/2006/wordprocessingDrawing" xmlns:w10="urn:schemas-microsoft-com:office:word" xmlns:w="http://schemas.openxmlformats.org/wordprocessingml/2006/main" xmlns:w14="http://schemas.microsoft.com/office/word/2010/wordml" xmlns:w15="http://schemas.microsoft.com/office/word/2012/wordml" xmlns:w16cex="http://schemas.microsoft.com/office/word/2018/wordml/cex" xmlns:w16cid="http://schemas.microsoft.com/office/word/2016/wordml/cid" xmlns:w16="http://schemas.microsoft.com/office/word/2018/wordml" xmlns:w16sdtdh="http://schemas.microsoft.com/office/word/2020/wordml/sdtdatahash" xmlns:w16se="http://schemas.microsoft.com/office/word/2015/wordml/symex" xmlns:wpg="http://schemas.microsoft.com/office/word/2010/wordprocessingGroup" xmlns:wpi="http://schemas.microsoft.com/office/word/2010/wordprocessingInk" xmlns:wne="http://schemas.microsoft.com/office/word/2006/wordml" xmlns:wps="http://schemas.microsoft.com/office/word/2010/wordprocessingShape" mc:Ignorable="w14 w15 w16se w16cid w16 w16cex w16sdtdh wp14">
+<w:ftr xmlns:wpc="http://schemas.microsoft.com/office/word/2010/wordprocessingCanvas" xmlns:cx="http://schemas.microsoft.com/office/drawing/2014/chartex" xmlns:cx1="http://schemas.microsoft.com/office/drawing/2015/9/8/chartex" xmlns:cx2="http://schemas.microsoft.com/office/drawing/2015/10/21/chartex" xmlns:cx3="http://schemas.microsoft.com/office/drawing/2016/5/9/chartex" xmlns:cx4="http://schemas.microsoft.com/office/drawing/2016/5/10/chartex" xmlns:cx5="http://schemas.microsoft.com/office/drawing/2016/5/11/chartex" xmlns:cx6="http://schemas.microsoft.com/office/drawing/2016/5/12/chartex" xmlns:cx7="http://schemas.microsoft.com/office/drawing/2016/5/13/chartex" xmlns:cx8="http://schemas.microsoft.com/office/drawing/2016/5/14/chartex" xmlns:mc="http://schemas.openxmlformats.org/markup-compatibility/2006" xmlns:aink="http://schemas.microsoft.com/office/drawing/2016/ink" xmlns:am3d="http://schemas.microsoft.com/office/drawing/2017/model3d" xmlns:o="urn:schemas-microsoft-com:office:office" xmlns:oel="http://schemas.microsoft.com/office/2019/extlst" xmlns:r="http://schemas.openxmlformats.org/officeDocument/2006/relationships" xmlns:m="http://schemas.openxmlformats.org/officeDocument/2006/math" xmlns:v="urn:schemas-microsoft-com:vml" xmlns:wp14="http://schemas.microsoft.com/office/word/2010/wordprocessingDrawing" xmlns:wp="http://schemas.openxmlformats.org/drawingml/2006/wordprocessingDrawing" xmlns:w10="urn:schemas-microsoft-com:office:word" xmlns:w="http://schemas.openxmlformats.org/wordprocessingml/2006/main" xmlns:w14="http://schemas.microsoft.com/office/word/2010/wordml" xmlns:w15="http://schemas.microsoft.com/office/word/2012/wordml" xmlns:w16cex="http://schemas.microsoft.com/office/word/2018/wordml/cex" xmlns:w16cid="http://schemas.microsoft.com/office/word/2016/wordml/cid" xmlns:w16="http://schemas.microsoft.com/office/word/2018/wordml" xmlns:w16sdtdh="http://schemas.microsoft.com/office/word/2020/wordml/sdtdatahash" xmlns:w16se="http://schemas.microsoft.com/office/word/2015/wordml/symex" xmlns:wpg="http://schemas.microsoft.com/office/word/2010/wordprocessingGroup" xmlns:wpi="http://schemas.microsoft.com/office/word/2010/wordprocessingInk" xmlns:wne="http://schemas.microsoft.com/office/word/2006/wordml" xmlns:wps="http://schemas.microsoft.com/office/word/2010/wordprocessingShape" mc:Ignorable="w14 w15 w16se w16cid w16 w16cex w16sdtdh wp14">
   <w:sdt>
     <w:sdtPr>
       <w:id w:val="1647311531"/>
@@ -3499,7 +3461,7 @@
 </file>
 
 <file path=word/footnotes.xml><?xml version="1.0" encoding="utf-8"?>
-<w:footnotes xmlns:wpc="http://schemas.microsoft.com/office/word/2010/wordprocessingCanvas" xmlns:cx="http://schemas.microsoft.com/office/drawing/2014/chartex" xmlns:cx1="http://schemas.microsoft.com/office/drawing/2015/9/8/chartex" xmlns:cx2="http://schemas.microsoft.com/office/drawing/2015/10/21/chartex" xmlns:cx3="http://schemas.microsoft.com/office/drawing/2016/5/9/chartex" xmlns:cx4="http://schemas.microsoft.com/office/drawing/2016/5/10/chartex" xmlns:cx5="http://schemas.microsoft.com/office/drawing/2016/5/11/chartex" xmlns:cx6="http://schemas.microsoft.com/office/drawing/2016/5/12/chartex" xmlns:cx7="http://schemas.microsoft.com/office/drawing/2016/5/13/chartex" xmlns:cx8="http://schemas.microsoft.com/office/drawing/2016/5/14/chartex" xmlns:mc="http://schemas.openxmlformats.org/markup-compatibility/2006" xmlns:aink="http://schemas.microsoft.com/office/drawing/2016/ink" xmlns:am3d="http://schemas.microsoft.com/office/drawing/2017/model3d" xmlns:o="urn:schemas-microsoft-com:office:office" xmlns:r="http://schemas.openxmlformats.org/officeDocument/2006/relationships" xmlns:m="http://schemas.openxmlformats.org/officeDocument/2006/math" xmlns:v="urn:schemas-microsoft-com:vml" xmlns:wp14="http://schemas.microsoft.com/office/word/2010/wordprocessingDrawing" xmlns:wp="http://schemas.openxmlformats.org/drawingml/2006/wordprocessingDrawing" xmlns:w10="urn:schemas-microsoft-com:office:word" xmlns:w="http://schemas.openxmlformats.org/wordprocessingml/2006/main" xmlns:w14="http://schemas.microsoft.com/office/word/2010/wordml" xmlns:w15="http://schemas.microsoft.com/office/word/2012/wordml" xmlns:w16cex="http://schemas.microsoft.com/office/word/2018/wordml/cex" xmlns:w16cid="http://schemas.microsoft.com/office/word/2016/wordml/cid" xmlns:w16="http://schemas.microsoft.com/office/word/2018/wordml" xmlns:w16sdtdh="http://schemas.microsoft.com/office/word/2020/wordml/sdtdatahash" xmlns:w16se="http://schemas.microsoft.com/office/word/2015/wordml/symex" xmlns:wpg="http://schemas.microsoft.com/office/word/2010/wordprocessingGroup" xmlns:wpi="http://schemas.microsoft.com/office/word/2010/wordprocessingInk" xmlns:wne="http://schemas.microsoft.com/office/word/2006/wordml" xmlns:wps="http://schemas.microsoft.com/office/word/2010/wordprocessingShape" mc:Ignorable="w14 w15 w16se w16cid w16 w16cex w16sdtdh wp14">
+<w:footnotes xmlns:wpc="http://schemas.microsoft.com/office/word/2010/wordprocessingCanvas" xmlns:cx="http://schemas.microsoft.com/office/drawing/2014/chartex" xmlns:cx1="http://schemas.microsoft.com/office/drawing/2015/9/8/chartex" xmlns:cx2="http://schemas.microsoft.com/office/drawing/2015/10/21/chartex" xmlns:cx3="http://schemas.microsoft.com/office/drawing/2016/5/9/chartex" xmlns:cx4="http://schemas.microsoft.com/office/drawing/2016/5/10/chartex" xmlns:cx5="http://schemas.microsoft.com/office/drawing/2016/5/11/chartex" xmlns:cx6="http://schemas.microsoft.com/office/drawing/2016/5/12/chartex" xmlns:cx7="http://schemas.microsoft.com/office/drawing/2016/5/13/chartex" xmlns:cx8="http://schemas.microsoft.com/office/drawing/2016/5/14/chartex" xmlns:mc="http://schemas.openxmlformats.org/markup-compatibility/2006" xmlns:aink="http://schemas.microsoft.com/office/drawing/2016/ink" xmlns:am3d="http://schemas.microsoft.com/office/drawing/2017/model3d" xmlns:o="urn:schemas-microsoft-com:office:office" xmlns:oel="http://schemas.microsoft.com/office/2019/extlst" xmlns:r="http://schemas.openxmlformats.org/officeDocument/2006/relationships" xmlns:m="http://schemas.openxmlformats.org/officeDocument/2006/math" xmlns:v="urn:schemas-microsoft-com:vml" xmlns:wp14="http://schemas.microsoft.com/office/word/2010/wordprocessingDrawing" xmlns:wp="http://schemas.openxmlformats.org/drawingml/2006/wordprocessingDrawing" xmlns:w10="urn:schemas-microsoft-com:office:word" xmlns:w="http://schemas.openxmlformats.org/wordprocessingml/2006/main" xmlns:w14="http://schemas.microsoft.com/office/word/2010/wordml" xmlns:w15="http://schemas.microsoft.com/office/word/2012/wordml" xmlns:w16cex="http://schemas.microsoft.com/office/word/2018/wordml/cex" xmlns:w16cid="http://schemas.microsoft.com/office/word/2016/wordml/cid" xmlns:w16="http://schemas.microsoft.com/office/word/2018/wordml" xmlns:w16sdtdh="http://schemas.microsoft.com/office/word/2020/wordml/sdtdatahash" xmlns:w16se="http://schemas.microsoft.com/office/word/2015/wordml/symex" xmlns:wpg="http://schemas.microsoft.com/office/word/2010/wordprocessingGroup" xmlns:wpi="http://schemas.microsoft.com/office/word/2010/wordprocessingInk" xmlns:wne="http://schemas.microsoft.com/office/word/2006/wordml" xmlns:wps="http://schemas.microsoft.com/office/word/2010/wordprocessingShape" mc:Ignorable="w14 w15 w16se w16cid w16 w16cex w16sdtdh wp14">
   <w:footnote w:type="separator" w:id="-1">
     <w:p>
       <w:r>
@@ -3518,7 +3480,7 @@
 </file>
 
 <file path=word/header1.xml><?xml version="1.0" encoding="utf-8"?>
-<w:hdr xmlns:wpc="http://schemas.microsoft.com/office/word/2010/wordprocessingCanvas" xmlns:cx="http://schemas.microsoft.com/office/drawing/2014/chartex" xmlns:cx1="http://schemas.microsoft.com/office/drawing/2015/9/8/chartex" xmlns:cx2="http://schemas.microsoft.com/office/drawing/2015/10/21/chartex" xmlns:cx3="http://schemas.microsoft.com/office/drawing/2016/5/9/chartex" xmlns:cx4="http://schemas.microsoft.com/office/drawing/2016/5/10/chartex" xmlns:cx5="http://schemas.microsoft.com/office/drawing/2016/5/11/chartex" xmlns:cx6="http://schemas.microsoft.com/office/drawing/2016/5/12/chartex" xmlns:cx7="http://schemas.microsoft.com/office/drawing/2016/5/13/chartex" xmlns:cx8="http://schemas.microsoft.com/office/drawing/2016/5/14/chartex" xmlns:mc="http://schemas.openxmlformats.org/markup-compatibility/2006" xmlns:aink="http://schemas.microsoft.com/office/drawing/2016/ink" xmlns:am3d="http://schemas.microsoft.com/office/drawing/2017/model3d" xmlns:o="urn:schemas-microsoft-com:office:office" xmlns:r="http://schemas.openxmlformats.org/officeDocument/2006/relationships" xmlns:m="http://schemas.openxmlformats.org/officeDocument/2006/math" xmlns:v="urn:schemas-microsoft-com:vml" xmlns:wp14="http://schemas.microsoft.com/office/word/2010/wordprocessingDrawing" xmlns:wp="http://schemas.openxmlformats.org/drawingml/2006/wordprocessingDrawing" xmlns:w10="urn:schemas-microsoft-com:office:word" xmlns:w="http://schemas.openxmlformats.org/wordprocessingml/2006/main" xmlns:w14="http://schemas.microsoft.com/office/word/2010/wordml" xmlns:w15="http://schemas.microsoft.com/office/word/2012/wordml" xmlns:w16cex="http://schemas.microsoft.com/office/word/2018/wordml/cex" xmlns:w16cid="http://schemas.microsoft.com/office/word/2016/wordml/cid" xmlns:w16="http://schemas.microsoft.com/office/word/2018/wordml" xmlns:w16sdtdh="http://schemas.microsoft.com/office/word/2020/wordml/sdtdatahash" xmlns:w16se="http://schemas.microsoft.com/office/word/2015/wordml/symex" xmlns:wpg="http://schemas.microsoft.com/office/word/2010/wordprocessingGroup" xmlns:wpi="http://schemas.microsoft.com/office/word/2010/wordprocessingInk" xmlns:wne="http://schemas.microsoft.com/office/word/2006/wordml" xmlns:wps="http://schemas.microsoft.com/office/word/2010/wordprocessingShape" mc:Ignorable="w14 w15 w16se w16cid w16 w16cex w16sdtdh wp14">
+<w:hdr xmlns:wpc="http://schemas.microsoft.com/office/word/2010/wordprocessingCanvas" xmlns:cx="http://schemas.microsoft.com/office/drawing/2014/chartex" xmlns:cx1="http://schemas.microsoft.com/office/drawing/2015/9/8/chartex" xmlns:cx2="http://schemas.microsoft.com/office/drawing/2015/10/21/chartex" xmlns:cx3="http://schemas.microsoft.com/office/drawing/2016/5/9/chartex" xmlns:cx4="http://schemas.microsoft.com/office/drawing/2016/5/10/chartex" xmlns:cx5="http://schemas.microsoft.com/office/drawing/2016/5/11/chartex" xmlns:cx6="http://schemas.microsoft.com/office/drawing/2016/5/12/chartex" xmlns:cx7="http://schemas.microsoft.com/office/drawing/2016/5/13/chartex" xmlns:cx8="http://schemas.microsoft.com/office/drawing/2016/5/14/chartex" xmlns:mc="http://schemas.openxmlformats.org/markup-compatibility/2006" xmlns:aink="http://schemas.microsoft.com/office/drawing/2016/ink" xmlns:am3d="http://schemas.microsoft.com/office/drawing/2017/model3d" xmlns:o="urn:schemas-microsoft-com:office:office" xmlns:oel="http://schemas.microsoft.com/office/2019/extlst" xmlns:r="http://schemas.openxmlformats.org/officeDocument/2006/relationships" xmlns:m="http://schemas.openxmlformats.org/officeDocument/2006/math" xmlns:v="urn:schemas-microsoft-com:vml" xmlns:wp14="http://schemas.microsoft.com/office/word/2010/wordprocessingDrawing" xmlns:wp="http://schemas.openxmlformats.org/drawingml/2006/wordprocessingDrawing" xmlns:w10="urn:schemas-microsoft-com:office:word" xmlns:w="http://schemas.openxmlformats.org/wordprocessingml/2006/main" xmlns:w14="http://schemas.microsoft.com/office/word/2010/wordml" xmlns:w15="http://schemas.microsoft.com/office/word/2012/wordml" xmlns:w16cex="http://schemas.microsoft.com/office/word/2018/wordml/cex" xmlns:w16cid="http://schemas.microsoft.com/office/word/2016/wordml/cid" xmlns:w16="http://schemas.microsoft.com/office/word/2018/wordml" xmlns:w16sdtdh="http://schemas.microsoft.com/office/word/2020/wordml/sdtdatahash" xmlns:w16se="http://schemas.microsoft.com/office/word/2015/wordml/symex" xmlns:wpg="http://schemas.microsoft.com/office/word/2010/wordprocessingGroup" xmlns:wpi="http://schemas.microsoft.com/office/word/2010/wordprocessingInk" xmlns:wne="http://schemas.microsoft.com/office/word/2006/wordml" xmlns:wps="http://schemas.microsoft.com/office/word/2010/wordprocessingShape" mc:Ignorable="w14 w15 w16se w16cid w16 w16cex w16sdtdh wp14">
   <w:p>
     <w:pPr>
       <w:pStyle w:val="Header"/>
@@ -3579,7 +3541,6 @@
         </wp:inline>
       </w:drawing>
     </w:r>
-    <w:proofErr w:type="spellStart"/>
     <w:r>
       <w:rPr>
         <w:b/>
@@ -3587,24 +3548,14 @@
         <w:sz w:val="32"/>
         <w:szCs w:val="32"/>
       </w:rPr>
-      <w:t>Cedaar</w:t>
-    </w:r>
-    <w:proofErr w:type="spellEnd"/>
-    <w:r>
-      <w:rPr>
-        <w:b/>
-        <w:bCs/>
-        <w:sz w:val="32"/>
-        <w:szCs w:val="32"/>
-      </w:rPr>
-      <w:t xml:space="preserve"> Textile Private Limited</w:t>
+      <w:t>Cedaar Textile Private Limited</w:t>
     </w:r>
   </w:p>
 </w:hdr>
 </file>
 
 <file path=word/numbering.xml><?xml version="1.0" encoding="utf-8"?>
-<w:numbering xmlns:wpc="http://schemas.microsoft.com/office/word/2010/wordprocessingCanvas" xmlns:cx="http://schemas.microsoft.com/office/drawing/2014/chartex" xmlns:cx1="http://schemas.microsoft.com/office/drawing/2015/9/8/chartex" xmlns:cx2="http://schemas.microsoft.com/office/drawing/2015/10/21/chartex" xmlns:cx3="http://schemas.microsoft.com/office/drawing/2016/5/9/chartex" xmlns:cx4="http://schemas.microsoft.com/office/drawing/2016/5/10/chartex" xmlns:cx5="http://schemas.microsoft.com/office/drawing/2016/5/11/chartex" xmlns:cx6="http://schemas.microsoft.com/office/drawing/2016/5/12/chartex" xmlns:cx7="http://schemas.microsoft.com/office/drawing/2016/5/13/chartex" xmlns:cx8="http://schemas.microsoft.com/office/drawing/2016/5/14/chartex" xmlns:mc="http://schemas.openxmlformats.org/markup-compatibility/2006" xmlns:aink="http://schemas.microsoft.com/office/drawing/2016/ink" xmlns:am3d="http://schemas.microsoft.com/office/drawing/2017/model3d" xmlns:o="urn:schemas-microsoft-com:office:office" xmlns:r="http://schemas.openxmlformats.org/officeDocument/2006/relationships" xmlns:m="http://schemas.openxmlformats.org/officeDocument/2006/math" xmlns:v="urn:schemas-microsoft-com:vml" xmlns:wp14="http://schemas.microsoft.com/office/word/2010/wordprocessingDrawing" xmlns:wp="http://schemas.openxmlformats.org/drawingml/2006/wordprocessingDrawing" xmlns:w10="urn:schemas-microsoft-com:office:word" xmlns:w="http://schemas.openxmlformats.org/wordprocessingml/2006/main" xmlns:w14="http://schemas.microsoft.com/office/word/2010/wordml" xmlns:w15="http://schemas.microsoft.com/office/word/2012/wordml" xmlns:w16cex="http://schemas.microsoft.com/office/word/2018/wordml/cex" xmlns:w16cid="http://schemas.microsoft.com/office/word/2016/wordml/cid" xmlns:w16="http://schemas.microsoft.com/office/word/2018/wordml" xmlns:w16sdtdh="http://schemas.microsoft.com/office/word/2020/wordml/sdtdatahash" xmlns:w16se="http://schemas.microsoft.com/office/word/2015/wordml/symex" xmlns:wpg="http://schemas.microsoft.com/office/word/2010/wordprocessingGroup" xmlns:wpi="http://schemas.microsoft.com/office/word/2010/wordprocessingInk" xmlns:wne="http://schemas.microsoft.com/office/word/2006/wordml" xmlns:wps="http://schemas.microsoft.com/office/word/2010/wordprocessingShape" mc:Ignorable="w14 w15 w16se w16cid w16 w16cex w16sdtdh wp14">
+<w:numbering xmlns:wpc="http://schemas.microsoft.com/office/word/2010/wordprocessingCanvas" xmlns:cx="http://schemas.microsoft.com/office/drawing/2014/chartex" xmlns:cx1="http://schemas.microsoft.com/office/drawing/2015/9/8/chartex" xmlns:cx2="http://schemas.microsoft.com/office/drawing/2015/10/21/chartex" xmlns:cx3="http://schemas.microsoft.com/office/drawing/2016/5/9/chartex" xmlns:cx4="http://schemas.microsoft.com/office/drawing/2016/5/10/chartex" xmlns:cx5="http://schemas.microsoft.com/office/drawing/2016/5/11/chartex" xmlns:cx6="http://schemas.microsoft.com/office/drawing/2016/5/12/chartex" xmlns:cx7="http://schemas.microsoft.com/office/drawing/2016/5/13/chartex" xmlns:cx8="http://schemas.microsoft.com/office/drawing/2016/5/14/chartex" xmlns:mc="http://schemas.openxmlformats.org/markup-compatibility/2006" xmlns:aink="http://schemas.microsoft.com/office/drawing/2016/ink" xmlns:am3d="http://schemas.microsoft.com/office/drawing/2017/model3d" xmlns:o="urn:schemas-microsoft-com:office:office" xmlns:oel="http://schemas.microsoft.com/office/2019/extlst" xmlns:r="http://schemas.openxmlformats.org/officeDocument/2006/relationships" xmlns:m="http://schemas.openxmlformats.org/officeDocument/2006/math" xmlns:v="urn:schemas-microsoft-com:vml" xmlns:wp14="http://schemas.microsoft.com/office/word/2010/wordprocessingDrawing" xmlns:wp="http://schemas.openxmlformats.org/drawingml/2006/wordprocessingDrawing" xmlns:w10="urn:schemas-microsoft-com:office:word" xmlns:w="http://schemas.openxmlformats.org/wordprocessingml/2006/main" xmlns:w14="http://schemas.microsoft.com/office/word/2010/wordml" xmlns:w15="http://schemas.microsoft.com/office/word/2012/wordml" xmlns:w16cex="http://schemas.microsoft.com/office/word/2018/wordml/cex" xmlns:w16cid="http://schemas.microsoft.com/office/word/2016/wordml/cid" xmlns:w16="http://schemas.microsoft.com/office/word/2018/wordml" xmlns:w16sdtdh="http://schemas.microsoft.com/office/word/2020/wordml/sdtdatahash" xmlns:w16se="http://schemas.microsoft.com/office/word/2015/wordml/symex" xmlns:wpg="http://schemas.microsoft.com/office/word/2010/wordprocessingGroup" xmlns:wpi="http://schemas.microsoft.com/office/word/2010/wordprocessingInk" xmlns:wne="http://schemas.microsoft.com/office/word/2006/wordml" xmlns:wps="http://schemas.microsoft.com/office/word/2010/wordprocessingShape" mc:Ignorable="w14 w15 w16se w16cid w16 w16cex w16sdtdh wp14">
   <w:abstractNum w:abstractNumId="0" w15:restartNumberingAfterBreak="0">
     <w:nsid w:val="19365752"/>
     <w:multiLevelType w:val="hybridMultilevel"/>
@@ -3847,16 +3798,16 @@
       <w:lvlJc w:val="left"/>
     </w:lvl>
   </w:abstractNum>
-  <w:num w:numId="1">
+  <w:num w:numId="1" w16cid:durableId="1704478677">
     <w:abstractNumId w:val="2"/>
   </w:num>
-  <w:num w:numId="2">
+  <w:num w:numId="2" w16cid:durableId="1735278537">
     <w:abstractNumId w:val="3"/>
   </w:num>
-  <w:num w:numId="3">
+  <w:num w:numId="3" w16cid:durableId="294994037">
     <w:abstractNumId w:val="1"/>
   </w:num>
-  <w:num w:numId="4">
+  <w:num w:numId="4" w16cid:durableId="402026146">
     <w:abstractNumId w:val="0"/>
   </w:num>
 </w:numbering>
@@ -4030,7 +3981,7 @@
     <w:lsdException w:name="Table Web 2" w:semiHidden="1" w:unhideWhenUsed="1"/>
     <w:lsdException w:name="Table Web 3" w:semiHidden="1" w:unhideWhenUsed="1"/>
     <w:lsdException w:name="Balloon Text" w:semiHidden="1" w:unhideWhenUsed="1"/>
-    <w:lsdException w:name="Table Grid" w:semiHidden="1" w:uiPriority="39" w:unhideWhenUsed="1"/>
+    <w:lsdException w:name="Table Grid" w:uiPriority="39"/>
     <w:lsdException w:name="Table Theme" w:semiHidden="1" w:unhideWhenUsed="1"/>
     <w:lsdException w:name="Placeholder Text" w:semiHidden="1"/>
     <w:lsdException w:name="No Spacing" w:uiPriority="1" w:qFormat="1"/>

--- a/APLOS/POPResources/Templates/CommercialInvoice202034.docx
+++ b/APLOS/POPResources/Templates/CommercialInvoice202034.docx
@@ -65,6 +65,7 @@
                 <w:sz w:val="20"/>
               </w:rPr>
             </w:pPr>
+            <w:proofErr w:type="gramStart"/>
             <w:r>
               <w:rPr>
                 <w:rFonts w:ascii="Arial Narrow" w:hAnsi="Arial Narrow" w:cs="Tahoma"/>
@@ -84,6 +85,7 @@
               </w:rPr>
               <w:t xml:space="preserve"> :</w:t>
             </w:r>
+            <w:proofErr w:type="gramEnd"/>
             <w:r>
               <w:rPr>
                 <w:rFonts w:ascii="Arial Narrow" w:hAnsi="Arial Narrow" w:cs="Tahoma"/>
@@ -203,14 +205,23 @@
                 <w:b/>
                 <w:sz w:val="20"/>
               </w:rPr>
-              <w:t xml:space="preserve">YELAHANKA NEW </w:t>
-            </w:r>
+              <w:t xml:space="preserve">YELAHANKA </w:t>
+            </w:r>
+            <w:proofErr w:type="gramStart"/>
             <w:r>
               <w:rPr>
                 <w:rFonts w:ascii="Arial Narrow" w:hAnsi="Arial Narrow" w:cs="Tahoma"/>
                 <w:b/>
                 <w:sz w:val="20"/>
               </w:rPr>
+              <w:t xml:space="preserve">NEW </w:t>
+            </w:r>
+            <w:r>
+              <w:rPr>
+                <w:rFonts w:ascii="Arial Narrow" w:hAnsi="Arial Narrow" w:cs="Tahoma"/>
+                <w:b/>
+                <w:sz w:val="20"/>
+              </w:rPr>
               <w:t xml:space="preserve"> </w:t>
             </w:r>
             <w:r>
@@ -219,7 +230,16 @@
                 <w:b/>
                 <w:sz w:val="20"/>
               </w:rPr>
-              <w:t xml:space="preserve">TOWN </w:t>
+              <w:t>TOWN</w:t>
+            </w:r>
+            <w:proofErr w:type="gramEnd"/>
+            <w:r>
+              <w:rPr>
+                <w:rFonts w:ascii="Arial Narrow" w:hAnsi="Arial Narrow" w:cs="Tahoma"/>
+                <w:b/>
+                <w:sz w:val="20"/>
+              </w:rPr>
+              <w:t xml:space="preserve"> </w:t>
             </w:r>
             <w:r>
               <w:rPr>
@@ -276,6 +296,7 @@
                 <w:rFonts w:ascii="Arial Narrow" w:hAnsi="Arial Narrow" w:cs="Tahoma"/>
               </w:rPr>
             </w:pPr>
+            <w:proofErr w:type="gramStart"/>
             <w:r>
               <w:rPr>
                 <w:rFonts w:ascii="Arial Narrow" w:hAnsi="Arial Narrow" w:cs="Tahoma"/>
@@ -296,6 +317,7 @@
               </w:rPr>
               <w:t>:</w:t>
             </w:r>
+            <w:proofErr w:type="gramEnd"/>
             <w:r>
               <w:rPr>
                 <w:rFonts w:ascii="Arial Narrow" w:hAnsi="Arial Narrow" w:cstheme="majorHAnsi"/>
@@ -340,13 +362,22 @@
                 <w:b/>
                 <w:sz w:val="20"/>
               </w:rPr>
-              <w:t>VILL. KUP KALAN</w:t>
-            </w:r>
-            <w:r>
-              <w:rPr>
-                <w:rFonts w:ascii="Arial Narrow" w:hAnsi="Arial Narrow" w:cs="Tahoma"/>
+              <w:t xml:space="preserve">VILL. KUP </w:t>
+            </w:r>
+            <w:proofErr w:type="gramStart"/>
+            <w:r>
+              <w:rPr>
+                <w:rFonts w:ascii="Arial Narrow" w:hAnsi="Arial Narrow" w:cstheme="majorHAnsi"/>
+                <w:b/>
                 <w:sz w:val="20"/>
               </w:rPr>
+              <w:t>KALAN</w:t>
+            </w:r>
+            <w:r>
+              <w:rPr>
+                <w:rFonts w:ascii="Arial Narrow" w:hAnsi="Arial Narrow" w:cs="Tahoma"/>
+                <w:sz w:val="20"/>
+              </w:rPr>
               <w:t xml:space="preserve"> </w:t>
             </w:r>
             <w:r>
@@ -363,6 +394,7 @@
               </w:rPr>
               <w:t>TESHIL</w:t>
             </w:r>
+            <w:proofErr w:type="gramEnd"/>
             <w:r>
               <w:rPr>
                 <w:rFonts w:ascii="Arial Narrow" w:hAnsi="Arial Narrow" w:cs="Tahoma"/>
@@ -391,6 +423,7 @@
                 <w:rFonts w:ascii="Arial Narrow" w:hAnsi="Arial Narrow" w:cs="Tahoma"/>
               </w:rPr>
             </w:pPr>
+            <w:proofErr w:type="gramStart"/>
             <w:r>
               <w:rPr>
                 <w:rFonts w:ascii="Arial Narrow" w:hAnsi="Arial Narrow" w:cs="Tahoma"/>
@@ -412,7 +445,16 @@
                 <w:b/>
                 <w:sz w:val="20"/>
               </w:rPr>
-              <w:t>SANGRUR,-148020</w:t>
+              <w:t>SANGRUR</w:t>
+            </w:r>
+            <w:proofErr w:type="gramEnd"/>
+            <w:r>
+              <w:rPr>
+                <w:rFonts w:ascii="Arial Narrow" w:hAnsi="Arial Narrow" w:cs="Tahoma"/>
+                <w:b/>
+                <w:sz w:val="20"/>
+              </w:rPr>
+              <w:t>,-148020</w:t>
             </w:r>
             <w:r>
               <w:rPr>
@@ -480,6 +522,7 @@
                 <w:rFonts w:ascii="Arial Narrow" w:hAnsi="Arial Narrow" w:cs="Tahoma"/>
               </w:rPr>
             </w:pPr>
+            <w:proofErr w:type="gramStart"/>
             <w:r>
               <w:rPr>
                 <w:rFonts w:ascii="Arial Narrow" w:hAnsi="Arial Narrow" w:cs="Tahoma"/>
@@ -493,6 +536,7 @@
               </w:rPr>
               <w:t>::</w:t>
             </w:r>
+            <w:proofErr w:type="gramEnd"/>
             <w:r>
               <w:rPr>
                 <w:rFonts w:ascii="Arial Narrow" w:hAnsi="Arial Narrow" w:cs="Tahoma"/>
@@ -508,6 +552,7 @@
               <w:t xml:space="preserve">. </w:t>
             </w:r>
             <w:proofErr w:type="spellStart"/>
+            <w:proofErr w:type="gramStart"/>
             <w:r>
               <w:rPr>
                 <w:rFonts w:ascii="Arial Narrow" w:hAnsi="Arial Narrow" w:cs="Tahoma"/>
@@ -529,6 +574,7 @@
               </w:rPr>
               <w:t>info@cedaartextile.com</w:t>
             </w:r>
+            <w:proofErr w:type="gramEnd"/>
             <w:r>
               <w:rPr>
                 <w:rFonts w:ascii="Arial Narrow" w:hAnsi="Arial Narrow" w:cs="Tahoma"/>
@@ -594,7 +640,17 @@
                 <w:sz w:val="19"/>
                 <w:szCs w:val="19"/>
               </w:rPr>
-              <w:t>EXPORTER’S REF:</w:t>
+              <w:t xml:space="preserve">EXPORTER’S </w:t>
+            </w:r>
+            <w:proofErr w:type="gramStart"/>
+            <w:r>
+              <w:rPr>
+                <w:rFonts w:ascii="Arial Narrow" w:hAnsi="Arial Narrow" w:cs="Tahoma"/>
+                <w:b/>
+                <w:sz w:val="19"/>
+                <w:szCs w:val="19"/>
+              </w:rPr>
+              <w:t>REF:</w:t>
             </w:r>
             <w:r>
               <w:rPr>
@@ -603,7 +659,17 @@
                 <w:sz w:val="18"/>
                 <w:szCs w:val="19"/>
               </w:rPr>
-              <w:t>EXP/CTPL/0005</w:t>
+              <w:t>EXP</w:t>
+            </w:r>
+            <w:proofErr w:type="gramEnd"/>
+            <w:r>
+              <w:rPr>
+                <w:rFonts w:ascii="Arial Narrow" w:hAnsi="Arial Narrow" w:cs="Tahoma"/>
+                <w:b/>
+                <w:sz w:val="18"/>
+                <w:szCs w:val="19"/>
+              </w:rPr>
+              <w:t>/CTPL/0005</w:t>
             </w:r>
           </w:p>
           <w:p>
@@ -758,8 +824,9 @@
                 <w:sz w:val="24"/>
                 <w:u w:val="single"/>
               </w:rPr>
-              <w:t>MANUFACTURER &amp; FACTORY ADDRESS</w:t>
-            </w:r>
+              <w:t xml:space="preserve">MANUFACTURER &amp; FACTORY </w:t>
+            </w:r>
+            <w:proofErr w:type="gramStart"/>
             <w:r>
               <w:rPr>
                 <w:rFonts w:ascii="Arial Narrow" w:hAnsi="Arial Narrow" w:cs="Tahoma"/>
@@ -767,6 +834,15 @@
                 <w:sz w:val="24"/>
                 <w:u w:val="single"/>
               </w:rPr>
+              <w:t>ADDRESS</w:t>
+            </w:r>
+            <w:r>
+              <w:rPr>
+                <w:rFonts w:ascii="Arial Narrow" w:hAnsi="Arial Narrow" w:cs="Tahoma"/>
+                <w:b/>
+                <w:sz w:val="24"/>
+                <w:u w:val="single"/>
+              </w:rPr>
               <w:t xml:space="preserve"> </w:t>
             </w:r>
             <w:r>
@@ -777,6 +853,7 @@
               </w:rPr>
               <w:t>:</w:t>
             </w:r>
+            <w:proofErr w:type="gramEnd"/>
             <w:r>
               <w:rPr>
                 <w:rFonts w:ascii="Arial Narrow" w:hAnsi="Arial Narrow" w:cs="Tahoma"/>
@@ -834,8 +911,19 @@
                 <w:sz w:val="19"/>
                 <w:szCs w:val="19"/>
               </w:rPr>
-              <w:t>NO. &amp; DATE :</w:t>
-            </w:r>
+              <w:t xml:space="preserve">NO. &amp; </w:t>
+            </w:r>
+            <w:proofErr w:type="gramStart"/>
+            <w:r>
+              <w:rPr>
+                <w:rFonts w:ascii="Arial Narrow" w:hAnsi="Arial Narrow" w:cs="Tahoma"/>
+                <w:b/>
+                <w:sz w:val="19"/>
+                <w:szCs w:val="19"/>
+              </w:rPr>
+              <w:t>DATE :</w:t>
+            </w:r>
+            <w:proofErr w:type="gramEnd"/>
             <w:r>
               <w:rPr>
                 <w:rFonts w:ascii="Arial Narrow" w:hAnsi="Arial Narrow" w:cs="Tahoma"/>
@@ -875,6 +963,7 @@
                 <w:szCs w:val="16"/>
               </w:rPr>
             </w:pPr>
+            <w:proofErr w:type="gramStart"/>
             <w:r>
               <w:rPr>
                 <w:rFonts w:ascii="Arial Narrow" w:hAnsi="Arial Narrow" w:cs="Tahoma"/>
@@ -884,6 +973,7 @@
               </w:rPr>
               <w:t>DATED :</w:t>
             </w:r>
+            <w:proofErr w:type="gramEnd"/>
             <w:r>
               <w:rPr>
                 <w:rFonts w:ascii="Arial Narrow" w:hAnsi="Arial Narrow" w:cs="Tahoma"/>
@@ -961,7 +1051,27 @@
                 <w:sz w:val="16"/>
                 <w:szCs w:val="16"/>
               </w:rPr>
-              <w:t>REFERENCE(S)&gt;I.E.CODENO.:</w:t>
+              <w:t>REFERENCE(S)&gt;I.</w:t>
+            </w:r>
+            <w:proofErr w:type="gramStart"/>
+            <w:r>
+              <w:rPr>
+                <w:rFonts w:ascii="Arial Narrow" w:hAnsi="Arial Narrow" w:cs="Tahoma"/>
+                <w:b/>
+                <w:sz w:val="16"/>
+                <w:szCs w:val="16"/>
+              </w:rPr>
+              <w:t>E.CODENO</w:t>
+            </w:r>
+            <w:proofErr w:type="gramEnd"/>
+            <w:r>
+              <w:rPr>
+                <w:rFonts w:ascii="Arial Narrow" w:hAnsi="Arial Narrow" w:cs="Tahoma"/>
+                <w:b/>
+                <w:sz w:val="16"/>
+                <w:szCs w:val="16"/>
+              </w:rPr>
+              <w:t>.:</w:t>
             </w:r>
             <w:r>
               <w:rPr>
@@ -1233,6 +1343,7 @@
                 <w:szCs w:val="19"/>
               </w:rPr>
             </w:pPr>
+            <w:proofErr w:type="gramStart"/>
             <w:r>
               <w:rPr>
                 <w:rFonts w:ascii="Arial Narrow" w:hAnsi="Arial Narrow" w:cs="Tahoma"/>
@@ -1249,7 +1360,17 @@
                 <w:sz w:val="19"/>
                 <w:szCs w:val="19"/>
               </w:rPr>
-              <w:t>(IF OTHER THAN CONSIGNEE)</w:t>
+              <w:t>(</w:t>
+            </w:r>
+            <w:proofErr w:type="gramEnd"/>
+            <w:r>
+              <w:rPr>
+                <w:rFonts w:ascii="Arial Narrow" w:hAnsi="Arial Narrow" w:cstheme="majorHAnsi"/>
+                <w:b/>
+                <w:sz w:val="19"/>
+                <w:szCs w:val="19"/>
+              </w:rPr>
+              <w:t>IF OTHER THAN CONSIGNEE)</w:t>
             </w:r>
           </w:p>
         </w:tc>
@@ -1986,8 +2107,9 @@
                 <w:sz w:val="19"/>
                 <w:szCs w:val="19"/>
               </w:rPr>
-              <w:t xml:space="preserve">       </w:t>
-            </w:r>
+              <w:t xml:space="preserve">      </w:t>
+            </w:r>
+            <w:proofErr w:type="gramStart"/>
             <w:r>
               <w:rPr>
                 <w:rFonts w:ascii="Arial Narrow" w:eastAsia="Arial" w:hAnsi="Arial Narrow" w:cs="Tahoma"/>
@@ -1996,7 +2118,28 @@
                 <w:sz w:val="19"/>
                 <w:szCs w:val="19"/>
               </w:rPr>
-              <w:t xml:space="preserve"> : {</w:t>
+              <w:t xml:space="preserve"> </w:t>
+            </w:r>
+            <w:r>
+              <w:rPr>
+                <w:rFonts w:ascii="Arial Narrow" w:eastAsia="Arial" w:hAnsi="Arial Narrow" w:cs="Tahoma"/>
+                <w:b/>
+                <w:bCs/>
+                <w:sz w:val="19"/>
+                <w:szCs w:val="19"/>
+              </w:rPr>
+              <w:t xml:space="preserve"> :</w:t>
+            </w:r>
+            <w:proofErr w:type="gramEnd"/>
+            <w:r>
+              <w:rPr>
+                <w:rFonts w:ascii="Arial Narrow" w:eastAsia="Arial" w:hAnsi="Arial Narrow" w:cs="Tahoma"/>
+                <w:b/>
+                <w:bCs/>
+                <w:sz w:val="19"/>
+                <w:szCs w:val="19"/>
+              </w:rPr>
+              <w:t xml:space="preserve"> {</w:t>
             </w:r>
             <w:proofErr w:type="spellStart"/>
             <w:r>
@@ -2039,8 +2182,9 @@
                 <w:sz w:val="19"/>
                 <w:szCs w:val="19"/>
               </w:rPr>
-              <w:t>In Words</w:t>
-            </w:r>
+              <w:t xml:space="preserve">In </w:t>
+            </w:r>
+            <w:proofErr w:type="gramStart"/>
             <w:r>
               <w:rPr>
                 <w:rFonts w:ascii="Arial Narrow" w:eastAsia="Arial" w:hAnsi="Arial Narrow" w:cs="Tahoma"/>
@@ -2049,6 +2193,16 @@
                 <w:sz w:val="19"/>
                 <w:szCs w:val="19"/>
               </w:rPr>
+              <w:t>Words</w:t>
+            </w:r>
+            <w:r>
+              <w:rPr>
+                <w:rFonts w:ascii="Arial Narrow" w:eastAsia="Arial" w:hAnsi="Arial Narrow" w:cs="Tahoma"/>
+                <w:b/>
+                <w:bCs/>
+                <w:sz w:val="19"/>
+                <w:szCs w:val="19"/>
+              </w:rPr>
               <w:t xml:space="preserve"> </w:t>
             </w:r>
             <w:r>
@@ -2059,7 +2213,18 @@
                 <w:sz w:val="19"/>
                 <w:szCs w:val="19"/>
               </w:rPr>
-              <w:t>: {</w:t>
+              <w:t>:</w:t>
+            </w:r>
+            <w:proofErr w:type="gramEnd"/>
+            <w:r>
+              <w:rPr>
+                <w:rFonts w:ascii="Arial Narrow" w:eastAsia="Arial" w:hAnsi="Arial Narrow" w:cs="Tahoma"/>
+                <w:b/>
+                <w:bCs/>
+                <w:sz w:val="19"/>
+                <w:szCs w:val="19"/>
+              </w:rPr>
+              <w:t xml:space="preserve"> {</w:t>
             </w:r>
             <w:proofErr w:type="spellStart"/>
             <w:r>
@@ -2138,7 +2303,29 @@
                       <w:sz w:val="19"/>
                       <w:szCs w:val="19"/>
                     </w:rPr>
-                    <w:t>COUNTRY OF ORIGIN OF GOODS  :  INDIA</w:t>
+                    <w:t xml:space="preserve">COUNTRY OF ORIGIN OF </w:t>
+                  </w:r>
+                  <w:proofErr w:type="gramStart"/>
+                  <w:r>
+                    <w:rPr>
+                      <w:rFonts w:ascii="Arial Narrow" w:hAnsi="Arial Narrow" w:cs="Tahoma"/>
+                      <w:b/>
+                      <w:bCs/>
+                      <w:sz w:val="19"/>
+                      <w:szCs w:val="19"/>
+                    </w:rPr>
+                    <w:t>GOODS  :</w:t>
+                  </w:r>
+                  <w:proofErr w:type="gramEnd"/>
+                  <w:r>
+                    <w:rPr>
+                      <w:rFonts w:ascii="Arial Narrow" w:hAnsi="Arial Narrow" w:cs="Tahoma"/>
+                      <w:b/>
+                      <w:bCs/>
+                      <w:sz w:val="19"/>
+                      <w:szCs w:val="19"/>
+                    </w:rPr>
+                    <w:t xml:space="preserve">  INDIA</w:t>
                   </w:r>
                 </w:p>
               </w:tc>
@@ -2168,7 +2355,29 @@
                       <w:sz w:val="19"/>
                       <w:szCs w:val="19"/>
                     </w:rPr>
-                    <w:t>COUNTRY OF FINAL DESTINATION :{</w:t>
+                    <w:t xml:space="preserve">COUNTRY OF FINAL </w:t>
+                  </w:r>
+                  <w:proofErr w:type="gramStart"/>
+                  <w:r>
+                    <w:rPr>
+                      <w:rFonts w:ascii="Arial Narrow" w:hAnsi="Arial Narrow" w:cs="Tahoma"/>
+                      <w:b/>
+                      <w:bCs/>
+                      <w:sz w:val="19"/>
+                      <w:szCs w:val="19"/>
+                    </w:rPr>
+                    <w:t>DESTINATION :</w:t>
+                  </w:r>
+                  <w:proofErr w:type="gramEnd"/>
+                  <w:r>
+                    <w:rPr>
+                      <w:rFonts w:ascii="Arial Narrow" w:hAnsi="Arial Narrow" w:cs="Tahoma"/>
+                      <w:b/>
+                      <w:bCs/>
+                      <w:sz w:val="19"/>
+                      <w:szCs w:val="19"/>
+                    </w:rPr>
+                    <w:t>{</w:t>
                   </w:r>
                   <w:r>
                     <w:rPr>
@@ -2229,7 +2438,29 @@
                       <w:sz w:val="19"/>
                       <w:szCs w:val="19"/>
                     </w:rPr>
-                    <w:t>PRE CARRIAGE BY :{</w:t>
+                    <w:t xml:space="preserve">PRE CARRIAGE </w:t>
+                  </w:r>
+                  <w:proofErr w:type="gramStart"/>
+                  <w:r>
+                    <w:rPr>
+                      <w:rFonts w:ascii="Arial Narrow" w:hAnsi="Arial Narrow" w:cs="Tahoma"/>
+                      <w:b/>
+                      <w:bCs/>
+                      <w:sz w:val="19"/>
+                      <w:szCs w:val="19"/>
+                    </w:rPr>
+                    <w:t>BY :</w:t>
+                  </w:r>
+                  <w:proofErr w:type="gramEnd"/>
+                  <w:r>
+                    <w:rPr>
+                      <w:rFonts w:ascii="Arial Narrow" w:hAnsi="Arial Narrow" w:cs="Tahoma"/>
+                      <w:b/>
+                      <w:bCs/>
+                      <w:sz w:val="19"/>
+                      <w:szCs w:val="19"/>
+                    </w:rPr>
+                    <w:t>{</w:t>
                   </w:r>
                   <w:proofErr w:type="spellStart"/>
                   <w:r>
@@ -2281,7 +2512,18 @@
                       <w:sz w:val="19"/>
                       <w:szCs w:val="19"/>
                     </w:rPr>
-                    <w:t>PLACE OF RECEIPT</w:t>
+                    <w:t xml:space="preserve">PLACE OF </w:t>
+                  </w:r>
+                  <w:proofErr w:type="gramStart"/>
+                  <w:r>
+                    <w:rPr>
+                      <w:rFonts w:ascii="Arial Narrow" w:hAnsi="Arial Narrow" w:cs="Tahoma"/>
+                      <w:b/>
+                      <w:bCs/>
+                      <w:sz w:val="19"/>
+                      <w:szCs w:val="19"/>
+                    </w:rPr>
+                    <w:t>RECEIPT</w:t>
                   </w:r>
                   <w:r>
                     <w:rPr>
@@ -2291,7 +2533,18 @@
                       <w:sz w:val="19"/>
                       <w:szCs w:val="19"/>
                     </w:rPr>
-                    <w:t>(BY</w:t>
+                    <w:t>(</w:t>
+                  </w:r>
+                  <w:proofErr w:type="gramEnd"/>
+                  <w:r>
+                    <w:rPr>
+                      <w:rFonts w:ascii="Arial Narrow" w:hAnsi="Arial Narrow" w:cstheme="majorHAnsi"/>
+                      <w:b/>
+                      <w:bCs/>
+                      <w:sz w:val="19"/>
+                      <w:szCs w:val="19"/>
+                    </w:rPr>
+                    <w:t>BY</w:t>
                   </w:r>
                   <w:r>
                     <w:rPr>
@@ -2382,7 +2635,29 @@
                       <w:sz w:val="19"/>
                       <w:szCs w:val="19"/>
                     </w:rPr>
-                    <w:t>PORT OF LOADING  :{</w:t>
+                    <w:t xml:space="preserve">PORT OF </w:t>
+                  </w:r>
+                  <w:proofErr w:type="gramStart"/>
+                  <w:r>
+                    <w:rPr>
+                      <w:rFonts w:ascii="Arial Narrow" w:hAnsi="Arial Narrow" w:cs="Tahoma"/>
+                      <w:b/>
+                      <w:bCs/>
+                      <w:sz w:val="19"/>
+                      <w:szCs w:val="19"/>
+                    </w:rPr>
+                    <w:t>LOADING  :</w:t>
+                  </w:r>
+                  <w:proofErr w:type="gramEnd"/>
+                  <w:r>
+                    <w:rPr>
+                      <w:rFonts w:ascii="Arial Narrow" w:hAnsi="Arial Narrow" w:cs="Tahoma"/>
+                      <w:b/>
+                      <w:bCs/>
+                      <w:sz w:val="19"/>
+                      <w:szCs w:val="19"/>
+                    </w:rPr>
+                    <w:t>{</w:t>
                   </w:r>
                   <w:proofErr w:type="spellStart"/>
                   <w:r>
@@ -2436,7 +2711,29 @@
                       <w:sz w:val="19"/>
                       <w:szCs w:val="19"/>
                     </w:rPr>
-                    <w:t>PORT OF DISCHARGE :{</w:t>
+                    <w:t xml:space="preserve">PORT OF </w:t>
+                  </w:r>
+                  <w:proofErr w:type="gramStart"/>
+                  <w:r>
+                    <w:rPr>
+                      <w:rFonts w:ascii="Arial Narrow" w:hAnsi="Arial Narrow" w:cs="Tahoma"/>
+                      <w:b/>
+                      <w:bCs/>
+                      <w:sz w:val="19"/>
+                      <w:szCs w:val="19"/>
+                    </w:rPr>
+                    <w:t>DISCHARGE :</w:t>
+                  </w:r>
+                  <w:proofErr w:type="gramEnd"/>
+                  <w:r>
+                    <w:rPr>
+                      <w:rFonts w:ascii="Arial Narrow" w:hAnsi="Arial Narrow" w:cs="Tahoma"/>
+                      <w:b/>
+                      <w:bCs/>
+                      <w:sz w:val="19"/>
+                      <w:szCs w:val="19"/>
+                    </w:rPr>
+                    <w:t>{</w:t>
                   </w:r>
                   <w:r>
                     <w:rPr>
@@ -2500,7 +2797,29 @@
                       <w:sz w:val="19"/>
                       <w:szCs w:val="19"/>
                     </w:rPr>
-                    <w:t>PORT OF DELIVERY :{</w:t>
+                    <w:t xml:space="preserve">PORT OF </w:t>
+                  </w:r>
+                  <w:proofErr w:type="gramStart"/>
+                  <w:r>
+                    <w:rPr>
+                      <w:rFonts w:ascii="Arial Narrow" w:hAnsi="Arial Narrow" w:cs="Tahoma"/>
+                      <w:b/>
+                      <w:bCs/>
+                      <w:sz w:val="19"/>
+                      <w:szCs w:val="19"/>
+                    </w:rPr>
+                    <w:t>DELIVERY :</w:t>
+                  </w:r>
+                  <w:proofErr w:type="gramEnd"/>
+                  <w:r>
+                    <w:rPr>
+                      <w:rFonts w:ascii="Arial Narrow" w:hAnsi="Arial Narrow" w:cs="Tahoma"/>
+                      <w:b/>
+                      <w:bCs/>
+                      <w:sz w:val="19"/>
+                      <w:szCs w:val="19"/>
+                    </w:rPr>
+                    <w:t>{</w:t>
                   </w:r>
                   <w:r>
                     <w:rPr>
@@ -2559,7 +2878,29 @@
                       <w:sz w:val="19"/>
                       <w:szCs w:val="19"/>
                     </w:rPr>
-                    <w:t>OCEAN VESSELNAME/VOYAGE NO :{</w:t>
+                    <w:t xml:space="preserve">OCEAN VESSELNAME/VOYAGE </w:t>
+                  </w:r>
+                  <w:proofErr w:type="gramStart"/>
+                  <w:r>
+                    <w:rPr>
+                      <w:rFonts w:ascii="Arial Narrow" w:hAnsi="Arial Narrow" w:cs="Tahoma"/>
+                      <w:b/>
+                      <w:bCs/>
+                      <w:sz w:val="19"/>
+                      <w:szCs w:val="19"/>
+                    </w:rPr>
+                    <w:t>NO :</w:t>
+                  </w:r>
+                  <w:proofErr w:type="gramEnd"/>
+                  <w:r>
+                    <w:rPr>
+                      <w:rFonts w:ascii="Arial Narrow" w:hAnsi="Arial Narrow" w:cs="Tahoma"/>
+                      <w:b/>
+                      <w:bCs/>
+                      <w:sz w:val="19"/>
+                      <w:szCs w:val="19"/>
+                    </w:rPr>
+                    <w:t>{</w:t>
                   </w:r>
                   <w:r>
                     <w:rPr>
@@ -2654,7 +2995,29 @@
                       <w:sz w:val="19"/>
                       <w:szCs w:val="19"/>
                     </w:rPr>
-                    <w:t>MARK &amp; NOS CONTAINER NO :{</w:t>
+                    <w:t xml:space="preserve">MARK &amp; NOS CONTAINER </w:t>
+                  </w:r>
+                  <w:proofErr w:type="gramStart"/>
+                  <w:r>
+                    <w:rPr>
+                      <w:rFonts w:ascii="Arial Narrow" w:hAnsi="Arial Narrow" w:cs="Tahoma"/>
+                      <w:b/>
+                      <w:bCs/>
+                      <w:sz w:val="19"/>
+                      <w:szCs w:val="19"/>
+                    </w:rPr>
+                    <w:t>NO :</w:t>
+                  </w:r>
+                  <w:proofErr w:type="gramEnd"/>
+                  <w:r>
+                    <w:rPr>
+                      <w:rFonts w:ascii="Arial Narrow" w:hAnsi="Arial Narrow" w:cs="Tahoma"/>
+                      <w:b/>
+                      <w:bCs/>
+                      <w:sz w:val="19"/>
+                      <w:szCs w:val="19"/>
+                    </w:rPr>
+                    <w:t>{</w:t>
                   </w:r>
                   <w:r>
                     <w:rPr>
@@ -2717,7 +3080,18 @@
                       <w:sz w:val="19"/>
                       <w:szCs w:val="19"/>
                     </w:rPr>
-                    <w:t>L/C No.:</w:t>
+                    <w:t xml:space="preserve">L/C </w:t>
+                  </w:r>
+                  <w:proofErr w:type="gramStart"/>
+                  <w:r>
+                    <w:rPr>
+                      <w:rFonts w:ascii="Arial Narrow" w:hAnsi="Arial Narrow" w:cs="Tahoma"/>
+                      <w:b/>
+                      <w:bCs/>
+                      <w:sz w:val="19"/>
+                      <w:szCs w:val="19"/>
+                    </w:rPr>
+                    <w:t>No.:</w:t>
                   </w:r>
                   <w:r>
                     <w:rPr>
@@ -2729,6 +3103,7 @@
                     <w:t>{</w:t>
                   </w:r>
                   <w:proofErr w:type="spellStart"/>
+                  <w:proofErr w:type="gramEnd"/>
                   <w:r>
                     <w:rPr>
                       <w:rFonts w:ascii="Arial Narrow" w:hAnsi="Arial Narrow" w:cs="Consolas"/>
@@ -2775,9 +3150,21 @@
                       <w:sz w:val="19"/>
                       <w:szCs w:val="19"/>
                     </w:rPr>
-                    <w:t>L/C DATE:{</w:t>
+                    <w:t xml:space="preserve">L/C </w:t>
+                  </w:r>
+                  <w:proofErr w:type="gramStart"/>
+                  <w:r>
+                    <w:rPr>
+                      <w:rFonts w:ascii="Arial Narrow" w:hAnsi="Arial Narrow" w:cs="Tahoma"/>
+                      <w:b/>
+                      <w:bCs/>
+                      <w:sz w:val="19"/>
+                      <w:szCs w:val="19"/>
+                    </w:rPr>
+                    <w:t>DATE:{</w:t>
                   </w:r>
                   <w:proofErr w:type="spellStart"/>
+                  <w:proofErr w:type="gramEnd"/>
                   <w:r>
                     <w:rPr>
                       <w:rFonts w:ascii="Arial Narrow" w:hAnsi="Arial Narrow" w:cs="Consolas"/>
@@ -2871,7 +3258,29 @@
                       <w:sz w:val="20"/>
                       <w:szCs w:val="19"/>
                     </w:rPr>
-                    <w:t>FOR CEDAAR TEXTILE PVT . LTD</w:t>
+                    <w:t xml:space="preserve">FOR CEDAAR TEXTILE </w:t>
+                  </w:r>
+                  <w:proofErr w:type="gramStart"/>
+                  <w:r>
+                    <w:rPr>
+                      <w:rFonts w:ascii="Arial Narrow" w:hAnsi="Arial Narrow" w:cs="Tahoma"/>
+                      <w:b/>
+                      <w:bCs/>
+                      <w:sz w:val="20"/>
+                      <w:szCs w:val="19"/>
+                    </w:rPr>
+                    <w:t>PVT .</w:t>
+                  </w:r>
+                  <w:proofErr w:type="gramEnd"/>
+                  <w:r>
+                    <w:rPr>
+                      <w:rFonts w:ascii="Arial Narrow" w:hAnsi="Arial Narrow" w:cs="Tahoma"/>
+                      <w:b/>
+                      <w:bCs/>
+                      <w:sz w:val="20"/>
+                      <w:szCs w:val="19"/>
+                    </w:rPr>
+                    <w:t xml:space="preserve"> LTD</w:t>
                   </w:r>
                 </w:p>
               </w:tc>
@@ -2905,7 +3314,18 @@
                       <w:sz w:val="19"/>
                       <w:szCs w:val="19"/>
                     </w:rPr>
-                    <w:t>OPENING BANK:</w:t>
+                    <w:t xml:space="preserve">OPENING </w:t>
+                  </w:r>
+                  <w:proofErr w:type="gramStart"/>
+                  <w:r>
+                    <w:rPr>
+                      <w:rFonts w:ascii="Arial Narrow" w:hAnsi="Arial Narrow" w:cs="Tahoma"/>
+                      <w:b/>
+                      <w:bCs/>
+                      <w:sz w:val="19"/>
+                      <w:szCs w:val="19"/>
+                    </w:rPr>
+                    <w:t>BANK:</w:t>
                   </w:r>
                   <w:r>
                     <w:rPr>
@@ -2917,6 +3337,7 @@
                     <w:t>{</w:t>
                   </w:r>
                   <w:proofErr w:type="spellStart"/>
+                  <w:proofErr w:type="gramEnd"/>
                   <w:r>
                     <w:rPr>
                       <w:rFonts w:ascii="Arial Narrow" w:hAnsi="Arial Narrow" w:cs="Consolas"/>
@@ -2984,7 +3405,18 @@
                       <w:sz w:val="19"/>
                       <w:szCs w:val="19"/>
                     </w:rPr>
-                    <w:t>BENEFICIARY BANK:</w:t>
+                    <w:t xml:space="preserve">BENEFICIARY </w:t>
+                  </w:r>
+                  <w:proofErr w:type="gramStart"/>
+                  <w:r>
+                    <w:rPr>
+                      <w:rFonts w:ascii="Arial Narrow" w:hAnsi="Arial Narrow" w:cs="Tahoma"/>
+                      <w:b/>
+                      <w:bCs/>
+                      <w:sz w:val="19"/>
+                      <w:szCs w:val="19"/>
+                    </w:rPr>
+                    <w:t>BANK:</w:t>
                   </w:r>
                   <w:r>
                     <w:rPr>
@@ -2996,6 +3428,7 @@
                     <w:t>{</w:t>
                   </w:r>
                   <w:proofErr w:type="spellStart"/>
+                  <w:proofErr w:type="gramEnd"/>
                   <w:r>
                     <w:rPr>
                       <w:rFonts w:ascii="Arial Narrow" w:hAnsi="Arial Narrow" w:cs="Consolas"/>
@@ -3089,6 +3522,7 @@
                       <w:u w:val="single"/>
                     </w:rPr>
                   </w:pPr>
+                  <w:proofErr w:type="gramStart"/>
                   <w:r>
                     <w:rPr>
                       <w:rFonts w:ascii="Arial Narrow" w:hAnsi="Arial Narrow" w:cs="Tahoma"/>
@@ -3100,6 +3534,7 @@
                     </w:rPr>
                     <w:t>DECLARATION :</w:t>
                   </w:r>
+                  <w:proofErr w:type="gramEnd"/>
                 </w:p>
                 <w:p>
                   <w:pPr>
@@ -3120,7 +3555,27 @@
                       <w:sz w:val="19"/>
                       <w:szCs w:val="19"/>
                     </w:rPr>
-                    <w:t>WE DECLARE THAT THIS INVOICE SHOWS THE ACTUAL PRICE OF THE GOODS .DECLARED THAT ALL THE PARTICULARS ARE TRUE AND CORRECT.WE DECLARE THAT THE GOODSARE OF INDIAN ORIGIN .</w:t>
+                    <w:t xml:space="preserve">WE DECLARE THAT THIS INVOICE SHOWS THE ACTUAL PRICE OF THE </w:t>
+                  </w:r>
+                  <w:proofErr w:type="gramStart"/>
+                  <w:r>
+                    <w:rPr>
+                      <w:rFonts w:ascii="Arial Narrow" w:hAnsi="Arial Narrow" w:cs="Tahoma"/>
+                      <w:bCs/>
+                      <w:sz w:val="19"/>
+                      <w:szCs w:val="19"/>
+                    </w:rPr>
+                    <w:t>GOODS .DECLARED</w:t>
+                  </w:r>
+                  <w:proofErr w:type="gramEnd"/>
+                  <w:r>
+                    <w:rPr>
+                      <w:rFonts w:ascii="Arial Narrow" w:hAnsi="Arial Narrow" w:cs="Tahoma"/>
+                      <w:bCs/>
+                      <w:sz w:val="19"/>
+                      <w:szCs w:val="19"/>
+                    </w:rPr>
+                    <w:t xml:space="preserve"> THAT ALL THE PARTICULARS ARE TRUE AND CORRECT.WE DECLARE THAT THE GOODSARE OF INDIAN ORIGIN .</w:t>
                   </w:r>
                 </w:p>
               </w:tc>
@@ -3223,8 +3678,12 @@
       </w:pPr>
     </w:p>
     <w:sectPr>
-      <w:headerReference w:type="default" r:id="rId9"/>
-      <w:footerReference w:type="default" r:id="rId10"/>
+      <w:headerReference w:type="even" r:id="rId9"/>
+      <w:headerReference w:type="default" r:id="rId10"/>
+      <w:footerReference w:type="even" r:id="rId11"/>
+      <w:footerReference w:type="default" r:id="rId12"/>
+      <w:headerReference w:type="first" r:id="rId13"/>
+      <w:footerReference w:type="first" r:id="rId14"/>
       <w:pgSz w:w="12240" w:h="20160" w:code="5"/>
       <w:pgMar w:top="720" w:right="720" w:bottom="720" w:left="720" w:header="144" w:footer="0" w:gutter="0"/>
       <w:cols w:space="720"/>
@@ -3254,6 +3713,16 @@
 </file>
 
 <file path=word/footer1.xml><?xml version="1.0" encoding="utf-8"?>
+<w:ftr xmlns:wpc="http://schemas.microsoft.com/office/word/2010/wordprocessingCanvas" xmlns:cx="http://schemas.microsoft.com/office/drawing/2014/chartex" xmlns:cx1="http://schemas.microsoft.com/office/drawing/2015/9/8/chartex" xmlns:cx2="http://schemas.microsoft.com/office/drawing/2015/10/21/chartex" xmlns:cx3="http://schemas.microsoft.com/office/drawing/2016/5/9/chartex" xmlns:cx4="http://schemas.microsoft.com/office/drawing/2016/5/10/chartex" xmlns:cx5="http://schemas.microsoft.com/office/drawing/2016/5/11/chartex" xmlns:cx6="http://schemas.microsoft.com/office/drawing/2016/5/12/chartex" xmlns:cx7="http://schemas.microsoft.com/office/drawing/2016/5/13/chartex" xmlns:cx8="http://schemas.microsoft.com/office/drawing/2016/5/14/chartex" xmlns:mc="http://schemas.openxmlformats.org/markup-compatibility/2006" xmlns:aink="http://schemas.microsoft.com/office/drawing/2016/ink" xmlns:am3d="http://schemas.microsoft.com/office/drawing/2017/model3d" xmlns:o="urn:schemas-microsoft-com:office:office" xmlns:oel="http://schemas.microsoft.com/office/2019/extlst" xmlns:r="http://schemas.openxmlformats.org/officeDocument/2006/relationships" xmlns:m="http://schemas.openxmlformats.org/officeDocument/2006/math" xmlns:v="urn:schemas-microsoft-com:vml" xmlns:wp14="http://schemas.microsoft.com/office/word/2010/wordprocessingDrawing" xmlns:wp="http://schemas.openxmlformats.org/drawingml/2006/wordprocessingDrawing" xmlns:w10="urn:schemas-microsoft-com:office:word" xmlns:w="http://schemas.openxmlformats.org/wordprocessingml/2006/main" xmlns:w14="http://schemas.microsoft.com/office/word/2010/wordml" xmlns:w15="http://schemas.microsoft.com/office/word/2012/wordml" xmlns:w16cex="http://schemas.microsoft.com/office/word/2018/wordml/cex" xmlns:w16cid="http://schemas.microsoft.com/office/word/2016/wordml/cid" xmlns:w16="http://schemas.microsoft.com/office/word/2018/wordml" xmlns:w16sdtdh="http://schemas.microsoft.com/office/word/2020/wordml/sdtdatahash" xmlns:w16se="http://schemas.microsoft.com/office/word/2015/wordml/symex" xmlns:wpg="http://schemas.microsoft.com/office/word/2010/wordprocessingGroup" xmlns:wpi="http://schemas.microsoft.com/office/word/2010/wordprocessingInk" xmlns:wne="http://schemas.microsoft.com/office/word/2006/wordml" xmlns:wps="http://schemas.microsoft.com/office/word/2010/wordprocessingShape" mc:Ignorable="w14 w15 w16se w16cid w16 w16cex w16sdtdh wp14">
+  <w:p>
+    <w:pPr>
+      <w:pStyle w:val="Footer"/>
+    </w:pPr>
+  </w:p>
+</w:ftr>
+</file>
+
+<file path=word/footer2.xml><?xml version="1.0" encoding="utf-8"?>
 <w:ftr xmlns:wpc="http://schemas.microsoft.com/office/word/2010/wordprocessingCanvas" xmlns:cx="http://schemas.microsoft.com/office/drawing/2014/chartex" xmlns:cx1="http://schemas.microsoft.com/office/drawing/2015/9/8/chartex" xmlns:cx2="http://schemas.microsoft.com/office/drawing/2015/10/21/chartex" xmlns:cx3="http://schemas.microsoft.com/office/drawing/2016/5/9/chartex" xmlns:cx4="http://schemas.microsoft.com/office/drawing/2016/5/10/chartex" xmlns:cx5="http://schemas.microsoft.com/office/drawing/2016/5/11/chartex" xmlns:cx6="http://schemas.microsoft.com/office/drawing/2016/5/12/chartex" xmlns:cx7="http://schemas.microsoft.com/office/drawing/2016/5/13/chartex" xmlns:cx8="http://schemas.microsoft.com/office/drawing/2016/5/14/chartex" xmlns:mc="http://schemas.openxmlformats.org/markup-compatibility/2006" xmlns:aink="http://schemas.microsoft.com/office/drawing/2016/ink" xmlns:am3d="http://schemas.microsoft.com/office/drawing/2017/model3d" xmlns:o="urn:schemas-microsoft-com:office:office" xmlns:oel="http://schemas.microsoft.com/office/2019/extlst" xmlns:r="http://schemas.openxmlformats.org/officeDocument/2006/relationships" xmlns:m="http://schemas.openxmlformats.org/officeDocument/2006/math" xmlns:v="urn:schemas-microsoft-com:vml" xmlns:wp14="http://schemas.microsoft.com/office/word/2010/wordprocessingDrawing" xmlns:wp="http://schemas.openxmlformats.org/drawingml/2006/wordprocessingDrawing" xmlns:w10="urn:schemas-microsoft-com:office:word" xmlns:w="http://schemas.openxmlformats.org/wordprocessingml/2006/main" xmlns:w14="http://schemas.microsoft.com/office/word/2010/wordml" xmlns:w15="http://schemas.microsoft.com/office/word/2012/wordml" xmlns:w16cex="http://schemas.microsoft.com/office/word/2018/wordml/cex" xmlns:w16cid="http://schemas.microsoft.com/office/word/2016/wordml/cid" xmlns:w16="http://schemas.microsoft.com/office/word/2018/wordml" xmlns:w16sdtdh="http://schemas.microsoft.com/office/word/2020/wordml/sdtdatahash" xmlns:w16se="http://schemas.microsoft.com/office/word/2015/wordml/symex" xmlns:wpg="http://schemas.microsoft.com/office/word/2010/wordprocessingGroup" xmlns:wpi="http://schemas.microsoft.com/office/word/2010/wordprocessingInk" xmlns:wne="http://schemas.microsoft.com/office/word/2006/wordml" xmlns:wps="http://schemas.microsoft.com/office/word/2010/wordprocessingShape" mc:Ignorable="w14 w15 w16se w16cid w16 w16cex w16sdtdh wp14">
   <w:sdt>
     <w:sdtPr>
@@ -3441,7 +3910,6 @@
       <w:p>
         <w:pPr>
           <w:spacing w:before="120"/>
-          <w:jc w:val="center"/>
           <w:rPr>
             <w:rFonts w:ascii="Tahoma" w:eastAsia="Times New Roman" w:hAnsi="Tahoma" w:cs="Tahoma"/>
             <w:color w:val="222222"/>
@@ -3449,12 +3917,180 @@
             <w:szCs w:val="18"/>
           </w:rPr>
         </w:pPr>
+        <w:r>
+          <w:rPr>
+            <w:sz w:val="14"/>
+            <w:szCs w:val="14"/>
+          </w:rPr>
+          <w:t>Print</w:t>
+        </w:r>
+        <w:r>
+          <w:rPr>
+            <w:sz w:val="14"/>
+            <w:szCs w:val="14"/>
+          </w:rPr>
+          <w:t>ing</w:t>
+        </w:r>
+        <w:r>
+          <w:rPr>
+            <w:sz w:val="14"/>
+            <w:szCs w:val="14"/>
+          </w:rPr>
+          <w:t xml:space="preserve"> By: {</w:t>
+        </w:r>
+        <w:proofErr w:type="spellStart"/>
+        <w:r>
+          <w:rPr>
+            <w:sz w:val="14"/>
+            <w:szCs w:val="14"/>
+          </w:rPr>
+          <w:t>PrintedBy</w:t>
+        </w:r>
+        <w:proofErr w:type="spellEnd"/>
+        <w:r>
+          <w:rPr>
+            <w:sz w:val="14"/>
+            <w:szCs w:val="14"/>
+          </w:rPr>
+          <w:t>}</w:t>
+        </w:r>
+        <w:r>
+          <w:rPr>
+            <w:sz w:val="14"/>
+            <w:szCs w:val="14"/>
+          </w:rPr>
+          <w:tab/>
+        </w:r>
+        <w:r>
+          <w:rPr>
+            <w:sz w:val="14"/>
+            <w:szCs w:val="14"/>
+          </w:rPr>
+          <w:tab/>
+        </w:r>
+        <w:r>
+          <w:rPr>
+            <w:sz w:val="14"/>
+            <w:szCs w:val="14"/>
+          </w:rPr>
+          <w:tab/>
+        </w:r>
+        <w:r>
+          <w:rPr>
+            <w:sz w:val="14"/>
+            <w:szCs w:val="14"/>
+          </w:rPr>
+          <w:tab/>
+        </w:r>
+        <w:r>
+          <w:rPr>
+            <w:sz w:val="14"/>
+            <w:szCs w:val="14"/>
+          </w:rPr>
+          <w:t xml:space="preserve"> </w:t>
+        </w:r>
+        <w:r>
+          <w:rPr>
+            <w:sz w:val="14"/>
+            <w:szCs w:val="14"/>
+          </w:rPr>
+          <w:t>Created By: {</w:t>
+        </w:r>
+        <w:proofErr w:type="spellStart"/>
+        <w:r>
+          <w:rPr>
+            <w:sz w:val="14"/>
+            <w:szCs w:val="14"/>
+          </w:rPr>
+          <w:t>CreatedBy</w:t>
+        </w:r>
+        <w:proofErr w:type="spellEnd"/>
+        <w:r>
+          <w:rPr>
+            <w:sz w:val="14"/>
+            <w:szCs w:val="14"/>
+          </w:rPr>
+          <w:t>}</w:t>
+        </w:r>
+        <w:r>
+          <w:rPr>
+            <w:sz w:val="14"/>
+            <w:szCs w:val="14"/>
+          </w:rPr>
+          <w:tab/>
+        </w:r>
+        <w:r>
+          <w:rPr>
+            <w:sz w:val="14"/>
+            <w:szCs w:val="14"/>
+          </w:rPr>
+          <w:tab/>
+        </w:r>
+        <w:r>
+          <w:rPr>
+            <w:sz w:val="14"/>
+            <w:szCs w:val="14"/>
+          </w:rPr>
+          <w:tab/>
+        </w:r>
+        <w:r>
+          <w:rPr>
+            <w:sz w:val="14"/>
+            <w:szCs w:val="14"/>
+          </w:rPr>
+          <w:tab/>
+        </w:r>
+        <w:r>
+          <w:rPr>
+            <w:sz w:val="14"/>
+            <w:szCs w:val="14"/>
+          </w:rPr>
+          <w:tab/>
+        </w:r>
+        <w:r>
+          <w:rPr>
+            <w:sz w:val="14"/>
+            <w:szCs w:val="14"/>
+          </w:rPr>
+          <w:t xml:space="preserve">                           </w:t>
+        </w:r>
+        <w:r>
+          <w:rPr>
+            <w:sz w:val="14"/>
+            <w:szCs w:val="14"/>
+          </w:rPr>
+          <w:t>Print</w:t>
+        </w:r>
+        <w:r>
+          <w:rPr>
+            <w:sz w:val="14"/>
+            <w:szCs w:val="14"/>
+          </w:rPr>
+          <w:t>ing</w:t>
+        </w:r>
+        <w:r>
+          <w:rPr>
+            <w:sz w:val="14"/>
+            <w:szCs w:val="14"/>
+          </w:rPr>
+          <w:t xml:space="preserve"> Time: {DT}</w:t>
+        </w:r>
       </w:p>
     </w:sdtContent>
   </w:sdt>
   <w:p>
     <w:pPr>
       <w:jc w:val="center"/>
+    </w:pPr>
+  </w:p>
+</w:ftr>
+</file>
+
+<file path=word/footer3.xml><?xml version="1.0" encoding="utf-8"?>
+<w:ftr xmlns:wpc="http://schemas.microsoft.com/office/word/2010/wordprocessingCanvas" xmlns:cx="http://schemas.microsoft.com/office/drawing/2014/chartex" xmlns:cx1="http://schemas.microsoft.com/office/drawing/2015/9/8/chartex" xmlns:cx2="http://schemas.microsoft.com/office/drawing/2015/10/21/chartex" xmlns:cx3="http://schemas.microsoft.com/office/drawing/2016/5/9/chartex" xmlns:cx4="http://schemas.microsoft.com/office/drawing/2016/5/10/chartex" xmlns:cx5="http://schemas.microsoft.com/office/drawing/2016/5/11/chartex" xmlns:cx6="http://schemas.microsoft.com/office/drawing/2016/5/12/chartex" xmlns:cx7="http://schemas.microsoft.com/office/drawing/2016/5/13/chartex" xmlns:cx8="http://schemas.microsoft.com/office/drawing/2016/5/14/chartex" xmlns:mc="http://schemas.openxmlformats.org/markup-compatibility/2006" xmlns:aink="http://schemas.microsoft.com/office/drawing/2016/ink" xmlns:am3d="http://schemas.microsoft.com/office/drawing/2017/model3d" xmlns:o="urn:schemas-microsoft-com:office:office" xmlns:oel="http://schemas.microsoft.com/office/2019/extlst" xmlns:r="http://schemas.openxmlformats.org/officeDocument/2006/relationships" xmlns:m="http://schemas.openxmlformats.org/officeDocument/2006/math" xmlns:v="urn:schemas-microsoft-com:vml" xmlns:wp14="http://schemas.microsoft.com/office/word/2010/wordprocessingDrawing" xmlns:wp="http://schemas.openxmlformats.org/drawingml/2006/wordprocessingDrawing" xmlns:w10="urn:schemas-microsoft-com:office:word" xmlns:w="http://schemas.openxmlformats.org/wordprocessingml/2006/main" xmlns:w14="http://schemas.microsoft.com/office/word/2010/wordml" xmlns:w15="http://schemas.microsoft.com/office/word/2012/wordml" xmlns:w16cex="http://schemas.microsoft.com/office/word/2018/wordml/cex" xmlns:w16cid="http://schemas.microsoft.com/office/word/2016/wordml/cid" xmlns:w16="http://schemas.microsoft.com/office/word/2018/wordml" xmlns:w16sdtdh="http://schemas.microsoft.com/office/word/2020/wordml/sdtdatahash" xmlns:w16se="http://schemas.microsoft.com/office/word/2015/wordml/symex" xmlns:wpg="http://schemas.microsoft.com/office/word/2010/wordprocessingGroup" xmlns:wpi="http://schemas.microsoft.com/office/word/2010/wordprocessingInk" xmlns:wne="http://schemas.microsoft.com/office/word/2006/wordml" xmlns:wps="http://schemas.microsoft.com/office/word/2010/wordprocessingShape" mc:Ignorable="w14 w15 w16se w16cid w16 w16cex w16sdtdh wp14">
+  <w:p>
+    <w:pPr>
+      <w:pStyle w:val="Footer"/>
     </w:pPr>
   </w:p>
 </w:ftr>
@@ -3480,6 +4116,16 @@
 </file>
 
 <file path=word/header1.xml><?xml version="1.0" encoding="utf-8"?>
+<w:hdr xmlns:wpc="http://schemas.microsoft.com/office/word/2010/wordprocessingCanvas" xmlns:cx="http://schemas.microsoft.com/office/drawing/2014/chartex" xmlns:cx1="http://schemas.microsoft.com/office/drawing/2015/9/8/chartex" xmlns:cx2="http://schemas.microsoft.com/office/drawing/2015/10/21/chartex" xmlns:cx3="http://schemas.microsoft.com/office/drawing/2016/5/9/chartex" xmlns:cx4="http://schemas.microsoft.com/office/drawing/2016/5/10/chartex" xmlns:cx5="http://schemas.microsoft.com/office/drawing/2016/5/11/chartex" xmlns:cx6="http://schemas.microsoft.com/office/drawing/2016/5/12/chartex" xmlns:cx7="http://schemas.microsoft.com/office/drawing/2016/5/13/chartex" xmlns:cx8="http://schemas.microsoft.com/office/drawing/2016/5/14/chartex" xmlns:mc="http://schemas.openxmlformats.org/markup-compatibility/2006" xmlns:aink="http://schemas.microsoft.com/office/drawing/2016/ink" xmlns:am3d="http://schemas.microsoft.com/office/drawing/2017/model3d" xmlns:o="urn:schemas-microsoft-com:office:office" xmlns:oel="http://schemas.microsoft.com/office/2019/extlst" xmlns:r="http://schemas.openxmlformats.org/officeDocument/2006/relationships" xmlns:m="http://schemas.openxmlformats.org/officeDocument/2006/math" xmlns:v="urn:schemas-microsoft-com:vml" xmlns:wp14="http://schemas.microsoft.com/office/word/2010/wordprocessingDrawing" xmlns:wp="http://schemas.openxmlformats.org/drawingml/2006/wordprocessingDrawing" xmlns:w10="urn:schemas-microsoft-com:office:word" xmlns:w="http://schemas.openxmlformats.org/wordprocessingml/2006/main" xmlns:w14="http://schemas.microsoft.com/office/word/2010/wordml" xmlns:w15="http://schemas.microsoft.com/office/word/2012/wordml" xmlns:w16cex="http://schemas.microsoft.com/office/word/2018/wordml/cex" xmlns:w16cid="http://schemas.microsoft.com/office/word/2016/wordml/cid" xmlns:w16="http://schemas.microsoft.com/office/word/2018/wordml" xmlns:w16sdtdh="http://schemas.microsoft.com/office/word/2020/wordml/sdtdatahash" xmlns:w16se="http://schemas.microsoft.com/office/word/2015/wordml/symex" xmlns:wpg="http://schemas.microsoft.com/office/word/2010/wordprocessingGroup" xmlns:wpi="http://schemas.microsoft.com/office/word/2010/wordprocessingInk" xmlns:wne="http://schemas.microsoft.com/office/word/2006/wordml" xmlns:wps="http://schemas.microsoft.com/office/word/2010/wordprocessingShape" mc:Ignorable="w14 w15 w16se w16cid w16 w16cex w16sdtdh wp14">
+  <w:p>
+    <w:pPr>
+      <w:pStyle w:val="Header"/>
+    </w:pPr>
+  </w:p>
+</w:hdr>
+</file>
+
+<file path=word/header2.xml><?xml version="1.0" encoding="utf-8"?>
 <w:hdr xmlns:wpc="http://schemas.microsoft.com/office/word/2010/wordprocessingCanvas" xmlns:cx="http://schemas.microsoft.com/office/drawing/2014/chartex" xmlns:cx1="http://schemas.microsoft.com/office/drawing/2015/9/8/chartex" xmlns:cx2="http://schemas.microsoft.com/office/drawing/2015/10/21/chartex" xmlns:cx3="http://schemas.microsoft.com/office/drawing/2016/5/9/chartex" xmlns:cx4="http://schemas.microsoft.com/office/drawing/2016/5/10/chartex" xmlns:cx5="http://schemas.microsoft.com/office/drawing/2016/5/11/chartex" xmlns:cx6="http://schemas.microsoft.com/office/drawing/2016/5/12/chartex" xmlns:cx7="http://schemas.microsoft.com/office/drawing/2016/5/13/chartex" xmlns:cx8="http://schemas.microsoft.com/office/drawing/2016/5/14/chartex" xmlns:mc="http://schemas.openxmlformats.org/markup-compatibility/2006" xmlns:aink="http://schemas.microsoft.com/office/drawing/2016/ink" xmlns:am3d="http://schemas.microsoft.com/office/drawing/2017/model3d" xmlns:o="urn:schemas-microsoft-com:office:office" xmlns:oel="http://schemas.microsoft.com/office/2019/extlst" xmlns:r="http://schemas.openxmlformats.org/officeDocument/2006/relationships" xmlns:m="http://schemas.openxmlformats.org/officeDocument/2006/math" xmlns:v="urn:schemas-microsoft-com:vml" xmlns:wp14="http://schemas.microsoft.com/office/word/2010/wordprocessingDrawing" xmlns:wp="http://schemas.openxmlformats.org/drawingml/2006/wordprocessingDrawing" xmlns:w10="urn:schemas-microsoft-com:office:word" xmlns:w="http://schemas.openxmlformats.org/wordprocessingml/2006/main" xmlns:w14="http://schemas.microsoft.com/office/word/2010/wordml" xmlns:w15="http://schemas.microsoft.com/office/word/2012/wordml" xmlns:w16cex="http://schemas.microsoft.com/office/word/2018/wordml/cex" xmlns:w16cid="http://schemas.microsoft.com/office/word/2016/wordml/cid" xmlns:w16="http://schemas.microsoft.com/office/word/2018/wordml" xmlns:w16sdtdh="http://schemas.microsoft.com/office/word/2020/wordml/sdtdatahash" xmlns:w16se="http://schemas.microsoft.com/office/word/2015/wordml/symex" xmlns:wpg="http://schemas.microsoft.com/office/word/2010/wordprocessingGroup" xmlns:wpi="http://schemas.microsoft.com/office/word/2010/wordprocessingInk" xmlns:wne="http://schemas.microsoft.com/office/word/2006/wordml" xmlns:wps="http://schemas.microsoft.com/office/word/2010/wordprocessingShape" mc:Ignorable="w14 w15 w16se w16cid w16 w16cex w16sdtdh wp14">
   <w:p>
     <w:pPr>
@@ -3550,6 +4196,16 @@
       </w:rPr>
       <w:t>Cedaar Textile Private Limited</w:t>
     </w:r>
+  </w:p>
+</w:hdr>
+</file>
+
+<file path=word/header3.xml><?xml version="1.0" encoding="utf-8"?>
+<w:hdr xmlns:wpc="http://schemas.microsoft.com/office/word/2010/wordprocessingCanvas" xmlns:cx="http://schemas.microsoft.com/office/drawing/2014/chartex" xmlns:cx1="http://schemas.microsoft.com/office/drawing/2015/9/8/chartex" xmlns:cx2="http://schemas.microsoft.com/office/drawing/2015/10/21/chartex" xmlns:cx3="http://schemas.microsoft.com/office/drawing/2016/5/9/chartex" xmlns:cx4="http://schemas.microsoft.com/office/drawing/2016/5/10/chartex" xmlns:cx5="http://schemas.microsoft.com/office/drawing/2016/5/11/chartex" xmlns:cx6="http://schemas.microsoft.com/office/drawing/2016/5/12/chartex" xmlns:cx7="http://schemas.microsoft.com/office/drawing/2016/5/13/chartex" xmlns:cx8="http://schemas.microsoft.com/office/drawing/2016/5/14/chartex" xmlns:mc="http://schemas.openxmlformats.org/markup-compatibility/2006" xmlns:aink="http://schemas.microsoft.com/office/drawing/2016/ink" xmlns:am3d="http://schemas.microsoft.com/office/drawing/2017/model3d" xmlns:o="urn:schemas-microsoft-com:office:office" xmlns:oel="http://schemas.microsoft.com/office/2019/extlst" xmlns:r="http://schemas.openxmlformats.org/officeDocument/2006/relationships" xmlns:m="http://schemas.openxmlformats.org/officeDocument/2006/math" xmlns:v="urn:schemas-microsoft-com:vml" xmlns:wp14="http://schemas.microsoft.com/office/word/2010/wordprocessingDrawing" xmlns:wp="http://schemas.openxmlformats.org/drawingml/2006/wordprocessingDrawing" xmlns:w10="urn:schemas-microsoft-com:office:word" xmlns:w="http://schemas.openxmlformats.org/wordprocessingml/2006/main" xmlns:w14="http://schemas.microsoft.com/office/word/2010/wordml" xmlns:w15="http://schemas.microsoft.com/office/word/2012/wordml" xmlns:w16cex="http://schemas.microsoft.com/office/word/2018/wordml/cex" xmlns:w16cid="http://schemas.microsoft.com/office/word/2016/wordml/cid" xmlns:w16="http://schemas.microsoft.com/office/word/2018/wordml" xmlns:w16sdtdh="http://schemas.microsoft.com/office/word/2020/wordml/sdtdatahash" xmlns:w16se="http://schemas.microsoft.com/office/word/2015/wordml/symex" xmlns:wpg="http://schemas.microsoft.com/office/word/2010/wordprocessingGroup" xmlns:wpi="http://schemas.microsoft.com/office/word/2010/wordprocessingInk" xmlns:wne="http://schemas.microsoft.com/office/word/2006/wordml" xmlns:wps="http://schemas.microsoft.com/office/word/2010/wordprocessingShape" mc:Ignorable="w14 w15 w16se w16cid w16 w16cex w16sdtdh wp14">
+  <w:p>
+    <w:pPr>
+      <w:pStyle w:val="Header"/>
+    </w:pPr>
   </w:p>
 </w:hdr>
 </file>

--- a/APLOS/POPResources/Templates/CommercialInvoice202034.docx
+++ b/APLOS/POPResources/Templates/CommercialInvoice202034.docx
@@ -65,7 +65,6 @@
                 <w:sz w:val="20"/>
               </w:rPr>
             </w:pPr>
-            <w:proofErr w:type="gramStart"/>
             <w:r>
               <w:rPr>
                 <w:rFonts w:ascii="Arial Narrow" w:hAnsi="Arial Narrow" w:cs="Tahoma"/>
@@ -85,7 +84,6 @@
               </w:rPr>
               <w:t xml:space="preserve"> :</w:t>
             </w:r>
-            <w:proofErr w:type="gramEnd"/>
             <w:r>
               <w:rPr>
                 <w:rFonts w:ascii="Arial Narrow" w:hAnsi="Arial Narrow" w:cs="Tahoma"/>
@@ -205,16 +203,15 @@
                 <w:b/>
                 <w:sz w:val="20"/>
               </w:rPr>
-              <w:t xml:space="preserve">YELAHANKA </w:t>
-            </w:r>
-            <w:proofErr w:type="gramStart"/>
+              <w:t xml:space="preserve">YELAHANKA NEW </w:t>
+            </w:r>
             <w:r>
               <w:rPr>
                 <w:rFonts w:ascii="Arial Narrow" w:hAnsi="Arial Narrow" w:cs="Tahoma"/>
                 <w:b/>
                 <w:sz w:val="20"/>
               </w:rPr>
-              <w:t xml:space="preserve">NEW </w:t>
+              <w:t xml:space="preserve"> </w:t>
             </w:r>
             <w:r>
               <w:rPr>
@@ -222,24 +219,7 @@
                 <w:b/>
                 <w:sz w:val="20"/>
               </w:rPr>
-              <w:t xml:space="preserve"> </w:t>
-            </w:r>
-            <w:r>
-              <w:rPr>
-                <w:rFonts w:ascii="Arial Narrow" w:hAnsi="Arial Narrow" w:cs="Tahoma"/>
-                <w:b/>
-                <w:sz w:val="20"/>
-              </w:rPr>
-              <w:t>TOWN</w:t>
-            </w:r>
-            <w:proofErr w:type="gramEnd"/>
-            <w:r>
-              <w:rPr>
-                <w:rFonts w:ascii="Arial Narrow" w:hAnsi="Arial Narrow" w:cs="Tahoma"/>
-                <w:b/>
-                <w:sz w:val="20"/>
-              </w:rPr>
-              <w:t xml:space="preserve"> </w:t>
+              <w:t xml:space="preserve">TOWN </w:t>
             </w:r>
             <w:r>
               <w:rPr>
@@ -296,7 +276,6 @@
                 <w:rFonts w:ascii="Arial Narrow" w:hAnsi="Arial Narrow" w:cs="Tahoma"/>
               </w:rPr>
             </w:pPr>
-            <w:proofErr w:type="gramStart"/>
             <w:r>
               <w:rPr>
                 <w:rFonts w:ascii="Arial Narrow" w:hAnsi="Arial Narrow" w:cs="Tahoma"/>
@@ -317,7 +296,6 @@
               </w:rPr>
               <w:t>:</w:t>
             </w:r>
-            <w:proofErr w:type="gramEnd"/>
             <w:r>
               <w:rPr>
                 <w:rFonts w:ascii="Arial Narrow" w:hAnsi="Arial Narrow" w:cstheme="majorHAnsi"/>
@@ -362,22 +340,13 @@
                 <w:b/>
                 <w:sz w:val="20"/>
               </w:rPr>
-              <w:t xml:space="preserve">VILL. KUP </w:t>
-            </w:r>
-            <w:proofErr w:type="gramStart"/>
-            <w:r>
-              <w:rPr>
-                <w:rFonts w:ascii="Arial Narrow" w:hAnsi="Arial Narrow" w:cstheme="majorHAnsi"/>
-                <w:b/>
+              <w:t>VILL. KUP KALAN</w:t>
+            </w:r>
+            <w:r>
+              <w:rPr>
+                <w:rFonts w:ascii="Arial Narrow" w:hAnsi="Arial Narrow" w:cs="Tahoma"/>
                 <w:sz w:val="20"/>
               </w:rPr>
-              <w:t>KALAN</w:t>
-            </w:r>
-            <w:r>
-              <w:rPr>
-                <w:rFonts w:ascii="Arial Narrow" w:hAnsi="Arial Narrow" w:cs="Tahoma"/>
-                <w:sz w:val="20"/>
-              </w:rPr>
               <w:t xml:space="preserve"> </w:t>
             </w:r>
             <w:r>
@@ -394,7 +363,6 @@
               </w:rPr>
               <w:t>TESHIL</w:t>
             </w:r>
-            <w:proofErr w:type="gramEnd"/>
             <w:r>
               <w:rPr>
                 <w:rFonts w:ascii="Arial Narrow" w:hAnsi="Arial Narrow" w:cs="Tahoma"/>
@@ -423,7 +391,6 @@
                 <w:rFonts w:ascii="Arial Narrow" w:hAnsi="Arial Narrow" w:cs="Tahoma"/>
               </w:rPr>
             </w:pPr>
-            <w:proofErr w:type="gramStart"/>
             <w:r>
               <w:rPr>
                 <w:rFonts w:ascii="Arial Narrow" w:hAnsi="Arial Narrow" w:cs="Tahoma"/>
@@ -445,16 +412,7 @@
                 <w:b/>
                 <w:sz w:val="20"/>
               </w:rPr>
-              <w:t>SANGRUR</w:t>
-            </w:r>
-            <w:proofErr w:type="gramEnd"/>
-            <w:r>
-              <w:rPr>
-                <w:rFonts w:ascii="Arial Narrow" w:hAnsi="Arial Narrow" w:cs="Tahoma"/>
-                <w:b/>
-                <w:sz w:val="20"/>
-              </w:rPr>
-              <w:t>,-148020</w:t>
+              <w:t>SANGRUR,-148020</w:t>
             </w:r>
             <w:r>
               <w:rPr>
@@ -522,7 +480,6 @@
                 <w:rFonts w:ascii="Arial Narrow" w:hAnsi="Arial Narrow" w:cs="Tahoma"/>
               </w:rPr>
             </w:pPr>
-            <w:proofErr w:type="gramStart"/>
             <w:r>
               <w:rPr>
                 <w:rFonts w:ascii="Arial Narrow" w:hAnsi="Arial Narrow" w:cs="Tahoma"/>
@@ -536,7 +493,6 @@
               </w:rPr>
               <w:t>::</w:t>
             </w:r>
-            <w:proofErr w:type="gramEnd"/>
             <w:r>
               <w:rPr>
                 <w:rFonts w:ascii="Arial Narrow" w:hAnsi="Arial Narrow" w:cs="Tahoma"/>
@@ -552,7 +508,6 @@
               <w:t xml:space="preserve">. </w:t>
             </w:r>
             <w:proofErr w:type="spellStart"/>
-            <w:proofErr w:type="gramStart"/>
             <w:r>
               <w:rPr>
                 <w:rFonts w:ascii="Arial Narrow" w:hAnsi="Arial Narrow" w:cs="Tahoma"/>
@@ -574,7 +529,6 @@
               </w:rPr>
               <w:t>info@cedaartextile.com</w:t>
             </w:r>
-            <w:proofErr w:type="gramEnd"/>
             <w:r>
               <w:rPr>
                 <w:rFonts w:ascii="Arial Narrow" w:hAnsi="Arial Narrow" w:cs="Tahoma"/>
@@ -640,17 +594,7 @@
                 <w:sz w:val="19"/>
                 <w:szCs w:val="19"/>
               </w:rPr>
-              <w:t xml:space="preserve">EXPORTER’S </w:t>
-            </w:r>
-            <w:proofErr w:type="gramStart"/>
-            <w:r>
-              <w:rPr>
-                <w:rFonts w:ascii="Arial Narrow" w:hAnsi="Arial Narrow" w:cs="Tahoma"/>
-                <w:b/>
-                <w:sz w:val="19"/>
-                <w:szCs w:val="19"/>
-              </w:rPr>
-              <w:t>REF:</w:t>
+              <w:t>EXPORTER’S REF:</w:t>
             </w:r>
             <w:r>
               <w:rPr>
@@ -659,17 +603,7 @@
                 <w:sz w:val="18"/>
                 <w:szCs w:val="19"/>
               </w:rPr>
-              <w:t>EXP</w:t>
-            </w:r>
-            <w:proofErr w:type="gramEnd"/>
-            <w:r>
-              <w:rPr>
-                <w:rFonts w:ascii="Arial Narrow" w:hAnsi="Arial Narrow" w:cs="Tahoma"/>
-                <w:b/>
-                <w:sz w:val="18"/>
-                <w:szCs w:val="19"/>
-              </w:rPr>
-              <w:t>/CTPL/0005</w:t>
+              <w:t>EXP/CTPL/0005</w:t>
             </w:r>
           </w:p>
           <w:p>
@@ -811,10 +745,11 @@
           </w:tcPr>
           <w:p>
             <w:pPr>
-              <w:rPr>
-                <w:rFonts w:ascii="Arial Narrow" w:hAnsi="Arial Narrow" w:cs="Tahoma"/>
-                <w:b/>
-                <w:sz w:val="24"/>
+              <w:pStyle w:val="TableParagraph"/>
+              <w:spacing w:line="242" w:lineRule="auto"/>
+              <w:ind w:left="108" w:right="1383"/>
+              <w:rPr>
+                <w:rFonts w:ascii="Arial Narrow" w:hAnsi="Arial Narrow" w:cs="Tahoma"/>
               </w:rPr>
             </w:pPr>
             <w:r>
@@ -824,9 +759,8 @@
                 <w:sz w:val="24"/>
                 <w:u w:val="single"/>
               </w:rPr>
-              <w:t xml:space="preserve">MANUFACTURER &amp; FACTORY </w:t>
-            </w:r>
-            <w:proofErr w:type="gramStart"/>
+              <w:t>MANUFACTURER &amp; FACTORY ADDRESS</w:t>
+            </w:r>
             <w:r>
               <w:rPr>
                 <w:rFonts w:ascii="Arial Narrow" w:hAnsi="Arial Narrow" w:cs="Tahoma"/>
@@ -834,41 +768,72 @@
                 <w:sz w:val="24"/>
                 <w:u w:val="single"/>
               </w:rPr>
-              <w:t>ADDRESS</w:t>
-            </w:r>
-            <w:r>
-              <w:rPr>
-                <w:rFonts w:ascii="Arial Narrow" w:hAnsi="Arial Narrow" w:cs="Tahoma"/>
-                <w:b/>
-                <w:sz w:val="24"/>
+              <w:t xml:space="preserve"> </w:t>
+            </w:r>
+            <w:r>
+              <w:rPr>
+                <w:rFonts w:ascii="Arial Narrow" w:hAnsi="Arial Narrow" w:cs="Tahoma"/>
+                <w:b/>
                 <w:u w:val="single"/>
               </w:rPr>
+              <w:t>:</w:t>
+            </w:r>
+            <w:r>
+              <w:rPr>
+                <w:rFonts w:ascii="Arial Narrow" w:hAnsi="Arial Narrow" w:cs="Tahoma"/>
+                <w:b/>
+                <w:u w:val="single"/>
+              </w:rPr>
               <w:t xml:space="preserve"> </w:t>
             </w:r>
             <w:r>
               <w:rPr>
-                <w:rFonts w:ascii="Arial Narrow" w:hAnsi="Arial Narrow" w:cs="Tahoma"/>
-                <w:b/>
-                <w:u w:val="single"/>
-              </w:rPr>
-              <w:t>:</w:t>
-            </w:r>
-            <w:proofErr w:type="gramEnd"/>
-            <w:r>
-              <w:rPr>
-                <w:rFonts w:ascii="Arial Narrow" w:hAnsi="Arial Narrow" w:cs="Tahoma"/>
-                <w:b/>
-                <w:u w:val="single"/>
-              </w:rPr>
-              <w:t xml:space="preserve"> </w:t>
-            </w:r>
-          </w:p>
-          <w:p>
-            <w:pPr>
-              <w:rPr>
-                <w:rFonts w:ascii="Arial Narrow" w:hAnsi="Arial Narrow" w:cs="Tahoma"/>
-              </w:rPr>
-            </w:pPr>
+                <w:sz w:val="20"/>
+              </w:rPr>
+              <w:t xml:space="preserve"> Village Channa, </w:t>
+            </w:r>
+            <w:proofErr w:type="spellStart"/>
+            <w:r>
+              <w:rPr>
+                <w:sz w:val="20"/>
+              </w:rPr>
+              <w:t>Malerkotla</w:t>
+            </w:r>
+            <w:proofErr w:type="spellEnd"/>
+            <w:r>
+              <w:rPr>
+                <w:sz w:val="20"/>
+              </w:rPr>
+              <w:t xml:space="preserve"> Road, Near - </w:t>
+            </w:r>
+            <w:proofErr w:type="spellStart"/>
+            <w:r>
+              <w:rPr>
+                <w:sz w:val="20"/>
+              </w:rPr>
+              <w:t>Ahmedgarh</w:t>
+            </w:r>
+            <w:proofErr w:type="spellEnd"/>
+            <w:r>
+              <w:rPr>
+                <w:sz w:val="20"/>
+              </w:rPr>
+              <w:t xml:space="preserve">, </w:t>
+            </w:r>
+            <w:proofErr w:type="spellStart"/>
+            <w:r>
+              <w:rPr>
+                <w:sz w:val="20"/>
+              </w:rPr>
+              <w:t>Dist</w:t>
+            </w:r>
+            <w:proofErr w:type="spellEnd"/>
+            <w:r>
+              <w:rPr>
+                <w:sz w:val="20"/>
+              </w:rPr>
+              <w:t>:  Sangrur, Punjab, PIN-148021</w:t>
+            </w:r>
           </w:p>
         </w:tc>
         <w:tc>
@@ -911,19 +876,8 @@
                 <w:sz w:val="19"/>
                 <w:szCs w:val="19"/>
               </w:rPr>
-              <w:t xml:space="preserve">NO. &amp; </w:t>
-            </w:r>
-            <w:proofErr w:type="gramStart"/>
-            <w:r>
-              <w:rPr>
-                <w:rFonts w:ascii="Arial Narrow" w:hAnsi="Arial Narrow" w:cs="Tahoma"/>
-                <w:b/>
-                <w:sz w:val="19"/>
-                <w:szCs w:val="19"/>
-              </w:rPr>
-              <w:t>DATE :</w:t>
-            </w:r>
-            <w:proofErr w:type="gramEnd"/>
+              <w:t>NO. &amp; DATE :</w:t>
+            </w:r>
             <w:r>
               <w:rPr>
                 <w:rFonts w:ascii="Arial Narrow" w:hAnsi="Arial Narrow" w:cs="Tahoma"/>
@@ -963,7 +917,6 @@
                 <w:szCs w:val="16"/>
               </w:rPr>
             </w:pPr>
-            <w:proofErr w:type="gramStart"/>
             <w:r>
               <w:rPr>
                 <w:rFonts w:ascii="Arial Narrow" w:hAnsi="Arial Narrow" w:cs="Tahoma"/>
@@ -973,7 +926,6 @@
               </w:rPr>
               <w:t>DATED :</w:t>
             </w:r>
-            <w:proofErr w:type="gramEnd"/>
             <w:r>
               <w:rPr>
                 <w:rFonts w:ascii="Arial Narrow" w:hAnsi="Arial Narrow" w:cs="Tahoma"/>
@@ -1051,9 +1003,17 @@
                 <w:sz w:val="16"/>
                 <w:szCs w:val="16"/>
               </w:rPr>
-              <w:t>REFERENCE(S)&gt;I.</w:t>
-            </w:r>
-            <w:proofErr w:type="gramStart"/>
+              <w:t>REFERENCE(S)&gt;I.E.CODENO.:</w:t>
+            </w:r>
+            <w:r>
+              <w:rPr>
+                <w:rFonts w:ascii="Arial Narrow" w:hAnsi="Arial Narrow" w:cs="Tahoma"/>
+                <w:b/>
+                <w:sz w:val="19"/>
+                <w:szCs w:val="19"/>
+              </w:rPr>
+              <w:t>AAJCC0212A</w:t>
+            </w:r>
             <w:r>
               <w:rPr>
                 <w:rFonts w:ascii="Arial Narrow" w:hAnsi="Arial Narrow" w:cs="Tahoma"/>
@@ -1061,9 +1021,8 @@
                 <w:sz w:val="16"/>
                 <w:szCs w:val="16"/>
               </w:rPr>
-              <w:t>E.CODENO</w:t>
-            </w:r>
-            <w:proofErr w:type="gramEnd"/>
+              <w:t xml:space="preserve"> </w:t>
+            </w:r>
             <w:r>
               <w:rPr>
                 <w:rFonts w:ascii="Arial Narrow" w:hAnsi="Arial Narrow" w:cs="Tahoma"/>
@@ -1071,16 +1030,7 @@
                 <w:sz w:val="16"/>
                 <w:szCs w:val="16"/>
               </w:rPr>
-              <w:t>.:</w:t>
-            </w:r>
-            <w:r>
-              <w:rPr>
-                <w:rFonts w:ascii="Arial Narrow" w:hAnsi="Arial Narrow" w:cs="Tahoma"/>
-                <w:b/>
-                <w:sz w:val="19"/>
-                <w:szCs w:val="19"/>
-              </w:rPr>
-              <w:t>AAJCC0212A</w:t>
+              <w:t xml:space="preserve">  </w:t>
             </w:r>
             <w:r>
               <w:rPr>
@@ -1089,24 +1039,6 @@
                 <w:sz w:val="16"/>
                 <w:szCs w:val="16"/>
               </w:rPr>
-              <w:t xml:space="preserve"> </w:t>
-            </w:r>
-            <w:r>
-              <w:rPr>
-                <w:rFonts w:ascii="Arial Narrow" w:hAnsi="Arial Narrow" w:cs="Tahoma"/>
-                <w:b/>
-                <w:sz w:val="16"/>
-                <w:szCs w:val="16"/>
-              </w:rPr>
-              <w:t xml:space="preserve">  </w:t>
-            </w:r>
-            <w:r>
-              <w:rPr>
-                <w:rFonts w:ascii="Arial Narrow" w:hAnsi="Arial Narrow" w:cs="Tahoma"/>
-                <w:b/>
-                <w:sz w:val="16"/>
-                <w:szCs w:val="16"/>
-              </w:rPr>
               <w:t>CIN NO.:</w:t>
             </w:r>
             <w:r>
@@ -1118,50 +1050,6 @@
               </w:rPr>
               <w:t>U17299KA2020PTC139070</w:t>
             </w:r>
-          </w:p>
-        </w:tc>
-      </w:tr>
-      <w:tr>
-        <w:trPr>
-          <w:trHeight w:val="293"/>
-        </w:trPr>
-        <w:tc>
-          <w:tcPr>
-            <w:tcW w:w="11790" w:type="dxa"/>
-            <w:gridSpan w:val="4"/>
-            <w:vAlign w:val="center"/>
-          </w:tcPr>
-          <w:p>
-            <w:pPr>
-              <w:jc w:val="center"/>
-              <w:rPr>
-                <w:rFonts w:ascii="Arial Narrow" w:hAnsi="Arial Narrow" w:cs="Tahoma"/>
-                <w:b/>
-                <w:sz w:val="16"/>
-                <w:szCs w:val="16"/>
-              </w:rPr>
-            </w:pPr>
-            <w:r>
-              <w:rPr>
-                <w:rFonts w:ascii="Arial Narrow" w:hAnsi="Arial Narrow" w:cs="Tahoma"/>
-                <w:b/>
-                <w:sz w:val="16"/>
-                <w:szCs w:val="16"/>
-              </w:rPr>
-              <w:t xml:space="preserve">Website: </w:t>
-            </w:r>
-            <w:hyperlink r:id="rId8" w:history="1">
-              <w:r>
-                <w:rPr>
-                  <w:rStyle w:val="Hyperlink"/>
-                  <w:rFonts w:ascii="Arial Narrow" w:hAnsi="Arial Narrow" w:cs="Arial"/>
-                  <w:b/>
-                  <w:sz w:val="19"/>
-                  <w:szCs w:val="19"/>
-                </w:rPr>
-                <w:t>www.cedaartextile.com</w:t>
-              </w:r>
-            </w:hyperlink>
           </w:p>
         </w:tc>
       </w:tr>
@@ -1343,7 +1231,6 @@
                 <w:szCs w:val="19"/>
               </w:rPr>
             </w:pPr>
-            <w:proofErr w:type="gramStart"/>
             <w:r>
               <w:rPr>
                 <w:rFonts w:ascii="Arial Narrow" w:hAnsi="Arial Narrow" w:cs="Tahoma"/>
@@ -1360,17 +1247,7 @@
                 <w:sz w:val="19"/>
                 <w:szCs w:val="19"/>
               </w:rPr>
-              <w:t>(</w:t>
-            </w:r>
-            <w:proofErr w:type="gramEnd"/>
-            <w:r>
-              <w:rPr>
-                <w:rFonts w:ascii="Arial Narrow" w:hAnsi="Arial Narrow" w:cstheme="majorHAnsi"/>
-                <w:b/>
-                <w:sz w:val="19"/>
-                <w:szCs w:val="19"/>
-              </w:rPr>
-              <w:t>IF OTHER THAN CONSIGNEE)</w:t>
+              <w:t>(IF OTHER THAN CONSIGNEE)</w:t>
             </w:r>
           </w:p>
         </w:tc>
@@ -2107,9 +1984,8 @@
                 <w:sz w:val="19"/>
                 <w:szCs w:val="19"/>
               </w:rPr>
-              <w:t xml:space="preserve">      </w:t>
-            </w:r>
-            <w:proofErr w:type="gramStart"/>
+              <w:t xml:space="preserve">       </w:t>
+            </w:r>
             <w:r>
               <w:rPr>
                 <w:rFonts w:ascii="Arial Narrow" w:eastAsia="Arial" w:hAnsi="Arial Narrow" w:cs="Tahoma"/>
@@ -2118,28 +1994,7 @@
                 <w:sz w:val="19"/>
                 <w:szCs w:val="19"/>
               </w:rPr>
-              <w:t xml:space="preserve"> </w:t>
-            </w:r>
-            <w:r>
-              <w:rPr>
-                <w:rFonts w:ascii="Arial Narrow" w:eastAsia="Arial" w:hAnsi="Arial Narrow" w:cs="Tahoma"/>
-                <w:b/>
-                <w:bCs/>
-                <w:sz w:val="19"/>
-                <w:szCs w:val="19"/>
-              </w:rPr>
-              <w:t xml:space="preserve"> :</w:t>
-            </w:r>
-            <w:proofErr w:type="gramEnd"/>
-            <w:r>
-              <w:rPr>
-                <w:rFonts w:ascii="Arial Narrow" w:eastAsia="Arial" w:hAnsi="Arial Narrow" w:cs="Tahoma"/>
-                <w:b/>
-                <w:bCs/>
-                <w:sz w:val="19"/>
-                <w:szCs w:val="19"/>
-              </w:rPr>
-              <w:t xml:space="preserve"> {</w:t>
+              <w:t xml:space="preserve"> : {</w:t>
             </w:r>
             <w:proofErr w:type="spellStart"/>
             <w:r>
@@ -2182,9 +2037,8 @@
                 <w:sz w:val="19"/>
                 <w:szCs w:val="19"/>
               </w:rPr>
-              <w:t xml:space="preserve">In </w:t>
-            </w:r>
-            <w:proofErr w:type="gramStart"/>
+              <w:t>In Words</w:t>
+            </w:r>
             <w:r>
               <w:rPr>
                 <w:rFonts w:ascii="Arial Narrow" w:eastAsia="Arial" w:hAnsi="Arial Narrow" w:cs="Tahoma"/>
@@ -2193,7 +2047,7 @@
                 <w:sz w:val="19"/>
                 <w:szCs w:val="19"/>
               </w:rPr>
-              <w:t>Words</w:t>
+              <w:t xml:space="preserve"> </w:t>
             </w:r>
             <w:r>
               <w:rPr>
@@ -2203,28 +2057,7 @@
                 <w:sz w:val="19"/>
                 <w:szCs w:val="19"/>
               </w:rPr>
-              <w:t xml:space="preserve"> </w:t>
-            </w:r>
-            <w:r>
-              <w:rPr>
-                <w:rFonts w:ascii="Arial Narrow" w:eastAsia="Arial" w:hAnsi="Arial Narrow" w:cs="Tahoma"/>
-                <w:b/>
-                <w:bCs/>
-                <w:sz w:val="19"/>
-                <w:szCs w:val="19"/>
-              </w:rPr>
-              <w:t>:</w:t>
-            </w:r>
-            <w:proofErr w:type="gramEnd"/>
-            <w:r>
-              <w:rPr>
-                <w:rFonts w:ascii="Arial Narrow" w:eastAsia="Arial" w:hAnsi="Arial Narrow" w:cs="Tahoma"/>
-                <w:b/>
-                <w:bCs/>
-                <w:sz w:val="19"/>
-                <w:szCs w:val="19"/>
-              </w:rPr>
-              <w:t xml:space="preserve"> {</w:t>
+              <w:t>: {</w:t>
             </w:r>
             <w:proofErr w:type="spellStart"/>
             <w:r>
@@ -2271,16 +2104,14 @@
               <w:tblLook w:val="04A0" w:firstRow="1" w:lastRow="0" w:firstColumn="1" w:lastColumn="0" w:noHBand="0" w:noVBand="1"/>
             </w:tblPr>
             <w:tblGrid>
-              <w:gridCol w:w="4446"/>
-              <w:gridCol w:w="954"/>
-              <w:gridCol w:w="3420"/>
-              <w:gridCol w:w="2954"/>
+              <w:gridCol w:w="5397"/>
+              <w:gridCol w:w="3424"/>
+              <w:gridCol w:w="2953"/>
             </w:tblGrid>
             <w:tr>
               <w:tc>
                 <w:tcPr>
                   <w:tcW w:w="5400" w:type="dxa"/>
-                  <w:gridSpan w:val="2"/>
                 </w:tcPr>
                 <w:p>
                   <w:pPr>
@@ -2303,29 +2134,7 @@
                       <w:sz w:val="19"/>
                       <w:szCs w:val="19"/>
                     </w:rPr>
-                    <w:t xml:space="preserve">COUNTRY OF ORIGIN OF </w:t>
-                  </w:r>
-                  <w:proofErr w:type="gramStart"/>
-                  <w:r>
-                    <w:rPr>
-                      <w:rFonts w:ascii="Arial Narrow" w:hAnsi="Arial Narrow" w:cs="Tahoma"/>
-                      <w:b/>
-                      <w:bCs/>
-                      <w:sz w:val="19"/>
-                      <w:szCs w:val="19"/>
-                    </w:rPr>
-                    <w:t>GOODS  :</w:t>
-                  </w:r>
-                  <w:proofErr w:type="gramEnd"/>
-                  <w:r>
-                    <w:rPr>
-                      <w:rFonts w:ascii="Arial Narrow" w:hAnsi="Arial Narrow" w:cs="Tahoma"/>
-                      <w:b/>
-                      <w:bCs/>
-                      <w:sz w:val="19"/>
-                      <w:szCs w:val="19"/>
-                    </w:rPr>
-                    <w:t xml:space="preserve">  INDIA</w:t>
+                    <w:t>COUNTRY OF ORIGIN OF GOODS  :  INDIA</w:t>
                   </w:r>
                 </w:p>
               </w:tc>
@@ -2355,29 +2164,7 @@
                       <w:sz w:val="19"/>
                       <w:szCs w:val="19"/>
                     </w:rPr>
-                    <w:t xml:space="preserve">COUNTRY OF FINAL </w:t>
-                  </w:r>
-                  <w:proofErr w:type="gramStart"/>
-                  <w:r>
-                    <w:rPr>
-                      <w:rFonts w:ascii="Arial Narrow" w:hAnsi="Arial Narrow" w:cs="Tahoma"/>
-                      <w:b/>
-                      <w:bCs/>
-                      <w:sz w:val="19"/>
-                      <w:szCs w:val="19"/>
-                    </w:rPr>
-                    <w:t>DESTINATION :</w:t>
-                  </w:r>
-                  <w:proofErr w:type="gramEnd"/>
-                  <w:r>
-                    <w:rPr>
-                      <w:rFonts w:ascii="Arial Narrow" w:hAnsi="Arial Narrow" w:cs="Tahoma"/>
-                      <w:b/>
-                      <w:bCs/>
-                      <w:sz w:val="19"/>
-                      <w:szCs w:val="19"/>
-                    </w:rPr>
-                    <w:t>{</w:t>
+                    <w:t>COUNTRY OF FINAL DESTINATION :{</w:t>
                   </w:r>
                   <w:r>
                     <w:rPr>
@@ -2415,7 +2202,6 @@
               <w:tc>
                 <w:tcPr>
                   <w:tcW w:w="5400" w:type="dxa"/>
-                  <w:gridSpan w:val="2"/>
                 </w:tcPr>
                 <w:p>
                   <w:pPr>
@@ -2438,29 +2224,7 @@
                       <w:sz w:val="19"/>
                       <w:szCs w:val="19"/>
                     </w:rPr>
-                    <w:t xml:space="preserve">PRE CARRIAGE </w:t>
-                  </w:r>
-                  <w:proofErr w:type="gramStart"/>
-                  <w:r>
-                    <w:rPr>
-                      <w:rFonts w:ascii="Arial Narrow" w:hAnsi="Arial Narrow" w:cs="Tahoma"/>
-                      <w:b/>
-                      <w:bCs/>
-                      <w:sz w:val="19"/>
-                      <w:szCs w:val="19"/>
-                    </w:rPr>
-                    <w:t>BY :</w:t>
-                  </w:r>
-                  <w:proofErr w:type="gramEnd"/>
-                  <w:r>
-                    <w:rPr>
-                      <w:rFonts w:ascii="Arial Narrow" w:hAnsi="Arial Narrow" w:cs="Tahoma"/>
-                      <w:b/>
-                      <w:bCs/>
-                      <w:sz w:val="19"/>
-                      <w:szCs w:val="19"/>
-                    </w:rPr>
-                    <w:t>{</w:t>
+                    <w:t>PRE CARRIAGE BY :{</w:t>
                   </w:r>
                   <w:proofErr w:type="spellStart"/>
                   <w:r>
@@ -2512,18 +2276,7 @@
                       <w:sz w:val="19"/>
                       <w:szCs w:val="19"/>
                     </w:rPr>
-                    <w:t xml:space="preserve">PLACE OF </w:t>
-                  </w:r>
-                  <w:proofErr w:type="gramStart"/>
-                  <w:r>
-                    <w:rPr>
-                      <w:rFonts w:ascii="Arial Narrow" w:hAnsi="Arial Narrow" w:cs="Tahoma"/>
-                      <w:b/>
-                      <w:bCs/>
-                      <w:sz w:val="19"/>
-                      <w:szCs w:val="19"/>
-                    </w:rPr>
-                    <w:t>RECEIPT</w:t>
+                    <w:t>PLACE OF RECEIPT</w:t>
                   </w:r>
                   <w:r>
                     <w:rPr>
@@ -2533,18 +2286,7 @@
                       <w:sz w:val="19"/>
                       <w:szCs w:val="19"/>
                     </w:rPr>
-                    <w:t>(</w:t>
-                  </w:r>
-                  <w:proofErr w:type="gramEnd"/>
-                  <w:r>
-                    <w:rPr>
-                      <w:rFonts w:ascii="Arial Narrow" w:hAnsi="Arial Narrow" w:cstheme="majorHAnsi"/>
-                      <w:b/>
-                      <w:bCs/>
-                      <w:sz w:val="19"/>
-                      <w:szCs w:val="19"/>
-                    </w:rPr>
-                    <w:t>BY</w:t>
+                    <w:t>(BY</w:t>
                   </w:r>
                   <w:r>
                     <w:rPr>
@@ -2612,7 +2354,6 @@
               <w:tc>
                 <w:tcPr>
                   <w:tcW w:w="5400" w:type="dxa"/>
-                  <w:gridSpan w:val="2"/>
                 </w:tcPr>
                 <w:p>
                   <w:pPr>
@@ -2635,29 +2376,7 @@
                       <w:sz w:val="19"/>
                       <w:szCs w:val="19"/>
                     </w:rPr>
-                    <w:t xml:space="preserve">PORT OF </w:t>
-                  </w:r>
-                  <w:proofErr w:type="gramStart"/>
-                  <w:r>
-                    <w:rPr>
-                      <w:rFonts w:ascii="Arial Narrow" w:hAnsi="Arial Narrow" w:cs="Tahoma"/>
-                      <w:b/>
-                      <w:bCs/>
-                      <w:sz w:val="19"/>
-                      <w:szCs w:val="19"/>
-                    </w:rPr>
-                    <w:t>LOADING  :</w:t>
-                  </w:r>
-                  <w:proofErr w:type="gramEnd"/>
-                  <w:r>
-                    <w:rPr>
-                      <w:rFonts w:ascii="Arial Narrow" w:hAnsi="Arial Narrow" w:cs="Tahoma"/>
-                      <w:b/>
-                      <w:bCs/>
-                      <w:sz w:val="19"/>
-                      <w:szCs w:val="19"/>
-                    </w:rPr>
-                    <w:t>{</w:t>
+                    <w:t>PORT OF LOADING  :{</w:t>
                   </w:r>
                   <w:proofErr w:type="spellStart"/>
                   <w:r>
@@ -2711,29 +2430,7 @@
                       <w:sz w:val="19"/>
                       <w:szCs w:val="19"/>
                     </w:rPr>
-                    <w:t xml:space="preserve">PORT OF </w:t>
-                  </w:r>
-                  <w:proofErr w:type="gramStart"/>
-                  <w:r>
-                    <w:rPr>
-                      <w:rFonts w:ascii="Arial Narrow" w:hAnsi="Arial Narrow" w:cs="Tahoma"/>
-                      <w:b/>
-                      <w:bCs/>
-                      <w:sz w:val="19"/>
-                      <w:szCs w:val="19"/>
-                    </w:rPr>
-                    <w:t>DISCHARGE :</w:t>
-                  </w:r>
-                  <w:proofErr w:type="gramEnd"/>
-                  <w:r>
-                    <w:rPr>
-                      <w:rFonts w:ascii="Arial Narrow" w:hAnsi="Arial Narrow" w:cs="Tahoma"/>
-                      <w:b/>
-                      <w:bCs/>
-                      <w:sz w:val="19"/>
-                      <w:szCs w:val="19"/>
-                    </w:rPr>
-                    <w:t>{</w:t>
+                    <w:t>PORT OF DISCHARGE :{</w:t>
                   </w:r>
                   <w:r>
                     <w:rPr>
@@ -2774,7 +2471,6 @@
               <w:tc>
                 <w:tcPr>
                   <w:tcW w:w="5400" w:type="dxa"/>
-                  <w:gridSpan w:val="2"/>
                 </w:tcPr>
                 <w:p>
                   <w:pPr>
@@ -2797,29 +2493,7 @@
                       <w:sz w:val="19"/>
                       <w:szCs w:val="19"/>
                     </w:rPr>
-                    <w:t xml:space="preserve">PORT OF </w:t>
-                  </w:r>
-                  <w:proofErr w:type="gramStart"/>
-                  <w:r>
-                    <w:rPr>
-                      <w:rFonts w:ascii="Arial Narrow" w:hAnsi="Arial Narrow" w:cs="Tahoma"/>
-                      <w:b/>
-                      <w:bCs/>
-                      <w:sz w:val="19"/>
-                      <w:szCs w:val="19"/>
-                    </w:rPr>
-                    <w:t>DELIVERY :</w:t>
-                  </w:r>
-                  <w:proofErr w:type="gramEnd"/>
-                  <w:r>
-                    <w:rPr>
-                      <w:rFonts w:ascii="Arial Narrow" w:hAnsi="Arial Narrow" w:cs="Tahoma"/>
-                      <w:b/>
-                      <w:bCs/>
-                      <w:sz w:val="19"/>
-                      <w:szCs w:val="19"/>
-                    </w:rPr>
-                    <w:t>{</w:t>
+                    <w:t>PORT OF DELIVERY :{</w:t>
                   </w:r>
                   <w:r>
                     <w:rPr>
@@ -2878,29 +2552,7 @@
                       <w:sz w:val="19"/>
                       <w:szCs w:val="19"/>
                     </w:rPr>
-                    <w:t xml:space="preserve">OCEAN VESSELNAME/VOYAGE </w:t>
-                  </w:r>
-                  <w:proofErr w:type="gramStart"/>
-                  <w:r>
-                    <w:rPr>
-                      <w:rFonts w:ascii="Arial Narrow" w:hAnsi="Arial Narrow" w:cs="Tahoma"/>
-                      <w:b/>
-                      <w:bCs/>
-                      <w:sz w:val="19"/>
-                      <w:szCs w:val="19"/>
-                    </w:rPr>
-                    <w:t>NO :</w:t>
-                  </w:r>
-                  <w:proofErr w:type="gramEnd"/>
-                  <w:r>
-                    <w:rPr>
-                      <w:rFonts w:ascii="Arial Narrow" w:hAnsi="Arial Narrow" w:cs="Tahoma"/>
-                      <w:b/>
-                      <w:bCs/>
-                      <w:sz w:val="19"/>
-                      <w:szCs w:val="19"/>
-                    </w:rPr>
-                    <w:t>{</w:t>
+                    <w:t>OCEAN VESSELNAME/VOYAGE NO :{</w:t>
                   </w:r>
                   <w:r>
                     <w:rPr>
@@ -2972,7 +2624,7 @@
               <w:tc>
                 <w:tcPr>
                   <w:tcW w:w="11774" w:type="dxa"/>
-                  <w:gridSpan w:val="4"/>
+                  <w:gridSpan w:val="3"/>
                 </w:tcPr>
                 <w:p>
                   <w:pPr>
@@ -2995,29 +2647,7 @@
                       <w:sz w:val="19"/>
                       <w:szCs w:val="19"/>
                     </w:rPr>
-                    <w:t xml:space="preserve">MARK &amp; NOS CONTAINER </w:t>
-                  </w:r>
-                  <w:proofErr w:type="gramStart"/>
-                  <w:r>
-                    <w:rPr>
-                      <w:rFonts w:ascii="Arial Narrow" w:hAnsi="Arial Narrow" w:cs="Tahoma"/>
-                      <w:b/>
-                      <w:bCs/>
-                      <w:sz w:val="19"/>
-                      <w:szCs w:val="19"/>
-                    </w:rPr>
-                    <w:t>NO :</w:t>
-                  </w:r>
-                  <w:proofErr w:type="gramEnd"/>
-                  <w:r>
-                    <w:rPr>
-                      <w:rFonts w:ascii="Arial Narrow" w:hAnsi="Arial Narrow" w:cs="Tahoma"/>
-                      <w:b/>
-                      <w:bCs/>
-                      <w:sz w:val="19"/>
-                      <w:szCs w:val="19"/>
-                    </w:rPr>
-                    <w:t>{</w:t>
+                    <w:t>MARK &amp; NOS CONTAINER NO :{</w:t>
                   </w:r>
                   <w:r>
                     <w:rPr>
@@ -3057,7 +2687,7 @@
               </w:trPr>
               <w:tc>
                 <w:tcPr>
-                  <w:tcW w:w="4446" w:type="dxa"/>
+                  <w:tcW w:w="5395" w:type="dxa"/>
                 </w:tcPr>
                 <w:p>
                   <w:pPr>
@@ -3080,9 +2710,8 @@
                       <w:sz w:val="19"/>
                       <w:szCs w:val="19"/>
                     </w:rPr>
-                    <w:t xml:space="preserve">L/C </w:t>
-                  </w:r>
-                  <w:proofErr w:type="gramStart"/>
+                    <w:t>IRREVOCABLE DOCUMENTARY CREDIT NO</w:t>
+                  </w:r>
                   <w:r>
                     <w:rPr>
                       <w:rFonts w:ascii="Arial Narrow" w:hAnsi="Arial Narrow" w:cs="Tahoma"/>
@@ -3091,7 +2720,7 @@
                       <w:sz w:val="19"/>
                       <w:szCs w:val="19"/>
                     </w:rPr>
-                    <w:t>No.:</w:t>
+                    <w:t>.:</w:t>
                   </w:r>
                   <w:r>
                     <w:rPr>
@@ -3103,7 +2732,6 @@
                     <w:t>{</w:t>
                   </w:r>
                   <w:proofErr w:type="spellStart"/>
-                  <w:proofErr w:type="gramEnd"/>
                   <w:r>
                     <w:rPr>
                       <w:rFonts w:ascii="Arial Narrow" w:hAnsi="Arial Narrow" w:cs="Consolas"/>
@@ -3127,8 +2755,10 @@
               </w:tc>
               <w:tc>
                 <w:tcPr>
-                  <w:tcW w:w="4374" w:type="dxa"/>
-                  <w:gridSpan w:val="2"/>
+                  <w:tcW w:w="3425" w:type="dxa"/>
+                  <w:tcBorders>
+                    <w:bottom w:val="single" w:sz="4" w:space="0" w:color="auto"/>
+                  </w:tcBorders>
                 </w:tcPr>
                 <w:p>
                   <w:pPr>
@@ -3150,9 +2780,8 @@
                       <w:sz w:val="19"/>
                       <w:szCs w:val="19"/>
                     </w:rPr>
-                    <w:t xml:space="preserve">L/C </w:t>
-                  </w:r>
-                  <w:proofErr w:type="gramStart"/>
+                    <w:t>Date of Issue</w:t>
+                  </w:r>
                   <w:r>
                     <w:rPr>
                       <w:rFonts w:ascii="Arial Narrow" w:hAnsi="Arial Narrow" w:cs="Tahoma"/>
@@ -3161,10 +2790,9 @@
                       <w:sz w:val="19"/>
                       <w:szCs w:val="19"/>
                     </w:rPr>
-                    <w:t>DATE:{</w:t>
+                    <w:t>:{</w:t>
                   </w:r>
                   <w:proofErr w:type="spellStart"/>
-                  <w:proofErr w:type="gramEnd"/>
                   <w:r>
                     <w:rPr>
                       <w:rFonts w:ascii="Arial Narrow" w:hAnsi="Arial Narrow" w:cs="Consolas"/>
@@ -3258,29 +2886,7 @@
                       <w:sz w:val="20"/>
                       <w:szCs w:val="19"/>
                     </w:rPr>
-                    <w:t xml:space="preserve">FOR CEDAAR TEXTILE </w:t>
-                  </w:r>
-                  <w:proofErr w:type="gramStart"/>
-                  <w:r>
-                    <w:rPr>
-                      <w:rFonts w:ascii="Arial Narrow" w:hAnsi="Arial Narrow" w:cs="Tahoma"/>
-                      <w:b/>
-                      <w:bCs/>
-                      <w:sz w:val="20"/>
-                      <w:szCs w:val="19"/>
-                    </w:rPr>
-                    <w:t>PVT .</w:t>
-                  </w:r>
-                  <w:proofErr w:type="gramEnd"/>
-                  <w:r>
-                    <w:rPr>
-                      <w:rFonts w:ascii="Arial Narrow" w:hAnsi="Arial Narrow" w:cs="Tahoma"/>
-                      <w:b/>
-                      <w:bCs/>
-                      <w:sz w:val="20"/>
-                      <w:szCs w:val="19"/>
-                    </w:rPr>
-                    <w:t xml:space="preserve"> LTD</w:t>
+                    <w:t>FOR CEDAAR TEXTILE PVT . LTD</w:t>
                   </w:r>
                 </w:p>
               </w:tc>
@@ -3291,7 +2897,10 @@
               </w:trPr>
               <w:tc>
                 <w:tcPr>
-                  <w:tcW w:w="4446" w:type="dxa"/>
+                  <w:tcW w:w="5395" w:type="dxa"/>
+                  <w:tcBorders>
+                    <w:right w:val="nil"/>
+                  </w:tcBorders>
                 </w:tcPr>
                 <w:p>
                   <w:pPr>
@@ -3314,18 +2923,7 @@
                       <w:sz w:val="19"/>
                       <w:szCs w:val="19"/>
                     </w:rPr>
-                    <w:t xml:space="preserve">OPENING </w:t>
-                  </w:r>
-                  <w:proofErr w:type="gramStart"/>
-                  <w:r>
-                    <w:rPr>
-                      <w:rFonts w:ascii="Arial Narrow" w:hAnsi="Arial Narrow" w:cs="Tahoma"/>
-                      <w:b/>
-                      <w:bCs/>
-                      <w:sz w:val="19"/>
-                      <w:szCs w:val="19"/>
-                    </w:rPr>
-                    <w:t>BANK:</w:t>
+                    <w:t>OPENING BANK:</w:t>
                   </w:r>
                   <w:r>
                     <w:rPr>
@@ -3337,7 +2935,6 @@
                     <w:t>{</w:t>
                   </w:r>
                   <w:proofErr w:type="spellStart"/>
-                  <w:proofErr w:type="gramEnd"/>
                   <w:r>
                     <w:rPr>
                       <w:rFonts w:ascii="Arial Narrow" w:hAnsi="Arial Narrow" w:cs="Consolas"/>
@@ -3381,8 +2978,11 @@
               </w:tc>
               <w:tc>
                 <w:tcPr>
-                  <w:tcW w:w="4374" w:type="dxa"/>
-                  <w:gridSpan w:val="2"/>
+                  <w:tcW w:w="3425" w:type="dxa"/>
+                  <w:tcBorders>
+                    <w:left w:val="nil"/>
+                    <w:right w:val="nil"/>
+                  </w:tcBorders>
                 </w:tcPr>
                 <w:p>
                   <w:pPr>
@@ -3397,92 +2997,15 @@
                       <w:szCs w:val="19"/>
                     </w:rPr>
                   </w:pPr>
-                  <w:r>
-                    <w:rPr>
-                      <w:rFonts w:ascii="Arial Narrow" w:hAnsi="Arial Narrow" w:cs="Tahoma"/>
-                      <w:b/>
-                      <w:bCs/>
-                      <w:sz w:val="19"/>
-                      <w:szCs w:val="19"/>
-                    </w:rPr>
-                    <w:t xml:space="preserve">BENEFICIARY </w:t>
-                  </w:r>
-                  <w:proofErr w:type="gramStart"/>
-                  <w:r>
-                    <w:rPr>
-                      <w:rFonts w:ascii="Arial Narrow" w:hAnsi="Arial Narrow" w:cs="Tahoma"/>
-                      <w:b/>
-                      <w:bCs/>
-                      <w:sz w:val="19"/>
-                      <w:szCs w:val="19"/>
-                    </w:rPr>
-                    <w:t>BANK:</w:t>
-                  </w:r>
-                  <w:r>
-                    <w:rPr>
-                      <w:rFonts w:ascii="Arial Narrow" w:hAnsi="Arial Narrow" w:cs="Consolas"/>
-                      <w:color w:val="000000"/>
-                      <w:sz w:val="19"/>
-                      <w:szCs w:val="19"/>
-                    </w:rPr>
-                    <w:t>{</w:t>
-                  </w:r>
-                  <w:proofErr w:type="spellStart"/>
-                  <w:proofErr w:type="gramEnd"/>
-                  <w:r>
-                    <w:rPr>
-                      <w:rFonts w:ascii="Arial Narrow" w:hAnsi="Arial Narrow" w:cs="Consolas"/>
-                      <w:color w:val="000000"/>
-                      <w:sz w:val="19"/>
-                      <w:szCs w:val="19"/>
-                    </w:rPr>
-                    <w:t>BenificiaryBank</w:t>
-                  </w:r>
-                  <w:proofErr w:type="spellEnd"/>
-                  <w:r>
-                    <w:rPr>
-                      <w:rFonts w:ascii="Arial Narrow" w:hAnsi="Arial Narrow" w:cs="Consolas"/>
-                      <w:color w:val="000000"/>
-                      <w:sz w:val="19"/>
-                      <w:szCs w:val="19"/>
-                    </w:rPr>
-                    <w:t>}</w:t>
-                  </w:r>
-                  <w:r>
-                    <w:rPr>
-                      <w:rFonts w:ascii="Arial Narrow" w:hAnsi="Arial Narrow" w:cs="Consolas"/>
-                      <w:color w:val="000000"/>
-                      <w:sz w:val="19"/>
-                      <w:szCs w:val="19"/>
-                    </w:rPr>
-                    <w:t>,{</w:t>
-                  </w:r>
-                  <w:proofErr w:type="spellStart"/>
-                  <w:r>
-                    <w:rPr>
-                      <w:rFonts w:ascii="Arial Narrow" w:hAnsi="Arial Narrow" w:cs="Consolas"/>
-                      <w:color w:val="000000"/>
-                      <w:sz w:val="19"/>
-                      <w:szCs w:val="19"/>
-                    </w:rPr>
-                    <w:t>BenificiaryBankDescription</w:t>
-                  </w:r>
-                  <w:proofErr w:type="spellEnd"/>
-                  <w:r>
-                    <w:rPr>
-                      <w:rFonts w:ascii="Arial Narrow" w:hAnsi="Arial Narrow" w:cs="Consolas"/>
-                      <w:color w:val="000000"/>
-                      <w:sz w:val="19"/>
-                      <w:szCs w:val="19"/>
-                    </w:rPr>
-                    <w:t>}</w:t>
-                  </w:r>
                 </w:p>
               </w:tc>
               <w:tc>
                 <w:tcPr>
                   <w:tcW w:w="2954" w:type="dxa"/>
                   <w:vMerge/>
+                  <w:tcBorders>
+                    <w:left w:val="nil"/>
+                  </w:tcBorders>
                   <w:vAlign w:val="center"/>
                 </w:tcPr>
                 <w:p>
@@ -3506,7 +3029,7 @@
               <w:tc>
                 <w:tcPr>
                   <w:tcW w:w="8820" w:type="dxa"/>
-                  <w:gridSpan w:val="3"/>
+                  <w:gridSpan w:val="2"/>
                 </w:tcPr>
                 <w:p>
                   <w:pPr>
@@ -3522,7 +3045,6 @@
                       <w:u w:val="single"/>
                     </w:rPr>
                   </w:pPr>
-                  <w:proofErr w:type="gramStart"/>
                   <w:r>
                     <w:rPr>
                       <w:rFonts w:ascii="Arial Narrow" w:hAnsi="Arial Narrow" w:cs="Tahoma"/>
@@ -3534,7 +3056,6 @@
                     </w:rPr>
                     <w:t>DECLARATION :</w:t>
                   </w:r>
-                  <w:proofErr w:type="gramEnd"/>
                 </w:p>
                 <w:p>
                   <w:pPr>
@@ -3555,27 +3076,7 @@
                       <w:sz w:val="19"/>
                       <w:szCs w:val="19"/>
                     </w:rPr>
-                    <w:t xml:space="preserve">WE DECLARE THAT THIS INVOICE SHOWS THE ACTUAL PRICE OF THE </w:t>
-                  </w:r>
-                  <w:proofErr w:type="gramStart"/>
-                  <w:r>
-                    <w:rPr>
-                      <w:rFonts w:ascii="Arial Narrow" w:hAnsi="Arial Narrow" w:cs="Tahoma"/>
-                      <w:bCs/>
-                      <w:sz w:val="19"/>
-                      <w:szCs w:val="19"/>
-                    </w:rPr>
-                    <w:t>GOODS .DECLARED</w:t>
-                  </w:r>
-                  <w:proofErr w:type="gramEnd"/>
-                  <w:r>
-                    <w:rPr>
-                      <w:rFonts w:ascii="Arial Narrow" w:hAnsi="Arial Narrow" w:cs="Tahoma"/>
-                      <w:bCs/>
-                      <w:sz w:val="19"/>
-                      <w:szCs w:val="19"/>
-                    </w:rPr>
-                    <w:t xml:space="preserve"> THAT ALL THE PARTICULARS ARE TRUE AND CORRECT.WE DECLARE THAT THE GOODSARE OF INDIAN ORIGIN .</w:t>
+                    <w:t>WE DECLARE THAT THIS INVOICE SHOWS THE ACTUAL PRICE OF THE GOODS .DECLARED THAT ALL THE PARTICULARS ARE TRUE AND CORRECT.WE DECLARE THAT THE GOODSARE OF INDIAN ORIGIN .</w:t>
                   </w:r>
                 </w:p>
               </w:tc>
@@ -3678,12 +3179,12 @@
       </w:pPr>
     </w:p>
     <w:sectPr>
-      <w:headerReference w:type="even" r:id="rId9"/>
-      <w:headerReference w:type="default" r:id="rId10"/>
-      <w:footerReference w:type="even" r:id="rId11"/>
-      <w:footerReference w:type="default" r:id="rId12"/>
-      <w:headerReference w:type="first" r:id="rId13"/>
-      <w:footerReference w:type="first" r:id="rId14"/>
+      <w:headerReference w:type="even" r:id="rId8"/>
+      <w:headerReference w:type="default" r:id="rId9"/>
+      <w:footerReference w:type="even" r:id="rId10"/>
+      <w:footerReference w:type="default" r:id="rId11"/>
+      <w:headerReference w:type="first" r:id="rId12"/>
+      <w:footerReference w:type="first" r:id="rId13"/>
       <w:pgSz w:w="12240" w:h="20160" w:code="5"/>
       <w:pgMar w:top="720" w:right="720" w:bottom="720" w:left="720" w:header="144" w:footer="0" w:gutter="0"/>
       <w:cols w:space="720"/>
@@ -3854,7 +3355,6 @@
           </w:rPr>
           <w:t xml:space="preserve">, </w:t>
         </w:r>
-        <w:proofErr w:type="spellStart"/>
         <w:r>
           <w:rPr>
             <w:rFonts w:ascii="Arial" w:hAnsi="Arial" w:cs="Arial"/>
@@ -3863,9 +3363,8 @@
             <w:szCs w:val="18"/>
             <w:lang w:val="en-IN"/>
           </w:rPr>
-          <w:t>Karnatka</w:t>
+          <w:t>Karnat</w:t>
         </w:r>
-        <w:proofErr w:type="spellEnd"/>
         <w:r>
           <w:rPr>
             <w:rFonts w:ascii="Arial" w:hAnsi="Arial" w:cs="Arial"/>
@@ -3874,7 +3373,17 @@
             <w:szCs w:val="18"/>
             <w:lang w:val="en-IN"/>
           </w:rPr>
-          <w:t xml:space="preserve"> – </w:t>
+          <w:t>a</w:t>
+        </w:r>
+        <w:r>
+          <w:rPr>
+            <w:rFonts w:ascii="Arial" w:hAnsi="Arial" w:cs="Arial"/>
+            <w:color w:val="525A5D"/>
+            <w:sz w:val="18"/>
+            <w:szCs w:val="18"/>
+            <w:lang w:val="en-IN"/>
+          </w:rPr>
+          <w:t xml:space="preserve">ka – </w:t>
         </w:r>
         <w:r>
           <w:rPr>
@@ -3907,181 +3416,163 @@
           <w:t>·</w:t>
         </w:r>
       </w:p>
-      <w:p>
-        <w:pPr>
-          <w:spacing w:before="120"/>
-          <w:rPr>
-            <w:rFonts w:ascii="Tahoma" w:eastAsia="Times New Roman" w:hAnsi="Tahoma" w:cs="Tahoma"/>
-            <w:color w:val="222222"/>
-            <w:sz w:val="18"/>
-            <w:szCs w:val="18"/>
-          </w:rPr>
-        </w:pPr>
-        <w:r>
-          <w:rPr>
-            <w:sz w:val="14"/>
-            <w:szCs w:val="14"/>
-          </w:rPr>
-          <w:t>Print</w:t>
-        </w:r>
-        <w:r>
-          <w:rPr>
-            <w:sz w:val="14"/>
-            <w:szCs w:val="14"/>
-          </w:rPr>
-          <w:t>ing</w:t>
-        </w:r>
-        <w:r>
-          <w:rPr>
-            <w:sz w:val="14"/>
-            <w:szCs w:val="14"/>
-          </w:rPr>
-          <w:t xml:space="preserve"> By: {</w:t>
-        </w:r>
-        <w:proofErr w:type="spellStart"/>
-        <w:r>
-          <w:rPr>
-            <w:sz w:val="14"/>
-            <w:szCs w:val="14"/>
-          </w:rPr>
-          <w:t>PrintedBy</w:t>
-        </w:r>
-        <w:proofErr w:type="spellEnd"/>
-        <w:r>
-          <w:rPr>
-            <w:sz w:val="14"/>
-            <w:szCs w:val="14"/>
-          </w:rPr>
-          <w:t>}</w:t>
-        </w:r>
-        <w:r>
-          <w:rPr>
-            <w:sz w:val="14"/>
-            <w:szCs w:val="14"/>
-          </w:rPr>
-          <w:tab/>
-        </w:r>
-        <w:r>
-          <w:rPr>
-            <w:sz w:val="14"/>
-            <w:szCs w:val="14"/>
-          </w:rPr>
-          <w:tab/>
-        </w:r>
-        <w:r>
-          <w:rPr>
-            <w:sz w:val="14"/>
-            <w:szCs w:val="14"/>
-          </w:rPr>
-          <w:tab/>
-        </w:r>
-        <w:r>
-          <w:rPr>
-            <w:sz w:val="14"/>
-            <w:szCs w:val="14"/>
-          </w:rPr>
-          <w:tab/>
-        </w:r>
-        <w:r>
-          <w:rPr>
-            <w:sz w:val="14"/>
-            <w:szCs w:val="14"/>
-          </w:rPr>
-          <w:t xml:space="preserve"> </w:t>
-        </w:r>
-        <w:r>
-          <w:rPr>
-            <w:sz w:val="14"/>
-            <w:szCs w:val="14"/>
-          </w:rPr>
-          <w:t>Created By: {</w:t>
-        </w:r>
-        <w:proofErr w:type="spellStart"/>
-        <w:r>
-          <w:rPr>
-            <w:sz w:val="14"/>
-            <w:szCs w:val="14"/>
-          </w:rPr>
-          <w:t>CreatedBy</w:t>
-        </w:r>
-        <w:proofErr w:type="spellEnd"/>
-        <w:r>
-          <w:rPr>
-            <w:sz w:val="14"/>
-            <w:szCs w:val="14"/>
-          </w:rPr>
-          <w:t>}</w:t>
-        </w:r>
-        <w:r>
-          <w:rPr>
-            <w:sz w:val="14"/>
-            <w:szCs w:val="14"/>
-          </w:rPr>
-          <w:tab/>
-        </w:r>
-        <w:r>
-          <w:rPr>
-            <w:sz w:val="14"/>
-            <w:szCs w:val="14"/>
-          </w:rPr>
-          <w:tab/>
-        </w:r>
-        <w:r>
-          <w:rPr>
-            <w:sz w:val="14"/>
-            <w:szCs w:val="14"/>
-          </w:rPr>
-          <w:tab/>
-        </w:r>
-        <w:r>
-          <w:rPr>
-            <w:sz w:val="14"/>
-            <w:szCs w:val="14"/>
-          </w:rPr>
-          <w:tab/>
-        </w:r>
-        <w:r>
-          <w:rPr>
-            <w:sz w:val="14"/>
-            <w:szCs w:val="14"/>
-          </w:rPr>
-          <w:tab/>
-        </w:r>
-        <w:r>
-          <w:rPr>
-            <w:sz w:val="14"/>
-            <w:szCs w:val="14"/>
-          </w:rPr>
-          <w:t xml:space="preserve">                           </w:t>
-        </w:r>
-        <w:r>
-          <w:rPr>
-            <w:sz w:val="14"/>
-            <w:szCs w:val="14"/>
-          </w:rPr>
-          <w:t>Print</w:t>
-        </w:r>
-        <w:r>
-          <w:rPr>
-            <w:sz w:val="14"/>
-            <w:szCs w:val="14"/>
-          </w:rPr>
-          <w:t>ing</w:t>
-        </w:r>
-        <w:r>
-          <w:rPr>
-            <w:sz w:val="14"/>
-            <w:szCs w:val="14"/>
-          </w:rPr>
-          <w:t xml:space="preserve"> Time: {DT}</w:t>
-        </w:r>
-      </w:p>
     </w:sdtContent>
   </w:sdt>
   <w:p>
     <w:pPr>
-      <w:jc w:val="center"/>
+      <w:spacing w:before="120"/>
+      <w:rPr>
+        <w:rFonts w:ascii="Tahoma" w:eastAsia="Times New Roman" w:hAnsi="Tahoma" w:cs="Tahoma"/>
+        <w:color w:val="222222"/>
+        <w:sz w:val="18"/>
+        <w:szCs w:val="18"/>
+      </w:rPr>
     </w:pPr>
+    <w:r>
+      <w:rPr>
+        <w:sz w:val="14"/>
+        <w:szCs w:val="14"/>
+      </w:rPr>
+      <w:t>Print</w:t>
+    </w:r>
+    <w:r>
+      <w:rPr>
+        <w:sz w:val="14"/>
+        <w:szCs w:val="14"/>
+      </w:rPr>
+      <w:t>ing</w:t>
+    </w:r>
+    <w:r>
+      <w:rPr>
+        <w:sz w:val="14"/>
+        <w:szCs w:val="14"/>
+      </w:rPr>
+      <w:t xml:space="preserve"> By: {</w:t>
+    </w:r>
+    <w:proofErr w:type="spellStart"/>
+    <w:r>
+      <w:rPr>
+        <w:sz w:val="14"/>
+        <w:szCs w:val="14"/>
+      </w:rPr>
+      <w:t>PrintedBy</w:t>
+    </w:r>
+    <w:proofErr w:type="spellEnd"/>
+    <w:r>
+      <w:rPr>
+        <w:sz w:val="14"/>
+        <w:szCs w:val="14"/>
+      </w:rPr>
+      <w:t>}</w:t>
+    </w:r>
+    <w:r>
+      <w:rPr>
+        <w:sz w:val="14"/>
+        <w:szCs w:val="14"/>
+      </w:rPr>
+      <w:tab/>
+      <w:t xml:space="preserve">          </w:t>
+    </w:r>
+    <w:r>
+      <w:rPr>
+        <w:sz w:val="14"/>
+        <w:szCs w:val="14"/>
+      </w:rPr>
+      <w:tab/>
+    </w:r>
+    <w:r>
+      <w:rPr>
+        <w:sz w:val="14"/>
+        <w:szCs w:val="14"/>
+      </w:rPr>
+      <w:tab/>
+    </w:r>
+    <w:r>
+      <w:rPr>
+        <w:sz w:val="14"/>
+        <w:szCs w:val="14"/>
+      </w:rPr>
+      <w:tab/>
+    </w:r>
+    <w:r>
+      <w:rPr>
+        <w:sz w:val="14"/>
+        <w:szCs w:val="14"/>
+      </w:rPr>
+      <w:tab/>
+    </w:r>
+    <w:r>
+      <w:rPr>
+        <w:sz w:val="14"/>
+        <w:szCs w:val="14"/>
+      </w:rPr>
+      <w:t>Created By: {</w:t>
+    </w:r>
+    <w:proofErr w:type="spellStart"/>
+    <w:r>
+      <w:rPr>
+        <w:sz w:val="14"/>
+        <w:szCs w:val="14"/>
+      </w:rPr>
+      <w:t>CreatedBy</w:t>
+    </w:r>
+    <w:proofErr w:type="spellEnd"/>
+    <w:r>
+      <w:rPr>
+        <w:sz w:val="14"/>
+        <w:szCs w:val="14"/>
+      </w:rPr>
+      <w:t>}</w:t>
+    </w:r>
+    <w:r>
+      <w:rPr>
+        <w:sz w:val="14"/>
+        <w:szCs w:val="14"/>
+      </w:rPr>
+      <w:tab/>
+    </w:r>
+    <w:r>
+      <w:rPr>
+        <w:sz w:val="14"/>
+        <w:szCs w:val="14"/>
+      </w:rPr>
+      <w:tab/>
+    </w:r>
+    <w:r>
+      <w:rPr>
+        <w:sz w:val="14"/>
+        <w:szCs w:val="14"/>
+      </w:rPr>
+      <w:tab/>
+    </w:r>
+    <w:r>
+      <w:rPr>
+        <w:sz w:val="14"/>
+        <w:szCs w:val="14"/>
+      </w:rPr>
+      <w:t xml:space="preserve">                              </w:t>
+    </w:r>
+    <w:r>
+      <w:rPr>
+        <w:sz w:val="14"/>
+        <w:szCs w:val="14"/>
+      </w:rPr>
+      <w:t>Print</w:t>
+    </w:r>
+    <w:r>
+      <w:rPr>
+        <w:sz w:val="14"/>
+        <w:szCs w:val="14"/>
+      </w:rPr>
+      <w:t>ing</w:t>
+    </w:r>
+    <w:r>
+      <w:rPr>
+        <w:sz w:val="14"/>
+        <w:szCs w:val="14"/>
+      </w:rPr>
+      <w:t xml:space="preserve"> Time: {DT}</w:t>
+    </w:r>
   </w:p>
 </w:ftr>
 </file>
@@ -4454,16 +3945,16 @@
       <w:lvlJc w:val="left"/>
     </w:lvl>
   </w:abstractNum>
-  <w:num w:numId="1" w16cid:durableId="1704478677">
+  <w:num w:numId="1" w16cid:durableId="184903617">
     <w:abstractNumId w:val="2"/>
   </w:num>
-  <w:num w:numId="2" w16cid:durableId="1735278537">
+  <w:num w:numId="2" w16cid:durableId="1466045885">
     <w:abstractNumId w:val="3"/>
   </w:num>
-  <w:num w:numId="3" w16cid:durableId="294994037">
+  <w:num w:numId="3" w16cid:durableId="580263490">
     <w:abstractNumId w:val="1"/>
   </w:num>
-  <w:num w:numId="4" w16cid:durableId="402026146">
+  <w:num w:numId="4" w16cid:durableId="321010073">
     <w:abstractNumId w:val="0"/>
   </w:num>
 </w:numbering>
@@ -5100,6 +4591,22 @@
       <w:shd w:val="clear" w:color="auto" w:fill="E1DFDD"/>
     </w:rPr>
   </w:style>
+  <w:style w:type="paragraph" w:customStyle="1" w:styleId="TableParagraph">
+    <w:name w:val="Table Paragraph"/>
+    <w:basedOn w:val="Normal"/>
+    <w:uiPriority w:val="1"/>
+    <w:qFormat/>
+    <w:rsid w:val="00FD5AB6"/>
+    <w:pPr>
+      <w:widowControl w:val="0"/>
+      <w:autoSpaceDE w:val="0"/>
+      <w:autoSpaceDN w:val="0"/>
+      <w:ind w:left="107"/>
+    </w:pPr>
+    <w:rPr>
+      <w:rFonts w:ascii="Arial" w:eastAsia="Arial" w:hAnsi="Arial" w:cs="Arial"/>
+    </w:rPr>
+  </w:style>
 </w:styles>
 </file>
 

--- a/APLOS/POPResources/Templates/CommercialInvoice202034.docx
+++ b/APLOS/POPResources/Templates/CommercialInvoice202034.docx
@@ -507,7 +507,6 @@
               </w:rPr>
               <w:t xml:space="preserve">. </w:t>
             </w:r>
-            <w:proofErr w:type="spellStart"/>
             <w:r>
               <w:rPr>
                 <w:rFonts w:ascii="Arial Narrow" w:hAnsi="Arial Narrow" w:cs="Tahoma"/>
@@ -544,7 +543,6 @@
               </w:rPr>
               <w:t>PH</w:t>
             </w:r>
-            <w:proofErr w:type="spellEnd"/>
             <w:r>
               <w:rPr>
                 <w:rFonts w:ascii="Arial Narrow" w:hAnsi="Arial Narrow" w:cs="Tahoma"/>
@@ -670,7 +668,6 @@
               </w:rPr>
               <w:t>: {</w:t>
             </w:r>
-            <w:proofErr w:type="spellStart"/>
             <w:r>
               <w:rPr>
                 <w:rFonts w:ascii="Arial Narrow" w:hAnsi="Arial Narrow" w:cs="Consolas"/>
@@ -681,7 +678,6 @@
               </w:rPr>
               <w:t>InvoiceNo</w:t>
             </w:r>
-            <w:proofErr w:type="spellEnd"/>
             <w:r>
               <w:rPr>
                 <w:rFonts w:ascii="Arial Narrow" w:hAnsi="Arial Narrow" w:cs="Tahoma"/>
@@ -710,7 +706,6 @@
               </w:rPr>
               <w:t>DATE: {</w:t>
             </w:r>
-            <w:proofErr w:type="spellStart"/>
             <w:r>
               <w:rPr>
                 <w:rFonts w:ascii="Arial Narrow" w:hAnsi="Arial Narrow" w:cs="Consolas"/>
@@ -720,7 +715,6 @@
               </w:rPr>
               <w:t>InvoiceDate</w:t>
             </w:r>
-            <w:proofErr w:type="spellEnd"/>
             <w:r>
               <w:rPr>
                 <w:rFonts w:ascii="Arial Narrow" w:hAnsi="Arial Narrow" w:cs="Tahoma"/>
@@ -790,49 +784,7 @@
               <w:rPr>
                 <w:sz w:val="20"/>
               </w:rPr>
-              <w:t xml:space="preserve"> Village Channa, </w:t>
-            </w:r>
-            <w:proofErr w:type="spellStart"/>
-            <w:r>
-              <w:rPr>
-                <w:sz w:val="20"/>
-              </w:rPr>
-              <w:t>Malerkotla</w:t>
-            </w:r>
-            <w:proofErr w:type="spellEnd"/>
-            <w:r>
-              <w:rPr>
-                <w:sz w:val="20"/>
-              </w:rPr>
-              <w:t xml:space="preserve"> Road, Near - </w:t>
-            </w:r>
-            <w:proofErr w:type="spellStart"/>
-            <w:r>
-              <w:rPr>
-                <w:sz w:val="20"/>
-              </w:rPr>
-              <w:t>Ahmedgarh</w:t>
-            </w:r>
-            <w:proofErr w:type="spellEnd"/>
-            <w:r>
-              <w:rPr>
-                <w:sz w:val="20"/>
-              </w:rPr>
-              <w:t xml:space="preserve">, </w:t>
-            </w:r>
-            <w:proofErr w:type="spellStart"/>
-            <w:r>
-              <w:rPr>
-                <w:sz w:val="20"/>
-              </w:rPr>
-              <w:t>Dist</w:t>
-            </w:r>
-            <w:proofErr w:type="spellEnd"/>
-            <w:r>
-              <w:rPr>
-                <w:sz w:val="20"/>
-              </w:rPr>
-              <w:t>:  Sangrur, Punjab, PIN-148021</w:t>
+              <w:t xml:space="preserve"> Village Channa, Malerkotla Road, Near - Ahmedgarh, Dist:  Sangrur, Punjab, PIN-148021</w:t>
             </w:r>
           </w:p>
         </w:tc>
@@ -887,7 +839,6 @@
               </w:rPr>
               <w:t>{</w:t>
             </w:r>
-            <w:proofErr w:type="spellStart"/>
             <w:r>
               <w:rPr>
                 <w:rFonts w:ascii="Arial Narrow" w:hAnsi="Arial Narrow" w:cstheme="majorHAnsi"/>
@@ -897,7 +848,6 @@
               </w:rPr>
               <w:t>DocRefNo</w:t>
             </w:r>
-            <w:proofErr w:type="spellEnd"/>
             <w:r>
               <w:rPr>
                 <w:rFonts w:ascii="Arial Narrow" w:hAnsi="Arial Narrow" w:cs="Tahoma"/>
@@ -935,7 +885,6 @@
               </w:rPr>
               <w:t>{</w:t>
             </w:r>
-            <w:proofErr w:type="spellStart"/>
             <w:r>
               <w:rPr>
                 <w:rFonts w:ascii="Arial Narrow" w:hAnsi="Arial Narrow" w:cstheme="majorHAnsi"/>
@@ -945,7 +894,6 @@
               </w:rPr>
               <w:t>DocDate</w:t>
             </w:r>
-            <w:proofErr w:type="spellEnd"/>
             <w:r>
               <w:rPr>
                 <w:rFonts w:ascii="Arial Narrow" w:hAnsi="Arial Narrow" w:cs="Consolas"/>
@@ -1112,7 +1060,6 @@
               </w:rPr>
               <w:t>{</w:t>
             </w:r>
-            <w:proofErr w:type="spellStart"/>
             <w:r>
               <w:rPr>
                 <w:rFonts w:ascii="Arial Narrow" w:hAnsi="Arial Narrow" w:cs="Consolas"/>
@@ -1122,7 +1069,6 @@
               </w:rPr>
               <w:t>ItemDescription</w:t>
             </w:r>
-            <w:proofErr w:type="spellEnd"/>
             <w:r>
               <w:rPr>
                 <w:rFonts w:ascii="Arial Narrow" w:hAnsi="Arial Narrow" w:cs="Tahoma"/>
@@ -1356,7 +1302,6 @@
               </w:rPr>
               <w:t>{</w:t>
             </w:r>
-            <w:proofErr w:type="spellStart"/>
             <w:r>
               <w:rPr>
                 <w:rFonts w:ascii="Arial Narrow" w:hAnsi="Arial Narrow" w:cstheme="majorHAnsi"/>
@@ -1366,7 +1311,6 @@
               </w:rPr>
               <w:t>ConsigneeAddress</w:t>
             </w:r>
-            <w:proofErr w:type="spellEnd"/>
             <w:r>
               <w:rPr>
                 <w:rFonts w:ascii="Arial Narrow" w:hAnsi="Arial Narrow" w:cs="Consolas"/>
@@ -1442,7 +1386,6 @@
               </w:rPr>
               <w:t>{</w:t>
             </w:r>
-            <w:proofErr w:type="spellStart"/>
             <w:r>
               <w:rPr>
                 <w:rFonts w:ascii="Arial Narrow" w:hAnsi="Arial Narrow" w:cstheme="majorHAnsi"/>
@@ -1452,7 +1395,6 @@
               </w:rPr>
               <w:t>DeliveryByAddress</w:t>
             </w:r>
-            <w:proofErr w:type="spellEnd"/>
             <w:r>
               <w:rPr>
                 <w:rFonts w:ascii="Arial Narrow" w:hAnsi="Arial Narrow" w:cs="Consolas"/>
@@ -1524,7 +1466,6 @@
               </w:rPr>
               <w:t>{</w:t>
             </w:r>
-            <w:proofErr w:type="spellStart"/>
             <w:r>
               <w:rPr>
                 <w:rFonts w:ascii="Arial Narrow" w:hAnsi="Arial Narrow" w:cstheme="majorHAnsi"/>
@@ -1534,7 +1475,6 @@
               </w:rPr>
               <w:t>CustomerGSTNo</w:t>
             </w:r>
-            <w:proofErr w:type="spellEnd"/>
             <w:r>
               <w:rPr>
                 <w:rFonts w:ascii="Arial Narrow" w:hAnsi="Arial Narrow" w:cs="Tahoma"/>
@@ -1646,7 +1586,6 @@
               </w:rPr>
               <w:t>{</w:t>
             </w:r>
-            <w:proofErr w:type="spellStart"/>
             <w:r>
               <w:rPr>
                 <w:rFonts w:ascii="Arial Narrow" w:hAnsi="Arial Narrow" w:cstheme="majorHAnsi"/>
@@ -1656,7 +1595,6 @@
               </w:rPr>
               <w:t>PONumber</w:t>
             </w:r>
-            <w:proofErr w:type="spellEnd"/>
             <w:r>
               <w:rPr>
                 <w:rFonts w:ascii="Arial Narrow" w:hAnsi="Arial Narrow" w:cs="Tahoma"/>
@@ -1783,7 +1721,6 @@
               </w:rPr>
               <w:t>{</w:t>
             </w:r>
-            <w:proofErr w:type="spellStart"/>
             <w:r>
               <w:rPr>
                 <w:rFonts w:ascii="Arial Narrow" w:hAnsi="Arial Narrow" w:cstheme="majorHAnsi"/>
@@ -1793,7 +1730,6 @@
               </w:rPr>
               <w:t>CustomerPANNo</w:t>
             </w:r>
-            <w:proofErr w:type="spellEnd"/>
             <w:r>
               <w:rPr>
                 <w:rFonts w:ascii="Arial Narrow" w:hAnsi="Arial Narrow" w:cs="Consolas"/>
@@ -1852,7 +1788,7 @@
       </w:tr>
       <w:tr>
         <w:trPr>
-          <w:trHeight w:val="293"/>
+          <w:trHeight w:val="3071"/>
         </w:trPr>
         <w:tc>
           <w:tcPr>
@@ -1909,29 +1845,7 @@
                 <w:sz w:val="19"/>
                 <w:szCs w:val="19"/>
               </w:rPr>
-              <w:t>{</w:t>
-            </w:r>
-            <w:proofErr w:type="spellStart"/>
-            <w:r>
-              <w:rPr>
-                <w:rFonts w:ascii="Arial Narrow" w:eastAsia="Arial" w:hAnsi="Arial Narrow" w:cs="Tahoma"/>
-                <w:b/>
-                <w:bCs/>
-                <w:sz w:val="19"/>
-                <w:szCs w:val="19"/>
-              </w:rPr>
-              <w:t>materialItems</w:t>
-            </w:r>
-            <w:proofErr w:type="spellEnd"/>
-            <w:r>
-              <w:rPr>
-                <w:rFonts w:ascii="Arial Narrow" w:eastAsia="Arial" w:hAnsi="Arial Narrow" w:cs="Tahoma"/>
-                <w:b/>
-                <w:bCs/>
-                <w:sz w:val="19"/>
-                <w:szCs w:val="19"/>
-              </w:rPr>
-              <w:t>}</w:t>
+              <w:t>{materialItems}</w:t>
             </w:r>
           </w:p>
           <w:p>
@@ -1994,10 +1908,11 @@
                 <w:sz w:val="19"/>
                 <w:szCs w:val="19"/>
               </w:rPr>
-              <w:t xml:space="preserve"> : {</w:t>
-            </w:r>
-            <w:proofErr w:type="spellStart"/>
-            <w:r>
+              <w:t xml:space="preserve"> : {GrandTotal}</w:t>
+            </w:r>
+          </w:p>
+          <w:p>
+            <w:pPr>
               <w:rPr>
                 <w:rFonts w:ascii="Arial Narrow" w:eastAsia="Arial" w:hAnsi="Arial Narrow" w:cs="Tahoma"/>
                 <w:b/>
@@ -2005,9 +1920,7 @@
                 <w:sz w:val="19"/>
                 <w:szCs w:val="19"/>
               </w:rPr>
-              <w:t>GrandTotal</w:t>
-            </w:r>
-            <w:proofErr w:type="spellEnd"/>
+            </w:pPr>
             <w:r>
               <w:rPr>
                 <w:rFonts w:ascii="Arial Narrow" w:eastAsia="Arial" w:hAnsi="Arial Narrow" w:cs="Tahoma"/>
@@ -2016,11 +1929,9 @@
                 <w:sz w:val="19"/>
                 <w:szCs w:val="19"/>
               </w:rPr>
-              <w:t>}</w:t>
-            </w:r>
-          </w:p>
-          <w:p>
-            <w:pPr>
+              <w:t>In Words</w:t>
+            </w:r>
+            <w:r>
               <w:rPr>
                 <w:rFonts w:ascii="Arial Narrow" w:eastAsia="Arial" w:hAnsi="Arial Narrow" w:cs="Tahoma"/>
                 <w:b/>
@@ -2028,7 +1939,8 @@
                 <w:sz w:val="19"/>
                 <w:szCs w:val="19"/>
               </w:rPr>
-            </w:pPr>
+              <w:t xml:space="preserve"> </w:t>
+            </w:r>
             <w:r>
               <w:rPr>
                 <w:rFonts w:ascii="Arial Narrow" w:eastAsia="Arial" w:hAnsi="Arial Narrow" w:cs="Tahoma"/>
@@ -2037,49 +1949,7 @@
                 <w:sz w:val="19"/>
                 <w:szCs w:val="19"/>
               </w:rPr>
-              <w:t>In Words</w:t>
-            </w:r>
-            <w:r>
-              <w:rPr>
-                <w:rFonts w:ascii="Arial Narrow" w:eastAsia="Arial" w:hAnsi="Arial Narrow" w:cs="Tahoma"/>
-                <w:b/>
-                <w:bCs/>
-                <w:sz w:val="19"/>
-                <w:szCs w:val="19"/>
-              </w:rPr>
-              <w:t xml:space="preserve"> </w:t>
-            </w:r>
-            <w:r>
-              <w:rPr>
-                <w:rFonts w:ascii="Arial Narrow" w:eastAsia="Arial" w:hAnsi="Arial Narrow" w:cs="Tahoma"/>
-                <w:b/>
-                <w:bCs/>
-                <w:sz w:val="19"/>
-                <w:szCs w:val="19"/>
-              </w:rPr>
-              <w:t>: {</w:t>
-            </w:r>
-            <w:proofErr w:type="spellStart"/>
-            <w:r>
-              <w:rPr>
-                <w:rFonts w:ascii="Arial Narrow" w:eastAsia="Arial" w:hAnsi="Arial Narrow" w:cs="Tahoma"/>
-                <w:b/>
-                <w:bCs/>
-                <w:sz w:val="19"/>
-                <w:szCs w:val="19"/>
-              </w:rPr>
-              <w:t>TotalInWords</w:t>
-            </w:r>
-            <w:proofErr w:type="spellEnd"/>
-            <w:r>
-              <w:rPr>
-                <w:rFonts w:ascii="Arial Narrow" w:eastAsia="Arial" w:hAnsi="Arial Narrow" w:cs="Tahoma"/>
-                <w:b/>
-                <w:bCs/>
-                <w:sz w:val="19"/>
-                <w:szCs w:val="19"/>
-              </w:rPr>
-              <w:t>}</w:t>
+              <w:t>: {TotalInWords}</w:t>
             </w:r>
           </w:p>
         </w:tc>
@@ -2094,1037 +1964,6 @@
             <w:gridSpan w:val="4"/>
             <w:vAlign w:val="center"/>
           </w:tcPr>
-          <w:tbl>
-            <w:tblPr>
-              <w:tblStyle w:val="TableGrid"/>
-              <w:tblpPr w:leftFromText="180" w:rightFromText="180" w:vertAnchor="text" w:horzAnchor="margin" w:tblpXSpec="center" w:tblpY="199"/>
-              <w:tblOverlap w:val="never"/>
-              <w:tblW w:w="11774" w:type="dxa"/>
-              <w:tblLayout w:type="fixed"/>
-              <w:tblLook w:val="04A0" w:firstRow="1" w:lastRow="0" w:firstColumn="1" w:lastColumn="0" w:noHBand="0" w:noVBand="1"/>
-            </w:tblPr>
-            <w:tblGrid>
-              <w:gridCol w:w="5397"/>
-              <w:gridCol w:w="3424"/>
-              <w:gridCol w:w="2953"/>
-            </w:tblGrid>
-            <w:tr>
-              <w:tc>
-                <w:tcPr>
-                  <w:tcW w:w="5400" w:type="dxa"/>
-                </w:tcPr>
-                <w:p>
-                  <w:pPr>
-                    <w:tabs>
-                      <w:tab w:val="left" w:pos="7322"/>
-                    </w:tabs>
-                    <w:rPr>
-                      <w:rFonts w:ascii="Arial Narrow" w:hAnsi="Arial Narrow" w:cs="Tahoma"/>
-                      <w:b/>
-                      <w:bCs/>
-                      <w:sz w:val="19"/>
-                      <w:szCs w:val="19"/>
-                    </w:rPr>
-                  </w:pPr>
-                  <w:r>
-                    <w:rPr>
-                      <w:rFonts w:ascii="Arial Narrow" w:hAnsi="Arial Narrow" w:cs="Tahoma"/>
-                      <w:b/>
-                      <w:bCs/>
-                      <w:sz w:val="19"/>
-                      <w:szCs w:val="19"/>
-                    </w:rPr>
-                    <w:t>COUNTRY OF ORIGIN OF GOODS  :  INDIA</w:t>
-                  </w:r>
-                </w:p>
-              </w:tc>
-              <w:tc>
-                <w:tcPr>
-                  <w:tcW w:w="6374" w:type="dxa"/>
-                  <w:gridSpan w:val="2"/>
-                </w:tcPr>
-                <w:p>
-                  <w:pPr>
-                    <w:tabs>
-                      <w:tab w:val="left" w:pos="7322"/>
-                    </w:tabs>
-                    <w:rPr>
-                      <w:rFonts w:ascii="Arial Narrow" w:hAnsi="Arial Narrow" w:cs="Tahoma"/>
-                      <w:b/>
-                      <w:bCs/>
-                      <w:sz w:val="19"/>
-                      <w:szCs w:val="19"/>
-                    </w:rPr>
-                  </w:pPr>
-                  <w:r>
-                    <w:rPr>
-                      <w:rFonts w:ascii="Arial Narrow" w:hAnsi="Arial Narrow" w:cs="Tahoma"/>
-                      <w:b/>
-                      <w:bCs/>
-                      <w:sz w:val="19"/>
-                      <w:szCs w:val="19"/>
-                    </w:rPr>
-                    <w:t>COUNTRY OF FINAL DESTINATION :{</w:t>
-                  </w:r>
-                  <w:r>
-                    <w:rPr>
-                      <w:rFonts w:ascii="Arial Narrow" w:hAnsi="Arial Narrow"/>
-                      <w:sz w:val="19"/>
-                      <w:szCs w:val="19"/>
-                    </w:rPr>
-                    <w:t xml:space="preserve"> </w:t>
-                  </w:r>
-                  <w:proofErr w:type="spellStart"/>
-                  <w:r>
-                    <w:rPr>
-                      <w:rFonts w:ascii="Arial Narrow" w:hAnsi="Arial Narrow" w:cstheme="majorHAnsi"/>
-                      <w:bCs/>
-                      <w:sz w:val="19"/>
-                      <w:szCs w:val="19"/>
-                    </w:rPr>
-                    <w:t>FinalDestination</w:t>
-                  </w:r>
-                  <w:proofErr w:type="spellEnd"/>
-                  <w:r>
-                    <w:rPr>
-                      <w:rFonts w:ascii="Arial Narrow" w:hAnsi="Arial Narrow" w:cs="Tahoma"/>
-                      <w:b/>
-                      <w:bCs/>
-                      <w:sz w:val="19"/>
-                      <w:szCs w:val="19"/>
-                    </w:rPr>
-                    <w:t>}</w:t>
-                  </w:r>
-                </w:p>
-              </w:tc>
-            </w:tr>
-            <w:tr>
-              <w:tc>
-                <w:tcPr>
-                  <w:tcW w:w="5400" w:type="dxa"/>
-                </w:tcPr>
-                <w:p>
-                  <w:pPr>
-                    <w:tabs>
-                      <w:tab w:val="left" w:pos="7322"/>
-                    </w:tabs>
-                    <w:rPr>
-                      <w:rFonts w:ascii="Arial Narrow" w:hAnsi="Arial Narrow" w:cs="Tahoma"/>
-                      <w:b/>
-                      <w:bCs/>
-                      <w:sz w:val="19"/>
-                      <w:szCs w:val="19"/>
-                    </w:rPr>
-                  </w:pPr>
-                  <w:r>
-                    <w:rPr>
-                      <w:rFonts w:ascii="Arial Narrow" w:hAnsi="Arial Narrow" w:cs="Tahoma"/>
-                      <w:b/>
-                      <w:bCs/>
-                      <w:sz w:val="19"/>
-                      <w:szCs w:val="19"/>
-                    </w:rPr>
-                    <w:t>PRE CARRIAGE BY :{</w:t>
-                  </w:r>
-                  <w:proofErr w:type="spellStart"/>
-                  <w:r>
-                    <w:rPr>
-                      <w:rFonts w:ascii="Arial Narrow" w:hAnsi="Arial Narrow" w:cstheme="majorHAnsi"/>
-                      <w:b/>
-                      <w:bCs/>
-                      <w:sz w:val="19"/>
-                      <w:szCs w:val="19"/>
-                    </w:rPr>
-                    <w:t>PreCarriageBy</w:t>
-                  </w:r>
-                  <w:proofErr w:type="spellEnd"/>
-                  <w:r>
-                    <w:rPr>
-                      <w:rFonts w:ascii="Arial Narrow" w:hAnsi="Arial Narrow" w:cs="Tahoma"/>
-                      <w:b/>
-                      <w:bCs/>
-                      <w:sz w:val="19"/>
-                      <w:szCs w:val="19"/>
-                    </w:rPr>
-                    <w:t>}</w:t>
-                  </w:r>
-                </w:p>
-              </w:tc>
-              <w:tc>
-                <w:tcPr>
-                  <w:tcW w:w="6374" w:type="dxa"/>
-                  <w:gridSpan w:val="2"/>
-                </w:tcPr>
-                <w:p>
-                  <w:pPr>
-                    <w:tabs>
-                      <w:tab w:val="left" w:pos="7322"/>
-                    </w:tabs>
-                    <w:rPr>
-                      <w:rFonts w:ascii="Arial Narrow" w:hAnsi="Arial Narrow" w:cs="Tahoma"/>
-                      <w:b/>
-                      <w:bCs/>
-                      <w:sz w:val="19"/>
-                      <w:szCs w:val="19"/>
-                    </w:rPr>
-                  </w:pPr>
-                  <w:r>
-                    <w:rPr>
-                      <w:rFonts w:ascii="Arial Narrow" w:hAnsi="Arial Narrow" w:cs="Tahoma"/>
-                      <w:b/>
-                      <w:bCs/>
-                      <w:sz w:val="19"/>
-                      <w:szCs w:val="19"/>
-                    </w:rPr>
-                    <w:t>PLACE OF RECEIPT</w:t>
-                  </w:r>
-                  <w:r>
-                    <w:rPr>
-                      <w:rFonts w:ascii="Arial Narrow" w:hAnsi="Arial Narrow" w:cstheme="majorHAnsi"/>
-                      <w:b/>
-                      <w:bCs/>
-                      <w:sz w:val="19"/>
-                      <w:szCs w:val="19"/>
-                    </w:rPr>
-                    <w:t>(BY</w:t>
-                  </w:r>
-                  <w:r>
-                    <w:rPr>
-                      <w:rFonts w:ascii="Arial Narrow" w:hAnsi="Arial Narrow" w:cs="Tahoma"/>
-                      <w:b/>
-                      <w:bCs/>
-                      <w:sz w:val="19"/>
-                      <w:szCs w:val="19"/>
-                    </w:rPr>
-                    <w:t xml:space="preserve"> </w:t>
-                  </w:r>
-                  <w:r>
-                    <w:rPr>
-                      <w:rFonts w:ascii="Arial Narrow" w:hAnsi="Arial Narrow" w:cstheme="majorHAnsi"/>
-                      <w:b/>
-                      <w:bCs/>
-                      <w:sz w:val="19"/>
-                      <w:szCs w:val="19"/>
-                    </w:rPr>
-                    <w:t>PRE-CARRIER ICD LUDHIANA)</w:t>
-                  </w:r>
-                  <w:r>
-                    <w:rPr>
-                      <w:rFonts w:ascii="Arial Narrow" w:hAnsi="Arial Narrow" w:cs="Tahoma"/>
-                      <w:b/>
-                      <w:bCs/>
-                      <w:sz w:val="19"/>
-                      <w:szCs w:val="19"/>
-                    </w:rPr>
-                    <w:t>:{</w:t>
-                  </w:r>
-                  <w:r>
-                    <w:rPr>
-                      <w:rFonts w:ascii="Arial Narrow" w:hAnsi="Arial Narrow"/>
-                      <w:sz w:val="19"/>
-                      <w:szCs w:val="19"/>
-                    </w:rPr>
-                    <w:t xml:space="preserve"> </w:t>
-                  </w:r>
-                  <w:proofErr w:type="spellStart"/>
-                  <w:r>
-                    <w:rPr>
-                      <w:rFonts w:ascii="Arial Narrow" w:hAnsi="Arial Narrow" w:cstheme="majorHAnsi"/>
-                      <w:bCs/>
-                      <w:sz w:val="19"/>
-                      <w:szCs w:val="19"/>
-                    </w:rPr>
-                    <w:t>PlaceOfReceiptByPreCarriage</w:t>
-                  </w:r>
-                  <w:proofErr w:type="spellEnd"/>
-                  <w:r>
-                    <w:rPr>
-                      <w:rFonts w:ascii="Arial Narrow" w:hAnsi="Arial Narrow" w:cs="Tahoma"/>
-                      <w:b/>
-                      <w:bCs/>
-                      <w:sz w:val="19"/>
-                      <w:szCs w:val="19"/>
-                    </w:rPr>
-                    <w:t>}</w:t>
-                  </w:r>
-                </w:p>
-              </w:tc>
-            </w:tr>
-            <w:tr>
-              <w:tc>
-                <w:tcPr>
-                  <w:tcW w:w="5400" w:type="dxa"/>
-                </w:tcPr>
-                <w:p>
-                  <w:pPr>
-                    <w:tabs>
-                      <w:tab w:val="left" w:pos="7322"/>
-                    </w:tabs>
-                    <w:rPr>
-                      <w:rFonts w:ascii="Arial Narrow" w:hAnsi="Arial Narrow" w:cs="Tahoma"/>
-                      <w:b/>
-                      <w:bCs/>
-                      <w:sz w:val="19"/>
-                      <w:szCs w:val="19"/>
-                    </w:rPr>
-                  </w:pPr>
-                  <w:r>
-                    <w:rPr>
-                      <w:rFonts w:ascii="Arial Narrow" w:hAnsi="Arial Narrow" w:cs="Tahoma"/>
-                      <w:b/>
-                      <w:bCs/>
-                      <w:sz w:val="19"/>
-                      <w:szCs w:val="19"/>
-                    </w:rPr>
-                    <w:t>PORT OF LOADING  :{</w:t>
-                  </w:r>
-                  <w:proofErr w:type="spellStart"/>
-                  <w:r>
-                    <w:rPr>
-                      <w:rFonts w:ascii="Arial Narrow" w:hAnsi="Arial Narrow" w:cstheme="majorHAnsi"/>
-                      <w:bCs/>
-                      <w:sz w:val="19"/>
-                      <w:szCs w:val="19"/>
-                    </w:rPr>
-                    <w:t>PortOfLanding</w:t>
-                  </w:r>
-                  <w:proofErr w:type="spellEnd"/>
-                  <w:r>
-                    <w:rPr>
-                      <w:rFonts w:ascii="Arial Narrow" w:hAnsi="Arial Narrow" w:cs="Tahoma"/>
-                      <w:b/>
-                      <w:bCs/>
-                      <w:sz w:val="19"/>
-                      <w:szCs w:val="19"/>
-                    </w:rPr>
-                    <w:t>}</w:t>
-                  </w:r>
-                </w:p>
-              </w:tc>
-              <w:tc>
-                <w:tcPr>
-                  <w:tcW w:w="6374" w:type="dxa"/>
-                  <w:gridSpan w:val="2"/>
-                  <w:tcBorders>
-                    <w:top w:val="nil"/>
-                  </w:tcBorders>
-                </w:tcPr>
-                <w:p>
-                  <w:pPr>
-                    <w:tabs>
-                      <w:tab w:val="left" w:pos="7322"/>
-                    </w:tabs>
-                    <w:rPr>
-                      <w:rFonts w:ascii="Arial Narrow" w:hAnsi="Arial Narrow" w:cs="Tahoma"/>
-                      <w:b/>
-                      <w:bCs/>
-                      <w:sz w:val="19"/>
-                      <w:szCs w:val="19"/>
-                    </w:rPr>
-                  </w:pPr>
-                  <w:r>
-                    <w:rPr>
-                      <w:rFonts w:ascii="Arial Narrow" w:hAnsi="Arial Narrow" w:cs="Tahoma"/>
-                      <w:b/>
-                      <w:bCs/>
-                      <w:sz w:val="19"/>
-                      <w:szCs w:val="19"/>
-                    </w:rPr>
-                    <w:t>PORT OF DISCHARGE :{</w:t>
-                  </w:r>
-                  <w:r>
-                    <w:rPr>
-                      <w:rFonts w:ascii="Arial Narrow" w:hAnsi="Arial Narrow"/>
-                      <w:sz w:val="19"/>
-                      <w:szCs w:val="19"/>
-                    </w:rPr>
-                    <w:t xml:space="preserve"> </w:t>
-                  </w:r>
-                  <w:proofErr w:type="spellStart"/>
-                  <w:r>
-                    <w:rPr>
-                      <w:rFonts w:ascii="Arial Narrow" w:hAnsi="Arial Narrow" w:cstheme="majorHAnsi"/>
-                      <w:bCs/>
-                      <w:sz w:val="19"/>
-                      <w:szCs w:val="19"/>
-                    </w:rPr>
-                    <w:t>PortOfDischarge</w:t>
-                  </w:r>
-                  <w:proofErr w:type="spellEnd"/>
-                  <w:r>
-                    <w:rPr>
-                      <w:rFonts w:ascii="Arial Narrow" w:hAnsi="Arial Narrow" w:cs="Tahoma"/>
-                      <w:b/>
-                      <w:bCs/>
-                      <w:sz w:val="19"/>
-                      <w:szCs w:val="19"/>
-                    </w:rPr>
-                    <w:t>}</w:t>
-                  </w:r>
-                </w:p>
-              </w:tc>
-            </w:tr>
-            <w:tr>
-              <w:trPr>
-                <w:trHeight w:val="143"/>
-              </w:trPr>
-              <w:tc>
-                <w:tcPr>
-                  <w:tcW w:w="5400" w:type="dxa"/>
-                </w:tcPr>
-                <w:p>
-                  <w:pPr>
-                    <w:tabs>
-                      <w:tab w:val="left" w:pos="7322"/>
-                    </w:tabs>
-                    <w:rPr>
-                      <w:rFonts w:ascii="Arial Narrow" w:hAnsi="Arial Narrow" w:cs="Tahoma"/>
-                      <w:b/>
-                      <w:bCs/>
-                      <w:sz w:val="19"/>
-                      <w:szCs w:val="19"/>
-                    </w:rPr>
-                  </w:pPr>
-                  <w:r>
-                    <w:rPr>
-                      <w:rFonts w:ascii="Arial Narrow" w:hAnsi="Arial Narrow" w:cs="Tahoma"/>
-                      <w:b/>
-                      <w:bCs/>
-                      <w:sz w:val="19"/>
-                      <w:szCs w:val="19"/>
-                    </w:rPr>
-                    <w:t>PORT OF DELIVERY :{</w:t>
-                  </w:r>
-                  <w:r>
-                    <w:rPr>
-                      <w:rFonts w:ascii="Arial Narrow" w:hAnsi="Arial Narrow"/>
-                      <w:sz w:val="19"/>
-                      <w:szCs w:val="19"/>
-                    </w:rPr>
-                    <w:t xml:space="preserve"> </w:t>
-                  </w:r>
-                  <w:proofErr w:type="spellStart"/>
-                  <w:r>
-                    <w:rPr>
-                      <w:rFonts w:ascii="Arial Narrow" w:hAnsi="Arial Narrow" w:cstheme="majorHAnsi"/>
-                      <w:bCs/>
-                      <w:sz w:val="19"/>
-                      <w:szCs w:val="19"/>
-                    </w:rPr>
-                    <w:t>PortOfDelivery</w:t>
-                  </w:r>
-                  <w:proofErr w:type="spellEnd"/>
-                  <w:r>
-                    <w:rPr>
-                      <w:rFonts w:ascii="Arial Narrow" w:hAnsi="Arial Narrow" w:cs="Tahoma"/>
-                      <w:b/>
-                      <w:bCs/>
-                      <w:sz w:val="19"/>
-                      <w:szCs w:val="19"/>
-                    </w:rPr>
-                    <w:t>}</w:t>
-                  </w:r>
-                </w:p>
-              </w:tc>
-              <w:tc>
-                <w:tcPr>
-                  <w:tcW w:w="6374" w:type="dxa"/>
-                  <w:gridSpan w:val="2"/>
-                </w:tcPr>
-                <w:p>
-                  <w:pPr>
-                    <w:tabs>
-                      <w:tab w:val="left" w:pos="7322"/>
-                    </w:tabs>
-                    <w:rPr>
-                      <w:rFonts w:ascii="Arial Narrow" w:hAnsi="Arial Narrow" w:cs="Tahoma"/>
-                      <w:b/>
-                      <w:bCs/>
-                      <w:sz w:val="19"/>
-                      <w:szCs w:val="19"/>
-                    </w:rPr>
-                  </w:pPr>
-                  <w:r>
-                    <w:rPr>
-                      <w:rFonts w:ascii="Arial Narrow" w:hAnsi="Arial Narrow" w:cs="Tahoma"/>
-                      <w:b/>
-                      <w:bCs/>
-                      <w:sz w:val="19"/>
-                      <w:szCs w:val="19"/>
-                    </w:rPr>
-                    <w:t>OCEAN VESSELNAME/VOYAGE NO :{</w:t>
-                  </w:r>
-                  <w:r>
-                    <w:rPr>
-                      <w:rFonts w:ascii="Arial Narrow" w:hAnsi="Arial Narrow"/>
-                      <w:sz w:val="19"/>
-                      <w:szCs w:val="19"/>
-                    </w:rPr>
-                    <w:t xml:space="preserve"> </w:t>
-                  </w:r>
-                  <w:proofErr w:type="spellStart"/>
-                  <w:r>
-                    <w:rPr>
-                      <w:rFonts w:ascii="Arial Narrow" w:hAnsi="Arial Narrow" w:cstheme="majorHAnsi"/>
-                      <w:bCs/>
-                      <w:sz w:val="19"/>
-                      <w:szCs w:val="19"/>
-                    </w:rPr>
-                    <w:t>CNFVesselName</w:t>
-                  </w:r>
-                  <w:proofErr w:type="spellEnd"/>
-                  <w:r>
-                    <w:rPr>
-                      <w:rFonts w:ascii="Arial Narrow" w:hAnsi="Arial Narrow" w:cs="Tahoma"/>
-                      <w:b/>
-                      <w:bCs/>
-                      <w:sz w:val="19"/>
-                      <w:szCs w:val="19"/>
-                    </w:rPr>
-                    <w:t>}/</w:t>
-                  </w:r>
-                  <w:r>
-                    <w:rPr>
-                      <w:rFonts w:ascii="Arial Narrow" w:hAnsi="Arial Narrow" w:cs="Tahoma"/>
-                      <w:b/>
-                      <w:bCs/>
-                      <w:sz w:val="19"/>
-                      <w:szCs w:val="19"/>
-                    </w:rPr>
-                    <w:t>{</w:t>
-                  </w:r>
-                  <w:proofErr w:type="spellStart"/>
-                  <w:r>
-                    <w:rPr>
-                      <w:rFonts w:ascii="Arial Narrow" w:hAnsi="Arial Narrow" w:cstheme="majorHAnsi"/>
-                      <w:color w:val="000000"/>
-                      <w:sz w:val="19"/>
-                      <w:szCs w:val="19"/>
-                    </w:rPr>
-                    <w:t>CNFVesselTrackingNo</w:t>
-                  </w:r>
-                  <w:proofErr w:type="spellEnd"/>
-                  <w:r>
-                    <w:rPr>
-                      <w:rFonts w:ascii="Arial Narrow" w:hAnsi="Arial Narrow" w:cs="Tahoma"/>
-                      <w:b/>
-                      <w:bCs/>
-                      <w:sz w:val="19"/>
-                      <w:szCs w:val="19"/>
-                    </w:rPr>
-                    <w:t>}</w:t>
-                  </w:r>
-                </w:p>
-              </w:tc>
-            </w:tr>
-            <w:tr>
-              <w:trPr>
-                <w:trHeight w:val="143"/>
-              </w:trPr>
-              <w:tc>
-                <w:tcPr>
-                  <w:tcW w:w="11774" w:type="dxa"/>
-                  <w:gridSpan w:val="3"/>
-                </w:tcPr>
-                <w:p>
-                  <w:pPr>
-                    <w:tabs>
-                      <w:tab w:val="left" w:pos="7322"/>
-                    </w:tabs>
-                    <w:rPr>
-                      <w:rFonts w:ascii="Arial Narrow" w:hAnsi="Arial Narrow" w:cs="Tahoma"/>
-                      <w:b/>
-                      <w:bCs/>
-                      <w:sz w:val="19"/>
-                      <w:szCs w:val="19"/>
-                    </w:rPr>
-                  </w:pPr>
-                  <w:r>
-                    <w:rPr>
-                      <w:rFonts w:ascii="Arial Narrow" w:hAnsi="Arial Narrow" w:cs="Tahoma"/>
-                      <w:b/>
-                      <w:bCs/>
-                      <w:sz w:val="19"/>
-                      <w:szCs w:val="19"/>
-                    </w:rPr>
-                    <w:t>MARK &amp; NOS CONTAINER NO :{</w:t>
-                  </w:r>
-                  <w:r>
-                    <w:rPr>
-                      <w:rFonts w:ascii="Arial Narrow" w:hAnsi="Arial Narrow"/>
-                      <w:sz w:val="19"/>
-                      <w:szCs w:val="19"/>
-                    </w:rPr>
-                    <w:t xml:space="preserve"> </w:t>
-                  </w:r>
-                  <w:proofErr w:type="spellStart"/>
-                  <w:r>
-                    <w:rPr>
-                      <w:rFonts w:ascii="Arial Narrow" w:hAnsi="Arial Narrow" w:cs="Tahoma"/>
-                      <w:bCs/>
-                      <w:sz w:val="19"/>
-                      <w:szCs w:val="19"/>
-                    </w:rPr>
-                    <w:t>CNFContainerNo</w:t>
-                  </w:r>
-                  <w:proofErr w:type="spellEnd"/>
-                  <w:r>
-                    <w:rPr>
-                      <w:rFonts w:ascii="Arial Narrow" w:hAnsi="Arial Narrow" w:cs="Tahoma"/>
-                      <w:b/>
-                      <w:bCs/>
-                      <w:sz w:val="19"/>
-                      <w:szCs w:val="19"/>
-                    </w:rPr>
-                    <w:t>}</w:t>
-                  </w:r>
-                </w:p>
-              </w:tc>
-            </w:tr>
-            <w:tr>
-              <w:trPr>
-                <w:trHeight w:val="276"/>
-              </w:trPr>
-              <w:tc>
-                <w:tcPr>
-                  <w:tcW w:w="5395" w:type="dxa"/>
-                </w:tcPr>
-                <w:p>
-                  <w:pPr>
-                    <w:tabs>
-                      <w:tab w:val="left" w:pos="7322"/>
-                    </w:tabs>
-                    <w:rPr>
-                      <w:rFonts w:ascii="Arial Narrow" w:hAnsi="Arial Narrow" w:cs="Tahoma"/>
-                      <w:b/>
-                      <w:bCs/>
-                      <w:sz w:val="19"/>
-                      <w:szCs w:val="19"/>
-                    </w:rPr>
-                  </w:pPr>
-                  <w:r>
-                    <w:rPr>
-                      <w:rFonts w:ascii="Arial Narrow" w:hAnsi="Arial Narrow" w:cs="Tahoma"/>
-                      <w:b/>
-                      <w:bCs/>
-                      <w:sz w:val="19"/>
-                      <w:szCs w:val="19"/>
-                    </w:rPr>
-                    <w:t>IRREVOCABLE DOCUMENTARY CREDIT NO</w:t>
-                  </w:r>
-                  <w:r>
-                    <w:rPr>
-                      <w:rFonts w:ascii="Arial Narrow" w:hAnsi="Arial Narrow" w:cs="Tahoma"/>
-                      <w:b/>
-                      <w:bCs/>
-                      <w:sz w:val="19"/>
-                      <w:szCs w:val="19"/>
-                    </w:rPr>
-                    <w:t>.:</w:t>
-                  </w:r>
-                  <w:r>
-                    <w:rPr>
-                      <w:rFonts w:ascii="Arial Narrow" w:hAnsi="Arial Narrow" w:cs="Consolas"/>
-                      <w:color w:val="000000"/>
-                      <w:sz w:val="19"/>
-                      <w:szCs w:val="19"/>
-                    </w:rPr>
-                    <w:t>{</w:t>
-                  </w:r>
-                  <w:proofErr w:type="spellStart"/>
-                  <w:r>
-                    <w:rPr>
-                      <w:rFonts w:ascii="Arial Narrow" w:hAnsi="Arial Narrow" w:cs="Consolas"/>
-                      <w:color w:val="000000"/>
-                      <w:sz w:val="19"/>
-                      <w:szCs w:val="19"/>
-                    </w:rPr>
-                    <w:t>LcNo</w:t>
-                  </w:r>
-                  <w:proofErr w:type="spellEnd"/>
-                  <w:r>
-                    <w:rPr>
-                      <w:rFonts w:ascii="Arial Narrow" w:hAnsi="Arial Narrow" w:cs="Consolas"/>
-                      <w:color w:val="000000"/>
-                      <w:sz w:val="19"/>
-                      <w:szCs w:val="19"/>
-                    </w:rPr>
-                    <w:t>}</w:t>
-                  </w:r>
-                </w:p>
-              </w:tc>
-              <w:tc>
-                <w:tcPr>
-                  <w:tcW w:w="3425" w:type="dxa"/>
-                  <w:tcBorders>
-                    <w:bottom w:val="single" w:sz="4" w:space="0" w:color="auto"/>
-                  </w:tcBorders>
-                </w:tcPr>
-                <w:p>
-                  <w:pPr>
-                    <w:tabs>
-                      <w:tab w:val="left" w:pos="7322"/>
-                    </w:tabs>
-                    <w:rPr>
-                      <w:rFonts w:ascii="Arial Narrow" w:hAnsi="Arial Narrow" w:cs="Tahoma"/>
-                      <w:bCs/>
-                      <w:sz w:val="19"/>
-                      <w:szCs w:val="19"/>
-                    </w:rPr>
-                  </w:pPr>
-                  <w:r>
-                    <w:rPr>
-                      <w:rFonts w:ascii="Arial Narrow" w:hAnsi="Arial Narrow" w:cs="Tahoma"/>
-                      <w:b/>
-                      <w:bCs/>
-                      <w:sz w:val="19"/>
-                      <w:szCs w:val="19"/>
-                    </w:rPr>
-                    <w:t>Date of Issue</w:t>
-                  </w:r>
-                  <w:r>
-                    <w:rPr>
-                      <w:rFonts w:ascii="Arial Narrow" w:hAnsi="Arial Narrow" w:cs="Tahoma"/>
-                      <w:b/>
-                      <w:bCs/>
-                      <w:sz w:val="19"/>
-                      <w:szCs w:val="19"/>
-                    </w:rPr>
-                    <w:t>:{</w:t>
-                  </w:r>
-                  <w:proofErr w:type="spellStart"/>
-                  <w:r>
-                    <w:rPr>
-                      <w:rFonts w:ascii="Arial Narrow" w:hAnsi="Arial Narrow" w:cs="Consolas"/>
-                      <w:color w:val="000000"/>
-                      <w:sz w:val="19"/>
-                      <w:szCs w:val="19"/>
-                    </w:rPr>
-                    <w:t>LCDate</w:t>
-                  </w:r>
-                  <w:proofErr w:type="spellEnd"/>
-                  <w:r>
-                    <w:rPr>
-                      <w:rFonts w:ascii="Arial Narrow" w:hAnsi="Arial Narrow" w:cs="Consolas"/>
-                      <w:color w:val="000000"/>
-                      <w:sz w:val="19"/>
-                      <w:szCs w:val="19"/>
-                    </w:rPr>
-                    <w:t>}</w:t>
-                  </w:r>
-                </w:p>
-              </w:tc>
-              <w:tc>
-                <w:tcPr>
-                  <w:tcW w:w="2954" w:type="dxa"/>
-                  <w:vMerge w:val="restart"/>
-                  <w:vAlign w:val="center"/>
-                </w:tcPr>
-                <w:p>
-                  <w:pPr>
-                    <w:jc w:val="center"/>
-                    <w:rPr>
-                      <w:rFonts w:ascii="Arial Narrow" w:eastAsia="Arial" w:hAnsi="Arial Narrow" w:cs="Tahoma"/>
-                      <w:b/>
-                      <w:bCs/>
-                      <w:sz w:val="19"/>
-                      <w:szCs w:val="19"/>
-                    </w:rPr>
-                  </w:pPr>
-                  <w:r>
-                    <w:rPr>
-                      <w:rFonts w:ascii="Arial Narrow" w:eastAsia="Arial" w:hAnsi="Arial Narrow" w:cs="Tahoma"/>
-                      <w:b/>
-                      <w:bCs/>
-                      <w:sz w:val="19"/>
-                      <w:szCs w:val="19"/>
-                    </w:rPr>
-                    <w:t>Thanking you</w:t>
-                  </w:r>
-                </w:p>
-                <w:p>
-                  <w:pPr>
-                    <w:jc w:val="center"/>
-                    <w:rPr>
-                      <w:rFonts w:ascii="Arial Narrow" w:eastAsia="Arial" w:hAnsi="Arial Narrow" w:cs="Tahoma"/>
-                      <w:b/>
-                      <w:bCs/>
-                      <w:sz w:val="19"/>
-                      <w:szCs w:val="19"/>
-                    </w:rPr>
-                  </w:pPr>
-                  <w:r>
-                    <w:rPr>
-                      <w:rFonts w:ascii="Arial Narrow" w:eastAsia="Arial" w:hAnsi="Arial Narrow" w:cs="Tahoma"/>
-                      <w:b/>
-                      <w:bCs/>
-                      <w:sz w:val="19"/>
-                      <w:szCs w:val="19"/>
-                    </w:rPr>
-                    <w:t>Yours faithfully</w:t>
-                  </w:r>
-                </w:p>
-                <w:p>
-                  <w:pPr>
-                    <w:tabs>
-                      <w:tab w:val="left" w:pos="7322"/>
-                    </w:tabs>
-                    <w:jc w:val="center"/>
-                    <w:rPr>
-                      <w:rFonts w:ascii="Arial Narrow" w:hAnsi="Arial Narrow" w:cs="Tahoma"/>
-                      <w:b/>
-                      <w:bCs/>
-                      <w:sz w:val="19"/>
-                      <w:szCs w:val="19"/>
-                    </w:rPr>
-                  </w:pPr>
-                  <w:r>
-                    <w:rPr>
-                      <w:rFonts w:ascii="Arial Narrow" w:hAnsi="Arial Narrow" w:cs="Tahoma"/>
-                      <w:b/>
-                      <w:bCs/>
-                      <w:sz w:val="20"/>
-                      <w:szCs w:val="19"/>
-                    </w:rPr>
-                    <w:t>FOR CEDAAR TEXTILE PVT . LTD</w:t>
-                  </w:r>
-                </w:p>
-              </w:tc>
-            </w:tr>
-            <w:tr>
-              <w:trPr>
-                <w:trHeight w:val="276"/>
-              </w:trPr>
-              <w:tc>
-                <w:tcPr>
-                  <w:tcW w:w="5395" w:type="dxa"/>
-                  <w:tcBorders>
-                    <w:right w:val="nil"/>
-                  </w:tcBorders>
-                </w:tcPr>
-                <w:p>
-                  <w:pPr>
-                    <w:tabs>
-                      <w:tab w:val="left" w:pos="7322"/>
-                    </w:tabs>
-                    <w:rPr>
-                      <w:rFonts w:ascii="Arial Narrow" w:hAnsi="Arial Narrow" w:cs="Tahoma"/>
-                      <w:b/>
-                      <w:bCs/>
-                      <w:sz w:val="19"/>
-                      <w:szCs w:val="19"/>
-                    </w:rPr>
-                  </w:pPr>
-                  <w:r>
-                    <w:rPr>
-                      <w:rFonts w:ascii="Arial Narrow" w:hAnsi="Arial Narrow" w:cs="Tahoma"/>
-                      <w:b/>
-                      <w:bCs/>
-                      <w:sz w:val="19"/>
-                      <w:szCs w:val="19"/>
-                    </w:rPr>
-                    <w:t>OPENING BANK:</w:t>
-                  </w:r>
-                  <w:r>
-                    <w:rPr>
-                      <w:rFonts w:ascii="Arial Narrow" w:hAnsi="Arial Narrow" w:cs="Consolas"/>
-                      <w:color w:val="000000"/>
-                      <w:sz w:val="19"/>
-                      <w:szCs w:val="19"/>
-                    </w:rPr>
-                    <w:t>{</w:t>
-                  </w:r>
-                  <w:proofErr w:type="spellStart"/>
-                  <w:r>
-                    <w:rPr>
-                      <w:rFonts w:ascii="Arial Narrow" w:hAnsi="Arial Narrow" w:cs="Consolas"/>
-                      <w:color w:val="000000"/>
-                      <w:sz w:val="19"/>
-                      <w:szCs w:val="19"/>
-                    </w:rPr>
-                    <w:t>OpeningBank</w:t>
-                  </w:r>
-                  <w:proofErr w:type="spellEnd"/>
-                  <w:r>
-                    <w:rPr>
-                      <w:rFonts w:ascii="Arial Narrow" w:hAnsi="Arial Narrow" w:cs="Consolas"/>
-                      <w:color w:val="000000"/>
-                      <w:sz w:val="19"/>
-                      <w:szCs w:val="19"/>
-                    </w:rPr>
-                    <w:t>},{</w:t>
-                  </w:r>
-                  <w:proofErr w:type="spellStart"/>
-                  <w:r>
-                    <w:rPr>
-                      <w:rFonts w:ascii="Arial Narrow" w:hAnsi="Arial Narrow" w:cs="Consolas"/>
-                      <w:color w:val="000000"/>
-                      <w:sz w:val="19"/>
-                      <w:szCs w:val="19"/>
-                    </w:rPr>
-                    <w:t>OpeningBankAddress</w:t>
-                  </w:r>
-                  <w:proofErr w:type="spellEnd"/>
-                  <w:r>
-                    <w:rPr>
-                      <w:rFonts w:ascii="Arial Narrow" w:hAnsi="Arial Narrow" w:cs="Consolas"/>
-                      <w:color w:val="000000"/>
-                      <w:sz w:val="19"/>
-                      <w:szCs w:val="19"/>
-                    </w:rPr>
-                    <w:t>}</w:t>
-                  </w:r>
-                </w:p>
-              </w:tc>
-              <w:tc>
-                <w:tcPr>
-                  <w:tcW w:w="3425" w:type="dxa"/>
-                  <w:tcBorders>
-                    <w:left w:val="nil"/>
-                    <w:right w:val="nil"/>
-                  </w:tcBorders>
-                </w:tcPr>
-                <w:p>
-                  <w:pPr>
-                    <w:tabs>
-                      <w:tab w:val="left" w:pos="7322"/>
-                    </w:tabs>
-                    <w:rPr>
-                      <w:rFonts w:ascii="Arial Narrow" w:hAnsi="Arial Narrow" w:cs="Tahoma"/>
-                      <w:b/>
-                      <w:bCs/>
-                      <w:sz w:val="19"/>
-                      <w:szCs w:val="19"/>
-                    </w:rPr>
-                  </w:pPr>
-                </w:p>
-              </w:tc>
-              <w:tc>
-                <w:tcPr>
-                  <w:tcW w:w="2954" w:type="dxa"/>
-                  <w:vMerge/>
-                  <w:tcBorders>
-                    <w:left w:val="nil"/>
-                  </w:tcBorders>
-                  <w:vAlign w:val="center"/>
-                </w:tcPr>
-                <w:p>
-                  <w:pPr>
-                    <w:jc w:val="center"/>
-                    <w:rPr>
-                      <w:rFonts w:ascii="Arial Narrow" w:eastAsia="Arial" w:hAnsi="Arial Narrow" w:cs="Tahoma"/>
-                      <w:b/>
-                      <w:bCs/>
-                      <w:sz w:val="19"/>
-                      <w:szCs w:val="19"/>
-                    </w:rPr>
-                  </w:pPr>
-                </w:p>
-              </w:tc>
-            </w:tr>
-            <w:tr>
-              <w:trPr>
-                <w:trHeight w:val="783"/>
-              </w:trPr>
-              <w:tc>
-                <w:tcPr>
-                  <w:tcW w:w="8820" w:type="dxa"/>
-                  <w:gridSpan w:val="2"/>
-                </w:tcPr>
-                <w:p>
-                  <w:pPr>
-                    <w:tabs>
-                      <w:tab w:val="left" w:pos="7322"/>
-                    </w:tabs>
-                    <w:rPr>
-                      <w:rFonts w:ascii="Arial Narrow" w:hAnsi="Arial Narrow" w:cs="Tahoma"/>
-                      <w:b/>
-                      <w:bCs/>
-                      <w:sz w:val="19"/>
-                      <w:szCs w:val="19"/>
-                      <w:u w:val="single"/>
-                    </w:rPr>
-                  </w:pPr>
-                  <w:r>
-                    <w:rPr>
-                      <w:rFonts w:ascii="Arial Narrow" w:hAnsi="Arial Narrow" w:cs="Tahoma"/>
-                      <w:b/>
-                      <w:bCs/>
-                      <w:sz w:val="19"/>
-                      <w:szCs w:val="19"/>
-                      <w:u w:val="single"/>
-                    </w:rPr>
-                    <w:t>DECLARATION :</w:t>
-                  </w:r>
-                </w:p>
-                <w:p>
-                  <w:pPr>
-                    <w:tabs>
-                      <w:tab w:val="left" w:pos="7322"/>
-                    </w:tabs>
-                    <w:rPr>
-                      <w:rFonts w:ascii="Arial Narrow" w:hAnsi="Arial Narrow" w:cs="Tahoma"/>
-                      <w:bCs/>
-                      <w:sz w:val="19"/>
-                      <w:szCs w:val="19"/>
-                    </w:rPr>
-                  </w:pPr>
-                  <w:r>
-                    <w:rPr>
-                      <w:rFonts w:ascii="Arial Narrow" w:hAnsi="Arial Narrow" w:cs="Tahoma"/>
-                      <w:bCs/>
-                      <w:sz w:val="19"/>
-                      <w:szCs w:val="19"/>
-                    </w:rPr>
-                    <w:t>WE DECLARE THAT THIS INVOICE SHOWS THE ACTUAL PRICE OF THE GOODS .DECLARED THAT ALL THE PARTICULARS ARE TRUE AND CORRECT.WE DECLARE THAT THE GOODSARE OF INDIAN ORIGIN .</w:t>
-                  </w:r>
-                </w:p>
-              </w:tc>
-              <w:tc>
-                <w:tcPr>
-                  <w:tcW w:w="2954" w:type="dxa"/>
-                  <w:vAlign w:val="bottom"/>
-                </w:tcPr>
-                <w:p>
-                  <w:pPr>
-                    <w:tabs>
-                      <w:tab w:val="left" w:pos="7322"/>
-                    </w:tabs>
-                    <w:jc w:val="center"/>
-                    <w:rPr>
-                      <w:rFonts w:ascii="Arial Narrow" w:hAnsi="Arial Narrow" w:cs="Tahoma"/>
-                      <w:b/>
-                      <w:bCs/>
-                      <w:sz w:val="19"/>
-                      <w:szCs w:val="19"/>
-                    </w:rPr>
-                  </w:pPr>
-                  <w:proofErr w:type="spellStart"/>
-                  <w:r>
-                    <w:rPr>
-                      <w:rFonts w:ascii="Arial Narrow" w:hAnsi="Arial Narrow" w:cs="Tahoma"/>
-                      <w:b/>
-                      <w:bCs/>
-                      <w:sz w:val="19"/>
-                      <w:szCs w:val="19"/>
-                    </w:rPr>
-                    <w:t>Authorised</w:t>
-                  </w:r>
-                  <w:proofErr w:type="spellEnd"/>
-                  <w:r>
-                    <w:rPr>
-                      <w:rFonts w:ascii="Arial Narrow" w:hAnsi="Arial Narrow" w:cs="Tahoma"/>
-                      <w:b/>
-                      <w:bCs/>
-                      <w:sz w:val="19"/>
-                      <w:szCs w:val="19"/>
-                    </w:rPr>
-                    <w:t xml:space="preserve"> Signatory</w:t>
-                  </w:r>
-                </w:p>
-              </w:tc>
-            </w:tr>
-          </w:tbl>
           <w:p>
             <w:pPr>
               <w:rPr>
@@ -3135,6 +1974,94 @@
                 <w:szCs w:val="19"/>
               </w:rPr>
             </w:pPr>
+          </w:p>
+        </w:tc>
+      </w:tr>
+      <w:tr>
+        <w:trPr>
+          <w:trHeight w:val="293"/>
+        </w:trPr>
+        <w:tc>
+          <w:tcPr>
+            <w:tcW w:w="11790" w:type="dxa"/>
+            <w:gridSpan w:val="4"/>
+            <w:vAlign w:val="center"/>
+          </w:tcPr>
+          <w:p>
+            <w:pPr>
+              <w:rPr>
+                <w:rFonts w:ascii="Arial Narrow" w:eastAsia="Arial" w:hAnsi="Arial Narrow" w:cs="Tahoma"/>
+                <w:b/>
+                <w:bCs/>
+                <w:sz w:val="19"/>
+                <w:szCs w:val="19"/>
+              </w:rPr>
+            </w:pPr>
+            <w:r>
+              <w:rPr>
+                <w:rFonts w:ascii="Arial Narrow" w:eastAsia="Arial" w:hAnsi="Arial Narrow" w:cs="Tahoma"/>
+                <w:b/>
+                <w:bCs/>
+                <w:sz w:val="19"/>
+                <w:szCs w:val="19"/>
+              </w:rPr>
+              <w:t>Additional Info</w:t>
+            </w:r>
+            <w:r>
+              <w:rPr>
+                <w:rFonts w:ascii="Arial Narrow" w:eastAsia="Arial" w:hAnsi="Arial Narrow" w:cs="Tahoma"/>
+                <w:b/>
+                <w:bCs/>
+                <w:sz w:val="19"/>
+                <w:szCs w:val="19"/>
+              </w:rPr>
+              <w:br/>
+              <w:t>{addInfo}</w:t>
+            </w:r>
+          </w:p>
+        </w:tc>
+      </w:tr>
+      <w:tr>
+        <w:trPr>
+          <w:trHeight w:val="293"/>
+        </w:trPr>
+        <w:tc>
+          <w:tcPr>
+            <w:tcW w:w="11790" w:type="dxa"/>
+            <w:gridSpan w:val="4"/>
+            <w:vAlign w:val="center"/>
+          </w:tcPr>
+          <w:p>
+            <w:pPr>
+              <w:rPr>
+                <w:rFonts w:ascii="Arial Narrow" w:eastAsia="Arial" w:hAnsi="Arial Narrow" w:cs="Tahoma"/>
+                <w:b/>
+                <w:bCs/>
+                <w:sz w:val="19"/>
+                <w:szCs w:val="19"/>
+              </w:rPr>
+            </w:pPr>
+            <w:r>
+              <w:rPr>
+                <w:rFonts w:ascii="Arial Narrow" w:eastAsia="Arial" w:hAnsi="Arial Narrow" w:cs="Tahoma"/>
+                <w:b/>
+                <w:bCs/>
+                <w:sz w:val="19"/>
+                <w:szCs w:val="19"/>
+              </w:rPr>
+              <w:t>Conditions:</w:t>
+            </w:r>
+            <w:r>
+              <w:rPr>
+                <w:rFonts w:ascii="Arial Narrow" w:eastAsia="Arial" w:hAnsi="Arial Narrow" w:cs="Tahoma"/>
+                <w:b/>
+                <w:bCs/>
+                <w:sz w:val="19"/>
+                <w:szCs w:val="19"/>
+              </w:rPr>
+              <w:br/>
+              <w:t>{conditions}</w:t>
+            </w:r>
           </w:p>
         </w:tc>
       </w:tr>
@@ -3169,6 +2096,796 @@
         </w:rPr>
       </w:pPr>
     </w:p>
+    <w:tbl>
+      <w:tblPr>
+        <w:tblStyle w:val="TableGrid"/>
+        <w:tblpPr w:leftFromText="180" w:rightFromText="180" w:vertAnchor="text" w:horzAnchor="margin" w:tblpXSpec="center" w:tblpY="199"/>
+        <w:tblOverlap w:val="never"/>
+        <w:tblW w:w="11774" w:type="dxa"/>
+        <w:tblLayout w:type="fixed"/>
+        <w:tblLook w:val="04A0" w:firstRow="1" w:lastRow="0" w:firstColumn="1" w:lastColumn="0" w:noHBand="0" w:noVBand="1"/>
+      </w:tblPr>
+      <w:tblGrid>
+        <w:gridCol w:w="5397"/>
+        <w:gridCol w:w="3424"/>
+        <w:gridCol w:w="2953"/>
+      </w:tblGrid>
+      <w:tr>
+        <w:tc>
+          <w:tcPr>
+            <w:tcW w:w="5400" w:type="dxa"/>
+          </w:tcPr>
+          <w:p>
+            <w:pPr>
+              <w:rPr>
+                <w:rFonts w:ascii="Arial Narrow" w:hAnsi="Arial Narrow" w:cs="Arial"/>
+                <w:b/>
+                <w:bCs/>
+                <w:sz w:val="20"/>
+                <w:szCs w:val="20"/>
+              </w:rPr>
+            </w:pPr>
+            <w:r>
+              <w:rPr>
+                <w:rFonts w:ascii="Arial Narrow" w:hAnsi="Arial Narrow" w:cs="Arial"/>
+                <w:b/>
+                <w:bCs/>
+                <w:sz w:val="20"/>
+                <w:szCs w:val="20"/>
+              </w:rPr>
+              <w:t>COUNTRY OF ORIGIN OF GOODS  :  INDIA</w:t>
+            </w:r>
+          </w:p>
+        </w:tc>
+        <w:tc>
+          <w:tcPr>
+            <w:tcW w:w="6374" w:type="dxa"/>
+            <w:gridSpan w:val="2"/>
+          </w:tcPr>
+          <w:p>
+            <w:pPr>
+              <w:rPr>
+                <w:rFonts w:ascii="Arial Narrow" w:hAnsi="Arial Narrow" w:cs="Arial"/>
+                <w:b/>
+                <w:bCs/>
+                <w:sz w:val="20"/>
+                <w:szCs w:val="20"/>
+              </w:rPr>
+            </w:pPr>
+            <w:r>
+              <w:rPr>
+                <w:rFonts w:ascii="Arial Narrow" w:hAnsi="Arial Narrow" w:cs="Arial"/>
+                <w:b/>
+                <w:bCs/>
+                <w:sz w:val="20"/>
+                <w:szCs w:val="20"/>
+              </w:rPr>
+              <w:t>COUNTRY OF FINAL DESTINATION :{</w:t>
+            </w:r>
+            <w:r>
+              <w:rPr>
+                <w:rFonts w:ascii="Arial Narrow" w:hAnsi="Arial Narrow" w:cs="Arial"/>
+                <w:sz w:val="20"/>
+                <w:szCs w:val="20"/>
+              </w:rPr>
+              <w:t xml:space="preserve"> </w:t>
+            </w:r>
+            <w:r>
+              <w:rPr>
+                <w:rFonts w:ascii="Arial Narrow" w:hAnsi="Arial Narrow" w:cs="Arial"/>
+                <w:bCs/>
+                <w:sz w:val="20"/>
+                <w:szCs w:val="20"/>
+              </w:rPr>
+              <w:t>FinalDestination</w:t>
+            </w:r>
+            <w:r>
+              <w:rPr>
+                <w:rFonts w:ascii="Arial Narrow" w:hAnsi="Arial Narrow" w:cs="Arial"/>
+                <w:b/>
+                <w:bCs/>
+                <w:sz w:val="20"/>
+                <w:szCs w:val="20"/>
+              </w:rPr>
+              <w:t>}</w:t>
+            </w:r>
+          </w:p>
+        </w:tc>
+      </w:tr>
+      <w:tr>
+        <w:tc>
+          <w:tcPr>
+            <w:tcW w:w="5400" w:type="dxa"/>
+          </w:tcPr>
+          <w:p>
+            <w:pPr>
+              <w:rPr>
+                <w:rFonts w:ascii="Arial Narrow" w:hAnsi="Arial Narrow" w:cs="Arial"/>
+                <w:b/>
+                <w:bCs/>
+                <w:sz w:val="20"/>
+                <w:szCs w:val="20"/>
+              </w:rPr>
+            </w:pPr>
+            <w:r>
+              <w:rPr>
+                <w:rFonts w:ascii="Arial Narrow" w:hAnsi="Arial Narrow" w:cs="Arial"/>
+                <w:b/>
+                <w:bCs/>
+                <w:sz w:val="20"/>
+                <w:szCs w:val="20"/>
+              </w:rPr>
+              <w:t>PRE CARRIAGE BY :{PreCarriageBy}</w:t>
+            </w:r>
+          </w:p>
+        </w:tc>
+        <w:tc>
+          <w:tcPr>
+            <w:tcW w:w="6374" w:type="dxa"/>
+            <w:gridSpan w:val="2"/>
+          </w:tcPr>
+          <w:p>
+            <w:pPr>
+              <w:rPr>
+                <w:rFonts w:ascii="Arial Narrow" w:hAnsi="Arial Narrow" w:cs="Arial"/>
+                <w:b/>
+                <w:bCs/>
+                <w:sz w:val="20"/>
+                <w:szCs w:val="20"/>
+              </w:rPr>
+            </w:pPr>
+            <w:r>
+              <w:rPr>
+                <w:rFonts w:ascii="Arial Narrow" w:hAnsi="Arial Narrow" w:cs="Arial"/>
+                <w:b/>
+                <w:bCs/>
+                <w:sz w:val="20"/>
+                <w:szCs w:val="20"/>
+              </w:rPr>
+              <w:t>PLACE OF RECEIPT(BY PRE-CARRIER ICD LUDHIANA):{</w:t>
+            </w:r>
+            <w:r>
+              <w:rPr>
+                <w:rFonts w:ascii="Arial Narrow" w:hAnsi="Arial Narrow" w:cs="Arial"/>
+                <w:sz w:val="20"/>
+                <w:szCs w:val="20"/>
+              </w:rPr>
+              <w:t xml:space="preserve"> </w:t>
+            </w:r>
+            <w:r>
+              <w:rPr>
+                <w:rFonts w:ascii="Arial Narrow" w:hAnsi="Arial Narrow" w:cs="Arial"/>
+                <w:bCs/>
+                <w:sz w:val="20"/>
+                <w:szCs w:val="20"/>
+              </w:rPr>
+              <w:t>PlaceOfReceiptByPreCarriage</w:t>
+            </w:r>
+            <w:r>
+              <w:rPr>
+                <w:rFonts w:ascii="Arial Narrow" w:hAnsi="Arial Narrow" w:cs="Arial"/>
+                <w:b/>
+                <w:bCs/>
+                <w:sz w:val="20"/>
+                <w:szCs w:val="20"/>
+              </w:rPr>
+              <w:t>}</w:t>
+            </w:r>
+          </w:p>
+        </w:tc>
+      </w:tr>
+      <w:tr>
+        <w:tc>
+          <w:tcPr>
+            <w:tcW w:w="5400" w:type="dxa"/>
+          </w:tcPr>
+          <w:p>
+            <w:pPr>
+              <w:rPr>
+                <w:rFonts w:ascii="Arial Narrow" w:hAnsi="Arial Narrow" w:cs="Arial"/>
+                <w:b/>
+                <w:bCs/>
+                <w:sz w:val="20"/>
+                <w:szCs w:val="20"/>
+              </w:rPr>
+            </w:pPr>
+            <w:r>
+              <w:rPr>
+                <w:rFonts w:ascii="Arial Narrow" w:hAnsi="Arial Narrow" w:cs="Arial"/>
+                <w:b/>
+                <w:bCs/>
+                <w:sz w:val="20"/>
+                <w:szCs w:val="20"/>
+              </w:rPr>
+              <w:t>PORT OF LOADING  :{</w:t>
+            </w:r>
+            <w:r>
+              <w:rPr>
+                <w:rFonts w:ascii="Arial Narrow" w:hAnsi="Arial Narrow" w:cs="Arial"/>
+                <w:bCs/>
+                <w:sz w:val="20"/>
+                <w:szCs w:val="20"/>
+              </w:rPr>
+              <w:t>PortOfLanding</w:t>
+            </w:r>
+            <w:r>
+              <w:rPr>
+                <w:rFonts w:ascii="Arial Narrow" w:hAnsi="Arial Narrow" w:cs="Arial"/>
+                <w:b/>
+                <w:bCs/>
+                <w:sz w:val="20"/>
+                <w:szCs w:val="20"/>
+              </w:rPr>
+              <w:t>}</w:t>
+            </w:r>
+          </w:p>
+        </w:tc>
+        <w:tc>
+          <w:tcPr>
+            <w:tcW w:w="6374" w:type="dxa"/>
+            <w:gridSpan w:val="2"/>
+            <w:tcBorders>
+              <w:top w:val="nil"/>
+            </w:tcBorders>
+          </w:tcPr>
+          <w:p>
+            <w:pPr>
+              <w:rPr>
+                <w:rFonts w:ascii="Arial Narrow" w:hAnsi="Arial Narrow" w:cs="Arial"/>
+                <w:b/>
+                <w:bCs/>
+                <w:sz w:val="20"/>
+                <w:szCs w:val="20"/>
+              </w:rPr>
+            </w:pPr>
+            <w:r>
+              <w:rPr>
+                <w:rFonts w:ascii="Arial Narrow" w:hAnsi="Arial Narrow" w:cs="Arial"/>
+                <w:b/>
+                <w:bCs/>
+                <w:sz w:val="20"/>
+                <w:szCs w:val="20"/>
+              </w:rPr>
+              <w:t>PORT OF DISCHARGE :{</w:t>
+            </w:r>
+            <w:r>
+              <w:rPr>
+                <w:rFonts w:ascii="Arial Narrow" w:hAnsi="Arial Narrow" w:cs="Arial"/>
+                <w:sz w:val="20"/>
+                <w:szCs w:val="20"/>
+              </w:rPr>
+              <w:t xml:space="preserve"> </w:t>
+            </w:r>
+            <w:r>
+              <w:rPr>
+                <w:rFonts w:ascii="Arial Narrow" w:hAnsi="Arial Narrow" w:cs="Arial"/>
+                <w:bCs/>
+                <w:sz w:val="20"/>
+                <w:szCs w:val="20"/>
+              </w:rPr>
+              <w:t>PortOfDischarge</w:t>
+            </w:r>
+            <w:r>
+              <w:rPr>
+                <w:rFonts w:ascii="Arial Narrow" w:hAnsi="Arial Narrow" w:cs="Arial"/>
+                <w:b/>
+                <w:bCs/>
+                <w:sz w:val="20"/>
+                <w:szCs w:val="20"/>
+              </w:rPr>
+              <w:t>}</w:t>
+            </w:r>
+          </w:p>
+        </w:tc>
+      </w:tr>
+      <w:tr>
+        <w:trPr>
+          <w:trHeight w:val="143"/>
+        </w:trPr>
+        <w:tc>
+          <w:tcPr>
+            <w:tcW w:w="5400" w:type="dxa"/>
+          </w:tcPr>
+          <w:p>
+            <w:pPr>
+              <w:rPr>
+                <w:rFonts w:ascii="Arial Narrow" w:hAnsi="Arial Narrow" w:cs="Arial"/>
+                <w:b/>
+                <w:bCs/>
+                <w:sz w:val="20"/>
+                <w:szCs w:val="20"/>
+              </w:rPr>
+            </w:pPr>
+            <w:r>
+              <w:rPr>
+                <w:rFonts w:ascii="Arial Narrow" w:hAnsi="Arial Narrow" w:cs="Arial"/>
+                <w:b/>
+                <w:bCs/>
+                <w:sz w:val="20"/>
+                <w:szCs w:val="20"/>
+              </w:rPr>
+              <w:t>PORT OF DELIVERY :{</w:t>
+            </w:r>
+            <w:r>
+              <w:rPr>
+                <w:rFonts w:ascii="Arial Narrow" w:hAnsi="Arial Narrow" w:cs="Arial"/>
+                <w:sz w:val="20"/>
+                <w:szCs w:val="20"/>
+              </w:rPr>
+              <w:t xml:space="preserve"> </w:t>
+            </w:r>
+            <w:r>
+              <w:rPr>
+                <w:rFonts w:ascii="Arial Narrow" w:hAnsi="Arial Narrow" w:cs="Arial"/>
+                <w:bCs/>
+                <w:sz w:val="20"/>
+                <w:szCs w:val="20"/>
+              </w:rPr>
+              <w:t>PortOfDelivery</w:t>
+            </w:r>
+            <w:r>
+              <w:rPr>
+                <w:rFonts w:ascii="Arial Narrow" w:hAnsi="Arial Narrow" w:cs="Arial"/>
+                <w:b/>
+                <w:bCs/>
+                <w:sz w:val="20"/>
+                <w:szCs w:val="20"/>
+              </w:rPr>
+              <w:t>}</w:t>
+            </w:r>
+          </w:p>
+        </w:tc>
+        <w:tc>
+          <w:tcPr>
+            <w:tcW w:w="6374" w:type="dxa"/>
+            <w:gridSpan w:val="2"/>
+          </w:tcPr>
+          <w:p>
+            <w:pPr>
+              <w:rPr>
+                <w:rFonts w:ascii="Arial Narrow" w:hAnsi="Arial Narrow" w:cs="Arial"/>
+                <w:b/>
+                <w:bCs/>
+                <w:sz w:val="20"/>
+                <w:szCs w:val="20"/>
+              </w:rPr>
+            </w:pPr>
+            <w:r>
+              <w:rPr>
+                <w:rFonts w:ascii="Arial Narrow" w:hAnsi="Arial Narrow" w:cs="Arial"/>
+                <w:b/>
+                <w:bCs/>
+                <w:sz w:val="20"/>
+                <w:szCs w:val="20"/>
+              </w:rPr>
+              <w:t>OCEAN VESSELNAME/VOYAGE NO :{</w:t>
+            </w:r>
+            <w:r>
+              <w:rPr>
+                <w:rFonts w:ascii="Arial Narrow" w:hAnsi="Arial Narrow" w:cs="Arial"/>
+                <w:sz w:val="20"/>
+                <w:szCs w:val="20"/>
+              </w:rPr>
+              <w:t xml:space="preserve"> </w:t>
+            </w:r>
+            <w:r>
+              <w:rPr>
+                <w:rFonts w:ascii="Arial Narrow" w:hAnsi="Arial Narrow" w:cs="Arial"/>
+                <w:bCs/>
+                <w:sz w:val="20"/>
+                <w:szCs w:val="20"/>
+              </w:rPr>
+              <w:t>CNFVesselName</w:t>
+            </w:r>
+            <w:r>
+              <w:rPr>
+                <w:rFonts w:ascii="Arial Narrow" w:hAnsi="Arial Narrow" w:cs="Arial"/>
+                <w:b/>
+                <w:bCs/>
+                <w:sz w:val="20"/>
+                <w:szCs w:val="20"/>
+              </w:rPr>
+              <w:t>}/{</w:t>
+            </w:r>
+            <w:r>
+              <w:rPr>
+                <w:rFonts w:ascii="Arial Narrow" w:hAnsi="Arial Narrow" w:cs="Arial"/>
+                <w:sz w:val="20"/>
+                <w:szCs w:val="20"/>
+              </w:rPr>
+              <w:t>CNFVesselTrackingNo</w:t>
+            </w:r>
+            <w:r>
+              <w:rPr>
+                <w:rFonts w:ascii="Arial Narrow" w:hAnsi="Arial Narrow" w:cs="Arial"/>
+                <w:b/>
+                <w:bCs/>
+                <w:sz w:val="20"/>
+                <w:szCs w:val="20"/>
+              </w:rPr>
+              <w:t>}</w:t>
+            </w:r>
+          </w:p>
+        </w:tc>
+      </w:tr>
+      <w:tr>
+        <w:trPr>
+          <w:trHeight w:val="143"/>
+        </w:trPr>
+        <w:tc>
+          <w:tcPr>
+            <w:tcW w:w="11774" w:type="dxa"/>
+            <w:gridSpan w:val="3"/>
+          </w:tcPr>
+          <w:p>
+            <w:pPr>
+              <w:rPr>
+                <w:rFonts w:ascii="Arial Narrow" w:hAnsi="Arial Narrow" w:cs="Arial"/>
+                <w:b/>
+                <w:bCs/>
+                <w:sz w:val="20"/>
+                <w:szCs w:val="20"/>
+              </w:rPr>
+            </w:pPr>
+            <w:r>
+              <w:rPr>
+                <w:rFonts w:ascii="Arial Narrow" w:hAnsi="Arial Narrow" w:cs="Arial"/>
+                <w:b/>
+                <w:bCs/>
+                <w:sz w:val="20"/>
+                <w:szCs w:val="20"/>
+              </w:rPr>
+              <w:t>MARK &amp; NOS CONTAINER NO :{</w:t>
+            </w:r>
+            <w:r>
+              <w:rPr>
+                <w:rFonts w:ascii="Arial Narrow" w:hAnsi="Arial Narrow" w:cs="Arial"/>
+                <w:sz w:val="20"/>
+                <w:szCs w:val="20"/>
+              </w:rPr>
+              <w:t xml:space="preserve"> </w:t>
+            </w:r>
+            <w:r>
+              <w:rPr>
+                <w:rFonts w:ascii="Arial Narrow" w:hAnsi="Arial Narrow" w:cs="Arial"/>
+                <w:bCs/>
+                <w:sz w:val="20"/>
+                <w:szCs w:val="20"/>
+              </w:rPr>
+              <w:t>CNFContainerNo</w:t>
+            </w:r>
+            <w:r>
+              <w:rPr>
+                <w:rFonts w:ascii="Arial Narrow" w:hAnsi="Arial Narrow" w:cs="Arial"/>
+                <w:b/>
+                <w:bCs/>
+                <w:sz w:val="20"/>
+                <w:szCs w:val="20"/>
+              </w:rPr>
+              <w:t>}</w:t>
+            </w:r>
+          </w:p>
+        </w:tc>
+      </w:tr>
+      <w:tr>
+        <w:trPr>
+          <w:trHeight w:val="276"/>
+        </w:trPr>
+        <w:tc>
+          <w:tcPr>
+            <w:tcW w:w="5395" w:type="dxa"/>
+          </w:tcPr>
+          <w:p>
+            <w:pPr>
+              <w:rPr>
+                <w:rFonts w:ascii="Arial Narrow" w:hAnsi="Arial Narrow" w:cs="Arial"/>
+                <w:b/>
+                <w:bCs/>
+                <w:sz w:val="20"/>
+                <w:szCs w:val="20"/>
+              </w:rPr>
+            </w:pPr>
+            <w:r>
+              <w:rPr>
+                <w:rFonts w:ascii="Arial Narrow" w:hAnsi="Arial Narrow" w:cs="Arial"/>
+                <w:b/>
+                <w:bCs/>
+                <w:sz w:val="20"/>
+                <w:szCs w:val="20"/>
+              </w:rPr>
+              <w:t>IRREVOCABLE DOCUMENTARY CREDIT NO.:</w:t>
+            </w:r>
+            <w:r>
+              <w:rPr>
+                <w:rFonts w:ascii="Arial Narrow" w:hAnsi="Arial Narrow" w:cs="Arial"/>
+                <w:sz w:val="20"/>
+                <w:szCs w:val="20"/>
+              </w:rPr>
+              <w:t>{LcNo}</w:t>
+            </w:r>
+          </w:p>
+        </w:tc>
+        <w:tc>
+          <w:tcPr>
+            <w:tcW w:w="3425" w:type="dxa"/>
+            <w:tcBorders>
+              <w:bottom w:val="single" w:sz="4" w:space="0" w:color="auto"/>
+            </w:tcBorders>
+          </w:tcPr>
+          <w:p>
+            <w:pPr>
+              <w:rPr>
+                <w:rFonts w:ascii="Arial Narrow" w:hAnsi="Arial Narrow" w:cs="Arial"/>
+                <w:bCs/>
+                <w:sz w:val="20"/>
+                <w:szCs w:val="20"/>
+              </w:rPr>
+            </w:pPr>
+            <w:r>
+              <w:rPr>
+                <w:rFonts w:ascii="Arial Narrow" w:hAnsi="Arial Narrow" w:cs="Arial"/>
+                <w:b/>
+                <w:bCs/>
+                <w:sz w:val="20"/>
+                <w:szCs w:val="20"/>
+              </w:rPr>
+              <w:t>Date of Issue:{</w:t>
+            </w:r>
+            <w:r>
+              <w:rPr>
+                <w:rFonts w:ascii="Arial Narrow" w:hAnsi="Arial Narrow" w:cs="Arial"/>
+                <w:sz w:val="20"/>
+                <w:szCs w:val="20"/>
+              </w:rPr>
+              <w:t>LCDate}</w:t>
+            </w:r>
+          </w:p>
+        </w:tc>
+        <w:tc>
+          <w:tcPr>
+            <w:tcW w:w="2954" w:type="dxa"/>
+            <w:vMerge w:val="restart"/>
+            <w:vAlign w:val="center"/>
+          </w:tcPr>
+          <w:p>
+            <w:pPr>
+              <w:rPr>
+                <w:rFonts w:ascii="Arial Narrow" w:hAnsi="Arial Narrow" w:cs="Arial"/>
+                <w:b/>
+                <w:bCs/>
+                <w:sz w:val="20"/>
+                <w:szCs w:val="20"/>
+              </w:rPr>
+            </w:pPr>
+            <w:r>
+              <w:rPr>
+                <w:rFonts w:ascii="Arial Narrow" w:hAnsi="Arial Narrow" w:cs="Arial"/>
+                <w:b/>
+                <w:bCs/>
+                <w:sz w:val="20"/>
+                <w:szCs w:val="20"/>
+              </w:rPr>
+              <w:t>Thanking you</w:t>
+            </w:r>
+          </w:p>
+          <w:p>
+            <w:pPr>
+              <w:rPr>
+                <w:rFonts w:ascii="Arial Narrow" w:hAnsi="Arial Narrow" w:cs="Arial"/>
+                <w:b/>
+                <w:bCs/>
+                <w:sz w:val="20"/>
+                <w:szCs w:val="20"/>
+              </w:rPr>
+            </w:pPr>
+            <w:r>
+              <w:rPr>
+                <w:rFonts w:ascii="Arial Narrow" w:hAnsi="Arial Narrow" w:cs="Arial"/>
+                <w:b/>
+                <w:bCs/>
+                <w:sz w:val="20"/>
+                <w:szCs w:val="20"/>
+              </w:rPr>
+              <w:t>Yours faithfully</w:t>
+            </w:r>
+          </w:p>
+          <w:p>
+            <w:pPr>
+              <w:rPr>
+                <w:rFonts w:ascii="Arial Narrow" w:hAnsi="Arial Narrow" w:cs="Arial"/>
+                <w:b/>
+                <w:bCs/>
+                <w:sz w:val="20"/>
+                <w:szCs w:val="20"/>
+              </w:rPr>
+            </w:pPr>
+            <w:r>
+              <w:rPr>
+                <w:rFonts w:ascii="Arial Narrow" w:hAnsi="Arial Narrow" w:cs="Arial"/>
+                <w:b/>
+                <w:bCs/>
+                <w:sz w:val="20"/>
+                <w:szCs w:val="20"/>
+              </w:rPr>
+              <w:t>FOR CEDAAR TEXTILE PVT . LTD</w:t>
+            </w:r>
+          </w:p>
+        </w:tc>
+      </w:tr>
+      <w:tr>
+        <w:trPr>
+          <w:trHeight w:val="276"/>
+        </w:trPr>
+        <w:tc>
+          <w:tcPr>
+            <w:tcW w:w="5395" w:type="dxa"/>
+            <w:tcBorders>
+              <w:right w:val="nil"/>
+            </w:tcBorders>
+          </w:tcPr>
+          <w:p>
+            <w:pPr>
+              <w:rPr>
+                <w:rFonts w:ascii="Arial Narrow" w:hAnsi="Arial Narrow" w:cs="Arial"/>
+                <w:b/>
+                <w:bCs/>
+                <w:sz w:val="20"/>
+                <w:szCs w:val="20"/>
+              </w:rPr>
+            </w:pPr>
+            <w:r>
+              <w:rPr>
+                <w:rFonts w:ascii="Arial Narrow" w:hAnsi="Arial Narrow" w:cs="Arial"/>
+                <w:b/>
+                <w:bCs/>
+                <w:sz w:val="20"/>
+                <w:szCs w:val="20"/>
+              </w:rPr>
+              <w:t>Issuing Bank</w:t>
+            </w:r>
+            <w:r>
+              <w:rPr>
+                <w:rFonts w:ascii="Arial Narrow" w:hAnsi="Arial Narrow" w:cs="Arial"/>
+                <w:b/>
+                <w:bCs/>
+                <w:sz w:val="20"/>
+                <w:szCs w:val="20"/>
+              </w:rPr>
+              <w:t>:</w:t>
+            </w:r>
+            <w:r>
+              <w:rPr>
+                <w:rFonts w:ascii="Arial Narrow" w:hAnsi="Arial Narrow" w:cs="Arial"/>
+                <w:sz w:val="20"/>
+                <w:szCs w:val="20"/>
+              </w:rPr>
+              <w:t>{OpeningBank},{OpeningBankAddress}</w:t>
+            </w:r>
+          </w:p>
+        </w:tc>
+        <w:tc>
+          <w:tcPr>
+            <w:tcW w:w="3425" w:type="dxa"/>
+            <w:tcBorders>
+              <w:left w:val="nil"/>
+              <w:right w:val="nil"/>
+            </w:tcBorders>
+          </w:tcPr>
+          <w:p>
+            <w:pPr>
+              <w:rPr>
+                <w:rFonts w:ascii="Arial Narrow" w:hAnsi="Arial Narrow" w:cs="Arial"/>
+                <w:b/>
+                <w:bCs/>
+                <w:sz w:val="20"/>
+                <w:szCs w:val="20"/>
+              </w:rPr>
+            </w:pPr>
+          </w:p>
+        </w:tc>
+        <w:tc>
+          <w:tcPr>
+            <w:tcW w:w="2954" w:type="dxa"/>
+            <w:vMerge/>
+            <w:tcBorders>
+              <w:left w:val="nil"/>
+            </w:tcBorders>
+            <w:vAlign w:val="center"/>
+          </w:tcPr>
+          <w:p>
+            <w:pPr>
+              <w:rPr>
+                <w:rFonts w:ascii="Arial Narrow" w:hAnsi="Arial Narrow" w:cs="Arial"/>
+                <w:b/>
+                <w:bCs/>
+                <w:sz w:val="20"/>
+                <w:szCs w:val="20"/>
+              </w:rPr>
+            </w:pPr>
+          </w:p>
+        </w:tc>
+      </w:tr>
+      <w:tr>
+        <w:trPr>
+          <w:trHeight w:val="783"/>
+        </w:trPr>
+        <w:tc>
+          <w:tcPr>
+            <w:tcW w:w="8820" w:type="dxa"/>
+            <w:gridSpan w:val="2"/>
+          </w:tcPr>
+          <w:p>
+            <w:pPr>
+              <w:rPr>
+                <w:rFonts w:ascii="Arial Narrow" w:hAnsi="Arial Narrow" w:cs="Arial"/>
+                <w:b/>
+                <w:bCs/>
+                <w:sz w:val="20"/>
+                <w:szCs w:val="20"/>
+                <w:u w:val="single"/>
+              </w:rPr>
+            </w:pPr>
+            <w:r>
+              <w:rPr>
+                <w:rFonts w:ascii="Arial Narrow" w:hAnsi="Arial Narrow" w:cs="Arial"/>
+                <w:b/>
+                <w:bCs/>
+                <w:sz w:val="20"/>
+                <w:szCs w:val="20"/>
+                <w:u w:val="single"/>
+              </w:rPr>
+              <w:t>DECLARATION :</w:t>
+            </w:r>
+          </w:p>
+          <w:p>
+            <w:pPr>
+              <w:rPr>
+                <w:rFonts w:ascii="Arial Narrow" w:hAnsi="Arial Narrow" w:cs="Arial"/>
+                <w:bCs/>
+                <w:sz w:val="20"/>
+                <w:szCs w:val="20"/>
+              </w:rPr>
+            </w:pPr>
+            <w:r>
+              <w:rPr>
+                <w:rFonts w:ascii="Arial Narrow" w:hAnsi="Arial Narrow" w:cs="Arial"/>
+                <w:bCs/>
+                <w:sz w:val="20"/>
+                <w:szCs w:val="20"/>
+              </w:rPr>
+              <w:t>WE DECLARE THAT THIS INVOICE SHOWS THE ACTUAL PRICE OF THE GOODS .DECLARED THAT ALL THE PARTICULARS ARE TRUE AND CORRECT.WE DECLARE THAT THE GOODSARE OF INDIAN ORIGIN .</w:t>
+            </w:r>
+          </w:p>
+        </w:tc>
+        <w:tc>
+          <w:tcPr>
+            <w:tcW w:w="2954" w:type="dxa"/>
+            <w:vAlign w:val="bottom"/>
+          </w:tcPr>
+          <w:p>
+            <w:pPr>
+              <w:rPr>
+                <w:rFonts w:ascii="Arial Narrow" w:hAnsi="Arial Narrow" w:cs="Arial"/>
+                <w:b/>
+                <w:bCs/>
+                <w:sz w:val="20"/>
+                <w:szCs w:val="20"/>
+              </w:rPr>
+            </w:pPr>
+            <w:r>
+              <w:rPr>
+                <w:rFonts w:ascii="Arial Narrow" w:hAnsi="Arial Narrow" w:cs="Arial"/>
+                <w:b/>
+                <w:bCs/>
+                <w:sz w:val="20"/>
+                <w:szCs w:val="20"/>
+              </w:rPr>
+              <w:t>Authorised Signatory</w:t>
+            </w:r>
+          </w:p>
+        </w:tc>
+      </w:tr>
+    </w:tbl>
     <w:p>
       <w:pPr>
         <w:rPr>
@@ -3447,23 +3164,7 @@
         <w:sz w:val="14"/>
         <w:szCs w:val="14"/>
       </w:rPr>
-      <w:t xml:space="preserve"> By: {</w:t>
-    </w:r>
-    <w:proofErr w:type="spellStart"/>
-    <w:r>
-      <w:rPr>
-        <w:sz w:val="14"/>
-        <w:szCs w:val="14"/>
-      </w:rPr>
-      <w:t>PrintedBy</w:t>
-    </w:r>
-    <w:proofErr w:type="spellEnd"/>
-    <w:r>
-      <w:rPr>
-        <w:sz w:val="14"/>
-        <w:szCs w:val="14"/>
-      </w:rPr>
-      <w:t>}</w:t>
+      <w:t xml:space="preserve"> By: {PrintedBy}</w:t>
     </w:r>
     <w:r>
       <w:rPr>
@@ -3506,23 +3207,7 @@
         <w:sz w:val="14"/>
         <w:szCs w:val="14"/>
       </w:rPr>
-      <w:t>Created By: {</w:t>
-    </w:r>
-    <w:proofErr w:type="spellStart"/>
-    <w:r>
-      <w:rPr>
-        <w:sz w:val="14"/>
-        <w:szCs w:val="14"/>
-      </w:rPr>
-      <w:t>CreatedBy</w:t>
-    </w:r>
-    <w:proofErr w:type="spellEnd"/>
-    <w:r>
-      <w:rPr>
-        <w:sz w:val="14"/>
-        <w:szCs w:val="14"/>
-      </w:rPr>
-      <w:t>}</w:t>
+      <w:t>Created By: {CreatedBy}</w:t>
     </w:r>
     <w:r>
       <w:rPr>

--- a/APLOS/POPResources/Templates/CommercialInvoice202034.docx
+++ b/APLOS/POPResources/Templates/CommercialInvoice202034.docx
@@ -1788,7 +1788,7 @@
       </w:tr>
       <w:tr>
         <w:trPr>
-          <w:trHeight w:val="3071"/>
+          <w:trHeight w:val="3323"/>
         </w:trPr>
         <w:tc>
           <w:tcPr>
@@ -2005,17 +2005,6 @@
                 <w:sz w:val="19"/>
                 <w:szCs w:val="19"/>
               </w:rPr>
-              <w:t>Additional Info</w:t>
-            </w:r>
-            <w:r>
-              <w:rPr>
-                <w:rFonts w:ascii="Arial Narrow" w:eastAsia="Arial" w:hAnsi="Arial Narrow" w:cs="Tahoma"/>
-                <w:b/>
-                <w:bCs/>
-                <w:sz w:val="19"/>
-                <w:szCs w:val="19"/>
-              </w:rPr>
-              <w:br/>
               <w:t>{addInfo}</w:t>
             </w:r>
           </w:p>
@@ -2049,17 +2038,6 @@
                 <w:sz w:val="19"/>
                 <w:szCs w:val="19"/>
               </w:rPr>
-              <w:t>Conditions:</w:t>
-            </w:r>
-            <w:r>
-              <w:rPr>
-                <w:rFonts w:ascii="Arial Narrow" w:eastAsia="Arial" w:hAnsi="Arial Narrow" w:cs="Tahoma"/>
-                <w:b/>
-                <w:bCs/>
-                <w:sz w:val="19"/>
-                <w:szCs w:val="19"/>
-              </w:rPr>
-              <w:br/>
               <w:t>{conditions}</w:t>
             </w:r>
           </w:p>
